--- a/assets/06-T Matriz de brechas y escenarios.docx
+++ b/assets/06-T Matriz de brechas y escenarios.docx
@@ -1213,23 +1213,28 @@
     <w:tbl>
       <w:tblPr>
         <w:tblStyle w:val="Tablaconcuadrcula5oscura-nfasis1"/>
-        <w:tblW w:w="0" w:type="auto"/>
+        <w:tblW w:w="10380" w:type="dxa"/>
         <w:tblLook w:val="03E0" w:firstRow="1" w:lastRow="1" w:firstColumn="1" w:lastColumn="1" w:noHBand="1" w:noVBand="0"/>
       </w:tblPr>
       <w:tblGrid>
-        <w:gridCol w:w="1995"/>
-        <w:gridCol w:w="2235"/>
-        <w:gridCol w:w="2250"/>
-        <w:gridCol w:w="1725"/>
+        <w:gridCol w:w="1065"/>
+        <w:gridCol w:w="1065"/>
+        <w:gridCol w:w="1125"/>
+        <w:gridCol w:w="1260"/>
+        <w:gridCol w:w="1020"/>
+        <w:gridCol w:w="1335"/>
+        <w:gridCol w:w="1305"/>
+        <w:gridCol w:w="1260"/>
+        <w:gridCol w:w="945"/>
       </w:tblGrid>
       <w:tr>
         <w:trPr>
-          <w:trHeight w:val="1245"/>
+          <w:trHeight w:val="690"/>
         </w:trPr>
         <w:tc>
           <w:tcPr>
             <w:cnfStyle w:val="001000000000" w:firstRow="0" w:lastRow="0" w:firstColumn="1" w:lastColumn="0" w:oddVBand="0" w:evenVBand="0" w:oddHBand="0" w:evenHBand="0" w:firstRowFirstColumn="0" w:firstRowLastColumn="0" w:lastRowFirstColumn="0" w:lastRowLastColumn="0"/>
-            <w:tcW w:w="1995" w:type="dxa"/>
+            <w:tcW w:w="1065" w:type="dxa"/>
             <w:tcBorders>
               <w:right w:val="single" w:color="FFFFFF" w:themeColor="background1" w:sz="4"/>
             </w:tcBorders>
@@ -1239,10 +1244,6 @@
           <w:p>
             <w:pPr>
               <w:pStyle w:val="Normal"/>
-              <w:numPr>
-                <w:ilvl w:val="0"/>
-                <w:numId w:val="0"/>
-              </w:numPr>
               <w:suppressLineNumbers w:val="0"/>
               <w:bidi w:val="0"/>
               <w:spacing w:before="0" w:beforeAutospacing="off" w:after="0" w:afterAutospacing="off" w:line="240" w:lineRule="auto"/>
@@ -1250,18 +1251,20 @@
               <w:jc w:val="right"/>
               <w:rPr>
                 <w:rFonts w:eastAsia="Times New Roman" w:cs="Arial" w:cstheme="minorAscii"/>
-                <w:b w:val="0"/>
-                <w:bCs w:val="0"/>
-                <w:sz w:val="24"/>
-                <w:szCs w:val="24"/>
+                <w:b w:val="1"/>
+                <w:bCs w:val="1"/>
+                <w:sz w:val="18"/>
+                <w:szCs w:val="18"/>
                 <w:lang w:val="es-419" w:eastAsia="es-419"/>
               </w:rPr>
             </w:pPr>
             <w:r>
               <w:rPr>
                 <w:rFonts w:eastAsia="Times New Roman" w:cs="Arial" w:cstheme="minorAscii"/>
-                <w:sz w:val="24"/>
-                <w:szCs w:val="24"/>
+                <w:b w:val="1"/>
+                <w:bCs w:val="1"/>
+                <w:sz w:val="18"/>
+                <w:szCs w:val="18"/>
                 <w:lang w:val="es-419" w:eastAsia="es-419"/>
               </w:rPr>
               <w:t>Arq</w:t>
@@ -1269,8 +1272,10 @@
             <w:r>
               <w:rPr>
                 <w:rFonts w:eastAsia="Times New Roman" w:cs="Arial" w:cstheme="minorAscii"/>
-                <w:sz w:val="24"/>
-                <w:szCs w:val="24"/>
+                <w:b w:val="1"/>
+                <w:bCs w:val="1"/>
+                <w:sz w:val="18"/>
+                <w:szCs w:val="18"/>
                 <w:lang w:val="es-419" w:eastAsia="es-419"/>
               </w:rPr>
               <w:t>.</w:t>
@@ -1278,8 +1283,10 @@
             <w:r>
               <w:rPr>
                 <w:rFonts w:eastAsia="Times New Roman" w:cs="Arial" w:cstheme="minorAscii"/>
-                <w:sz w:val="24"/>
-                <w:szCs w:val="24"/>
+                <w:b w:val="1"/>
+                <w:bCs w:val="1"/>
+                <w:sz w:val="18"/>
+                <w:szCs w:val="18"/>
                 <w:lang w:val="es-419" w:eastAsia="es-419"/>
               </w:rPr>
               <w:t xml:space="preserve"> </w:t>
@@ -1290,18 +1297,20 @@
               <w:jc w:val="right"/>
               <w:rPr>
                 <w:rFonts w:eastAsia="Times New Roman" w:cs="Arial" w:cstheme="minorAscii"/>
-                <w:b w:val="0"/>
-                <w:bCs w:val="0"/>
-                <w:sz w:val="24"/>
-                <w:szCs w:val="24"/>
+                <w:b w:val="1"/>
+                <w:bCs w:val="1"/>
+                <w:sz w:val="18"/>
+                <w:szCs w:val="18"/>
                 <w:lang w:val="es-419" w:eastAsia="es-419"/>
               </w:rPr>
             </w:pPr>
             <w:r>
               <w:rPr>
                 <w:rFonts w:eastAsia="Times New Roman" w:cs="Arial" w:cstheme="minorAscii"/>
-                <w:sz w:val="24"/>
-                <w:szCs w:val="24"/>
+                <w:b w:val="1"/>
+                <w:bCs w:val="1"/>
+                <w:sz w:val="18"/>
+                <w:szCs w:val="18"/>
                 <w:lang w:val="es-419" w:eastAsia="es-419"/>
               </w:rPr>
               <w:t>Destino</w:t>
@@ -1312,16 +1321,20 @@
               <w:jc w:val="right"/>
               <w:rPr>
                 <w:rFonts w:eastAsia="Times New Roman" w:cs="Arial" w:cstheme="minorAscii"/>
-                <w:sz w:val="24"/>
-                <w:szCs w:val="24"/>
+                <w:b w:val="1"/>
+                <w:bCs w:val="1"/>
+                <w:sz w:val="18"/>
+                <w:szCs w:val="18"/>
                 <w:lang w:val="es-419" w:eastAsia="es-419"/>
               </w:rPr>
             </w:pPr>
             <w:r>
               <w:rPr>
                 <w:rFonts w:ascii="Symbol" w:hAnsi="Symbol" w:eastAsia="Symbol" w:cs="Arial" w:cstheme="minorAscii"/>
-                <w:sz w:val="24"/>
-                <w:szCs w:val="24"/>
+                <w:b w:val="1"/>
+                <w:bCs w:val="1"/>
+                <w:sz w:val="18"/>
+                <w:szCs w:val="18"/>
                 <w:lang w:val="es-419" w:eastAsia="es-419"/>
               </w:rPr>
               <w:t>®</w:t>
@@ -1330,98 +1343,114 @@
           <w:p>
             <w:pPr>
               <w:pStyle w:val="Normal"/>
-              <w:numPr>
-                <w:ilvl w:val="0"/>
-                <w:numId w:val="0"/>
-              </w:numPr>
               <w:suppressLineNumbers w:val="0"/>
               <w:bidi w:val="0"/>
               <w:spacing w:before="0" w:beforeAutospacing="off" w:after="0" w:afterAutospacing="off" w:line="240" w:lineRule="auto"/>
               <w:ind w:left="0" w:right="0"/>
               <w:jc w:val="left"/>
-            </w:pPr>
-            <w:r>
+              <w:rPr>
+                <w:rFonts w:eastAsia="Times New Roman" w:cs="Arial" w:cstheme="minorAscii"/>
+                <w:b w:val="1"/>
+                <w:bCs w:val="1"/>
+                <w:sz w:val="18"/>
+                <w:szCs w:val="18"/>
+                <w:lang w:val="es-419" w:eastAsia="es-419"/>
+              </w:rPr>
+            </w:pPr>
+            <w:r>
+              <w:rPr>
+                <w:rFonts w:eastAsia="Times New Roman" w:cs="Arial" w:cstheme="minorAscii"/>
+                <w:b w:val="1"/>
+                <w:bCs w:val="1"/>
+                <w:sz w:val="18"/>
+                <w:szCs w:val="18"/>
+                <w:lang w:val="es-419" w:eastAsia="es-419"/>
+              </w:rPr>
+              <w:t>Arq</w:t>
+            </w:r>
+            <w:r>
+              <w:rPr>
+                <w:rFonts w:eastAsia="Times New Roman" w:cs="Arial" w:cstheme="minorAscii"/>
+                <w:b w:val="1"/>
+                <w:bCs w:val="1"/>
+                <w:sz w:val="18"/>
+                <w:szCs w:val="18"/>
+                <w:lang w:val="es-419" w:eastAsia="es-419"/>
+              </w:rPr>
+              <w:t>.</w:t>
+            </w:r>
+          </w:p>
+          <w:p>
+            <w:pPr>
+              <w:rPr>
+                <w:rFonts w:eastAsia="Times New Roman" w:cs="Arial" w:cstheme="minorAscii"/>
+                <w:b w:val="1"/>
+                <w:bCs w:val="1"/>
+                <w:sz w:val="18"/>
+                <w:szCs w:val="18"/>
+                <w:lang w:val="es-419" w:eastAsia="es-419"/>
+              </w:rPr>
+            </w:pPr>
+            <w:r>
+              <w:rPr>
+                <w:rFonts w:eastAsia="Times New Roman" w:cs="Arial" w:cstheme="minorAscii"/>
+                <w:b w:val="1"/>
+                <w:bCs w:val="1"/>
+                <w:sz w:val="18"/>
+                <w:szCs w:val="18"/>
+                <w:lang w:val="es-419" w:eastAsia="es-419"/>
+              </w:rPr>
+              <w:t>Base</w:t>
+            </w:r>
+            <w:r>
+              <w:rPr>
+                <w:rFonts w:eastAsia="Times New Roman" w:cs="Arial" w:cstheme="minorAscii"/>
+                <w:b w:val="1"/>
+                <w:bCs w:val="1"/>
+                <w:sz w:val="18"/>
+                <w:szCs w:val="18"/>
+                <w:lang w:val="es-419" w:eastAsia="es-419"/>
+              </w:rPr>
+              <w:t xml:space="preserve"> </w:t>
+            </w:r>
+            <w:r>
+              <w:rPr>
+                <w:rFonts w:eastAsia="Times New Roman" w:cs="Arial" w:cstheme="minorAscii"/>
+                <w:b w:val="1"/>
+                <w:bCs w:val="1"/>
+                <w:sz w:val="18"/>
+                <w:szCs w:val="18"/>
+                <w:lang w:val="es-419" w:eastAsia="es-419"/>
+              </w:rPr>
+              <w:t xml:space="preserve">     </w:t>
+            </w:r>
+            <w:r>
+              <w:rPr>
+                <w:rFonts w:ascii="Symbol" w:hAnsi="Symbol" w:eastAsia="Symbol" w:cs="Arial" w:cstheme="minorAscii"/>
+                <w:b w:val="1"/>
+                <w:bCs w:val="1"/>
+                <w:sz w:val="18"/>
+                <w:szCs w:val="18"/>
+                <w:lang w:val="es-419" w:eastAsia="es-419"/>
+              </w:rPr>
+              <w:t>¯</w:t>
+            </w:r>
+          </w:p>
+          <w:p>
+            <w:pPr>
               <w:rPr>
                 <w:rFonts w:eastAsia="Times New Roman" w:cs="Arial" w:cstheme="minorAscii"/>
                 <w:sz w:val="24"/>
                 <w:szCs w:val="24"/>
                 <w:lang w:val="es-419" w:eastAsia="es-419"/>
               </w:rPr>
-              <w:t>Arq</w:t>
-            </w:r>
-            <w:r>
-              <w:rPr>
-                <w:rFonts w:eastAsia="Times New Roman" w:cs="Arial" w:cstheme="minorAscii"/>
-                <w:sz w:val="24"/>
-                <w:szCs w:val="24"/>
-                <w:lang w:val="es-419" w:eastAsia="es-419"/>
-              </w:rPr>
-              <w:t>.</w:t>
-            </w:r>
-          </w:p>
-          <w:p>
-            <w:pPr>
-              <w:rPr>
-                <w:rFonts w:eastAsia="Times New Roman" w:cs="Arial" w:cstheme="minorAscii"/>
-                <w:b w:val="0"/>
-                <w:bCs w:val="0"/>
-                <w:sz w:val="24"/>
-                <w:szCs w:val="24"/>
-                <w:lang w:val="es-419" w:eastAsia="es-419"/>
-              </w:rPr>
-            </w:pPr>
-            <w:r>
-              <w:rPr>
-                <w:rFonts w:eastAsia="Times New Roman" w:cs="Arial" w:cstheme="minorAscii"/>
-                <w:sz w:val="24"/>
-                <w:szCs w:val="24"/>
-                <w:lang w:val="es-419" w:eastAsia="es-419"/>
-              </w:rPr>
-              <w:t>Base</w:t>
-            </w:r>
-            <w:r>
-              <w:rPr>
-                <w:rFonts w:eastAsia="Times New Roman" w:cs="Arial" w:cstheme="minorAscii"/>
-                <w:sz w:val="24"/>
-                <w:szCs w:val="24"/>
-                <w:lang w:val="es-419" w:eastAsia="es-419"/>
-              </w:rPr>
-              <w:t xml:space="preserve"> </w:t>
-            </w:r>
-            <w:r>
-              <w:rPr>
-                <w:rFonts w:eastAsia="Times New Roman" w:cs="Arial" w:cstheme="minorAscii"/>
-                <w:sz w:val="24"/>
-                <w:szCs w:val="24"/>
-                <w:lang w:val="es-419" w:eastAsia="es-419"/>
-              </w:rPr>
-              <w:t xml:space="preserve">     </w:t>
-            </w:r>
-            <w:r>
-              <w:rPr>
-                <w:rFonts w:ascii="Symbol" w:hAnsi="Symbol" w:eastAsia="Symbol" w:cs="Arial" w:cstheme="minorAscii"/>
-                <w:sz w:val="24"/>
-                <w:szCs w:val="24"/>
-                <w:lang w:val="es-419" w:eastAsia="es-419"/>
-              </w:rPr>
-              <w:t>¯</w:t>
-            </w:r>
-          </w:p>
-          <w:p>
-            <w:pPr>
-              <w:rPr>
-                <w:rFonts w:eastAsia="Times New Roman" w:cs="Arial" w:cstheme="minorAscii"/>
-                <w:sz w:val="24"/>
-                <w:szCs w:val="24"/>
-                <w:lang w:val="es-419" w:eastAsia="es-419"/>
-              </w:rPr>
             </w:pPr>
           </w:p>
         </w:tc>
         <w:tc>
           <w:tcPr>
             <w:cnfStyle w:val="000010000000" w:firstRow="0" w:lastRow="0" w:firstColumn="0" w:lastColumn="0" w:oddVBand="1" w:evenVBand="0" w:oddHBand="0" w:evenHBand="0" w:firstRowFirstColumn="0" w:firstRowLastColumn="0" w:lastRowFirstColumn="0" w:lastRowLastColumn="0"/>
-            <w:tcW w:w="2235" w:type="dxa"/>
+            <w:tcW w:w="1065" w:type="dxa"/>
             <w:tcBorders>
               <w:left w:val="single" w:color="FFFFFF" w:themeColor="background1" w:sz="4"/>
               <w:right w:val="single" w:color="FFFFFF" w:themeColor="background1" w:sz="4"/>
@@ -1433,12 +1462,1574 @@
           <w:p>
             <w:pPr>
               <w:pStyle w:val="Normal"/>
-              <w:numPr>
-                <w:ilvl w:val="0"/>
-                <w:numId w:val="0"/>
-              </w:numPr>
               <w:jc w:val="center"/>
-            </w:pPr>
+              <w:rPr>
+                <w:rFonts w:ascii="Arial" w:hAnsi="Arial" w:eastAsia="Arial" w:cs="Arial"/>
+                <w:b w:val="0"/>
+                <w:bCs w:val="0"/>
+                <w:noProof w:val="0"/>
+                <w:color w:val="auto"/>
+                <w:sz w:val="18"/>
+                <w:szCs w:val="18"/>
+                <w:lang w:val="es-419"/>
+              </w:rPr>
+            </w:pPr>
+            <w:r>
+              <w:rPr>
+                <w:rFonts w:ascii="Arial" w:hAnsi="Arial" w:eastAsia="Arial" w:cs="Arial"/>
+                <w:b w:val="0"/>
+                <w:bCs w:val="0"/>
+                <w:noProof w:val="0"/>
+                <w:color w:val="auto"/>
+                <w:sz w:val="18"/>
+                <w:szCs w:val="18"/>
+                <w:lang w:val="es-419"/>
+              </w:rPr>
+              <w:t>Búsqueda de terrenos</w:t>
+            </w:r>
+          </w:p>
+        </w:tc>
+        <w:tc>
+          <w:tcPr>
+            <w:cnfStyle w:val="000001000000" w:firstRow="0" w:lastRow="0" w:firstColumn="0" w:lastColumn="0" w:oddVBand="0" w:evenVBand="1" w:oddHBand="0" w:evenHBand="0" w:firstRowFirstColumn="0" w:firstRowLastColumn="0" w:lastRowFirstColumn="0" w:lastRowLastColumn="0"/>
+            <w:tcW w:w="1125" w:type="dxa"/>
+            <w:tcBorders>
+              <w:left w:val="single" w:color="FFFFFF" w:themeColor="background1" w:sz="4"/>
+              <w:right w:val="single" w:color="FFFFFF" w:themeColor="background1" w:sz="4"/>
+            </w:tcBorders>
+            <w:shd w:val="clear" w:color="auto" w:fill="86BB40" w:themeFill="accent2"/>
+            <w:tcMar/>
+            <w:vAlign w:val="center"/>
+          </w:tcPr>
+          <w:p>
+            <w:pPr>
+              <w:pStyle w:val="Normal"/>
+              <w:jc w:val="center"/>
+              <w:rPr>
+                <w:rFonts w:eastAsia="Times New Roman" w:cs="Arial" w:cstheme="minorAscii"/>
+                <w:b w:val="0"/>
+                <w:bCs w:val="0"/>
+                <w:color w:val="auto"/>
+                <w:sz w:val="18"/>
+                <w:szCs w:val="18"/>
+                <w:lang w:val="es-419" w:eastAsia="es-419"/>
+              </w:rPr>
+            </w:pPr>
+            <w:r>
+              <w:rPr>
+                <w:rFonts w:eastAsia="Times New Roman" w:cs="Arial" w:cstheme="minorAscii"/>
+                <w:b w:val="0"/>
+                <w:bCs w:val="0"/>
+                <w:color w:val="auto"/>
+                <w:sz w:val="18"/>
+                <w:szCs w:val="18"/>
+                <w:lang w:val="es-419" w:eastAsia="es-419"/>
+              </w:rPr>
+              <w:t>Análisis de mercado y zonificación</w:t>
+            </w:r>
+          </w:p>
+        </w:tc>
+        <w:tc>
+          <w:tcPr>
+            <w:cnfStyle w:val="000010000000" w:firstRow="0" w:lastRow="0" w:firstColumn="0" w:lastColumn="0" w:oddVBand="1" w:evenVBand="0" w:oddHBand="0" w:evenHBand="0" w:firstRowFirstColumn="0" w:firstRowLastColumn="0" w:lastRowFirstColumn="0" w:lastRowLastColumn="0"/>
+            <w:tcW w:w="1260" w:type="dxa"/>
+            <w:tcBorders>
+              <w:left w:val="single" w:color="FFFFFF" w:themeColor="background1" w:sz="4"/>
+              <w:right w:val="single" w:color="FFFFFF" w:themeColor="background1" w:sz="4"/>
+            </w:tcBorders>
+            <w:shd w:val="clear" w:color="auto" w:fill="86BB40" w:themeFill="accent2"/>
+            <w:tcMar/>
+            <w:vAlign w:val="center"/>
+          </w:tcPr>
+          <w:p>
+            <w:pPr>
+              <w:pStyle w:val="Normal"/>
+              <w:jc w:val="center"/>
+              <w:rPr>
+                <w:rFonts w:ascii="Arial" w:hAnsi="Arial" w:eastAsia="Arial" w:cs="Arial"/>
+                <w:b w:val="0"/>
+                <w:bCs w:val="0"/>
+                <w:i w:val="0"/>
+                <w:iCs w:val="0"/>
+                <w:caps w:val="0"/>
+                <w:smallCaps w:val="0"/>
+                <w:strike w:val="0"/>
+                <w:dstrike w:val="0"/>
+                <w:noProof w:val="0"/>
+                <w:color w:val="auto"/>
+                <w:sz w:val="18"/>
+                <w:szCs w:val="18"/>
+                <w:u w:val="none"/>
+                <w:lang w:val="es-AR"/>
+              </w:rPr>
+            </w:pPr>
+            <w:r>
+              <w:rPr>
+                <w:rFonts w:ascii="Arial" w:hAnsi="Arial" w:eastAsia="Arial" w:cs="Arial"/>
+                <w:b w:val="0"/>
+                <w:bCs w:val="0"/>
+                <w:i w:val="0"/>
+                <w:iCs w:val="0"/>
+                <w:caps w:val="0"/>
+                <w:smallCaps w:val="0"/>
+                <w:strike w:val="0"/>
+                <w:dstrike w:val="0"/>
+                <w:noProof w:val="0"/>
+                <w:color w:val="auto"/>
+                <w:sz w:val="18"/>
+                <w:szCs w:val="18"/>
+                <w:u w:val="none"/>
+                <w:lang w:val="es-AR"/>
+              </w:rPr>
+              <w:t>Negociación de compra Negociación de compra</w:t>
+            </w:r>
+          </w:p>
+        </w:tc>
+        <w:tc>
+          <w:tcPr>
+            <w:cnfStyle w:val="000001000000" w:firstRow="0" w:lastRow="0" w:firstColumn="0" w:lastColumn="0" w:oddVBand="0" w:evenVBand="1" w:oddHBand="0" w:evenHBand="0" w:firstRowFirstColumn="0" w:firstRowLastColumn="0" w:lastRowFirstColumn="0" w:lastRowLastColumn="0"/>
+            <w:tcW w:w="1020" w:type="dxa"/>
+            <w:tcBorders>
+              <w:left w:val="single" w:color="FFFFFF" w:themeColor="background1" w:sz="4"/>
+              <w:right w:val="single" w:color="FFFFFF" w:themeColor="background1" w:sz="4"/>
+            </w:tcBorders>
+            <w:shd w:val="clear" w:color="auto" w:fill="86BB40" w:themeFill="accent2"/>
+            <w:tcMar/>
+            <w:vAlign w:val="center"/>
+          </w:tcPr>
+          <w:p>
+            <w:pPr>
+              <w:pStyle w:val="Normal"/>
+              <w:jc w:val="center"/>
+              <w:rPr>
+                <w:rFonts w:eastAsia="Times New Roman" w:cs="Arial" w:cstheme="minorAscii"/>
+                <w:b w:val="0"/>
+                <w:bCs w:val="0"/>
+                <w:color w:val="auto"/>
+                <w:sz w:val="18"/>
+                <w:szCs w:val="18"/>
+                <w:lang w:val="es-419" w:eastAsia="es-419"/>
+              </w:rPr>
+            </w:pPr>
+            <w:r>
+              <w:rPr>
+                <w:rFonts w:eastAsia="Times New Roman" w:cs="Arial" w:cstheme="minorAscii"/>
+                <w:b w:val="0"/>
+                <w:bCs w:val="0"/>
+                <w:color w:val="auto"/>
+                <w:sz w:val="18"/>
+                <w:szCs w:val="18"/>
+                <w:lang w:val="es-419" w:eastAsia="es-419"/>
+              </w:rPr>
+              <w:t>Creación del proyecto</w:t>
+            </w:r>
+          </w:p>
+        </w:tc>
+        <w:tc>
+          <w:tcPr>
+            <w:cnfStyle w:val="000010000000" w:firstRow="0" w:lastRow="0" w:firstColumn="0" w:lastColumn="0" w:oddVBand="1" w:evenVBand="0" w:oddHBand="0" w:evenHBand="0" w:firstRowFirstColumn="0" w:firstRowLastColumn="0" w:lastRowFirstColumn="0" w:lastRowLastColumn="0"/>
+            <w:tcW w:w="1335" w:type="dxa"/>
+            <w:tcBorders>
+              <w:left w:val="single" w:color="FFFFFF" w:themeColor="background1" w:sz="4"/>
+              <w:right w:val="single" w:color="FFFFFF" w:themeColor="background1" w:sz="4"/>
+            </w:tcBorders>
+            <w:shd w:val="clear" w:color="auto" w:fill="86BB40" w:themeFill="accent2"/>
+            <w:tcMar/>
+            <w:vAlign w:val="center"/>
+          </w:tcPr>
+          <w:p>
+            <w:pPr>
+              <w:pStyle w:val="Normal"/>
+              <w:jc w:val="center"/>
+              <w:rPr>
+                <w:rFonts w:eastAsia="Times New Roman" w:cs="Arial" w:cstheme="minorAscii"/>
+                <w:b w:val="0"/>
+                <w:bCs w:val="0"/>
+                <w:color w:val="auto"/>
+                <w:sz w:val="18"/>
+                <w:szCs w:val="18"/>
+                <w:lang w:val="es-419" w:eastAsia="es-419"/>
+              </w:rPr>
+            </w:pPr>
+            <w:r>
+              <w:rPr>
+                <w:rFonts w:eastAsia="Times New Roman" w:cs="Arial" w:cstheme="minorAscii"/>
+                <w:b w:val="0"/>
+                <w:bCs w:val="0"/>
+                <w:color w:val="auto"/>
+                <w:sz w:val="18"/>
+                <w:szCs w:val="18"/>
+                <w:lang w:val="es-419" w:eastAsia="es-419"/>
+              </w:rPr>
+              <w:t>Aprobaciones en municipalidad</w:t>
+            </w:r>
+          </w:p>
+        </w:tc>
+        <w:tc>
+          <w:tcPr>
+            <w:cnfStyle w:val="000001000000" w:firstRow="0" w:lastRow="0" w:firstColumn="0" w:lastColumn="0" w:oddVBand="0" w:evenVBand="1" w:oddHBand="0" w:evenHBand="0" w:firstRowFirstColumn="0" w:firstRowLastColumn="0" w:lastRowFirstColumn="0" w:lastRowLastColumn="0"/>
+            <w:tcW w:w="1305" w:type="dxa"/>
+            <w:tcBorders>
+              <w:left w:val="single" w:color="FFFFFF" w:themeColor="background1" w:sz="4"/>
+              <w:right w:val="single" w:color="FFFFFF" w:themeColor="background1" w:sz="4"/>
+            </w:tcBorders>
+            <w:shd w:val="clear" w:color="auto" w:fill="86BB40" w:themeFill="accent2"/>
+            <w:tcMar/>
+            <w:vAlign w:val="center"/>
+          </w:tcPr>
+          <w:p>
+            <w:pPr>
+              <w:pStyle w:val="Normal"/>
+              <w:jc w:val="center"/>
+              <w:rPr>
+                <w:rFonts w:ascii="Arial" w:hAnsi="Arial" w:eastAsia="Arial" w:cs="Arial"/>
+                <w:noProof w:val="0"/>
+                <w:color w:val="auto"/>
+                <w:sz w:val="22"/>
+                <w:szCs w:val="22"/>
+                <w:lang w:val="es-419"/>
+              </w:rPr>
+            </w:pPr>
+            <w:r>
+              <w:rPr>
+                <w:rFonts w:ascii="Arial" w:hAnsi="Arial" w:eastAsia="Arial" w:cs="Arial"/>
+                <w:b w:val="0"/>
+                <w:bCs w:val="0"/>
+                <w:i w:val="0"/>
+                <w:iCs w:val="0"/>
+                <w:caps w:val="0"/>
+                <w:smallCaps w:val="0"/>
+                <w:strike w:val="0"/>
+                <w:dstrike w:val="0"/>
+                <w:noProof w:val="0"/>
+                <w:color w:val="auto"/>
+                <w:sz w:val="19"/>
+                <w:szCs w:val="19"/>
+                <w:u w:val="none"/>
+                <w:lang w:val="es-AR"/>
+              </w:rPr>
+              <w:t>Contratos con proveedores</w:t>
+            </w:r>
+          </w:p>
+        </w:tc>
+        <w:tc>
+          <w:tcPr>
+            <w:cnfStyle w:val="000010000000" w:firstRow="0" w:lastRow="0" w:firstColumn="0" w:lastColumn="0" w:oddVBand="1" w:evenVBand="0" w:oddHBand="0" w:evenHBand="0" w:firstRowFirstColumn="0" w:firstRowLastColumn="0" w:lastRowFirstColumn="0" w:lastRowLastColumn="0"/>
+            <w:tcW w:w="1260" w:type="dxa"/>
+            <w:tcBorders>
+              <w:left w:val="single" w:color="FFFFFF" w:themeColor="background1" w:sz="4"/>
+              <w:right w:val="single" w:color="FFFFFF" w:themeColor="background1" w:sz="4"/>
+            </w:tcBorders>
+            <w:shd w:val="clear" w:color="auto" w:fill="86BB40" w:themeFill="accent2"/>
+            <w:tcMar/>
+            <w:vAlign w:val="center"/>
+          </w:tcPr>
+          <w:p>
+            <w:pPr>
+              <w:pStyle w:val="Normal"/>
+              <w:jc w:val="center"/>
+              <w:rPr>
+                <w:rFonts w:ascii="Arial" w:hAnsi="Arial" w:eastAsia="Arial" w:cs="Arial"/>
+                <w:b w:val="0"/>
+                <w:bCs w:val="0"/>
+                <w:i w:val="0"/>
+                <w:iCs w:val="0"/>
+                <w:caps w:val="0"/>
+                <w:smallCaps w:val="0"/>
+                <w:strike w:val="0"/>
+                <w:dstrike w:val="0"/>
+                <w:noProof w:val="0"/>
+                <w:color w:val="000000" w:themeColor="text1" w:themeTint="FF" w:themeShade="FF"/>
+                <w:sz w:val="18"/>
+                <w:szCs w:val="18"/>
+                <w:u w:val="none"/>
+                <w:lang w:val="es-AR"/>
+              </w:rPr>
+            </w:pPr>
+            <w:r>
+              <w:rPr>
+                <w:rFonts w:ascii="Arial" w:hAnsi="Arial" w:eastAsia="Arial" w:cs="Arial"/>
+                <w:b w:val="0"/>
+                <w:bCs w:val="0"/>
+                <w:i w:val="0"/>
+                <w:iCs w:val="0"/>
+                <w:caps w:val="0"/>
+                <w:smallCaps w:val="0"/>
+                <w:strike w:val="0"/>
+                <w:dstrike w:val="0"/>
+                <w:noProof w:val="0"/>
+                <w:color w:val="auto"/>
+                <w:sz w:val="18"/>
+                <w:szCs w:val="18"/>
+                <w:u w:val="none"/>
+                <w:lang w:val="es-AR"/>
+              </w:rPr>
+              <w:t>Comercialización y obra en paralelo</w:t>
+            </w:r>
+          </w:p>
+        </w:tc>
+        <w:tc>
+          <w:tcPr>
+            <w:cnfStyle w:val="000100000000" w:firstRow="0" w:lastRow="0" w:firstColumn="0" w:lastColumn="1" w:oddVBand="0" w:evenVBand="0" w:oddHBand="0" w:evenHBand="0" w:firstRowFirstColumn="0" w:firstRowLastColumn="0" w:lastRowFirstColumn="0" w:lastRowLastColumn="0"/>
+            <w:tcW w:w="945" w:type="dxa"/>
+            <w:tcBorders>
+              <w:left w:val="single" w:color="FFFFFF" w:themeColor="background1" w:sz="4"/>
+            </w:tcBorders>
+            <w:shd w:val="clear" w:color="auto" w:fill="86BB40" w:themeFill="accent2"/>
+            <w:tcMar/>
+            <w:vAlign w:val="center"/>
+          </w:tcPr>
+          <w:p>
+            <w:pPr>
+              <w:jc w:val="center"/>
+              <w:rPr>
+                <w:rFonts w:eastAsia="Times New Roman" w:cs="Arial" w:cstheme="minorAscii"/>
+                <w:b w:val="1"/>
+                <w:bCs w:val="1"/>
+                <w:sz w:val="18"/>
+                <w:szCs w:val="18"/>
+                <w:lang w:val="es-419" w:eastAsia="es-419"/>
+              </w:rPr>
+            </w:pPr>
+            <w:r>
+              <w:rPr>
+                <w:rFonts w:eastAsia="Times New Roman" w:cs="Arial" w:cstheme="minorAscii"/>
+                <w:b w:val="1"/>
+                <w:bCs w:val="1"/>
+                <w:sz w:val="18"/>
+                <w:szCs w:val="18"/>
+                <w:lang w:val="es-419" w:eastAsia="es-419"/>
+              </w:rPr>
+              <w:t>ABB Eliminado</w:t>
+            </w:r>
+            <w:r>
+              <w:rPr>
+                <w:rFonts w:eastAsia="Times New Roman" w:cs="Arial" w:cstheme="minorAscii"/>
+                <w:b w:val="1"/>
+                <w:bCs w:val="1"/>
+                <w:sz w:val="18"/>
+                <w:szCs w:val="18"/>
+                <w:lang w:val="es-419" w:eastAsia="es-419"/>
+              </w:rPr>
+              <w:t>s o Faltantes</w:t>
+            </w:r>
+          </w:p>
+        </w:tc>
+      </w:tr>
+      <w:tr>
+        <w:trPr>
+          <w:trHeight w:val="483"/>
+        </w:trPr>
+        <w:tc>
+          <w:tcPr>
+            <w:cnfStyle w:val="001000000000" w:firstRow="0" w:lastRow="0" w:firstColumn="1" w:lastColumn="0" w:oddVBand="0" w:evenVBand="0" w:oddHBand="0" w:evenHBand="0" w:firstRowFirstColumn="0" w:firstRowLastColumn="0" w:lastRowFirstColumn="0" w:lastRowLastColumn="0"/>
+            <w:tcW w:w="1065" w:type="dxa"/>
+            <w:shd w:val="clear" w:color="auto" w:fill="86BB40" w:themeFill="accent2"/>
+            <w:tcMar/>
+            <w:vAlign w:val="center"/>
+          </w:tcPr>
+          <w:p>
+            <w:pPr>
+              <w:pStyle w:val="Normal"/>
+              <w:jc w:val="center"/>
+              <w:rPr>
+                <w:rFonts w:ascii="Arial" w:hAnsi="Arial" w:eastAsia="Arial" w:cs="Arial"/>
+                <w:b w:val="0"/>
+                <w:bCs w:val="0"/>
+                <w:noProof w:val="0"/>
+                <w:color w:val="auto"/>
+                <w:sz w:val="18"/>
+                <w:szCs w:val="18"/>
+                <w:lang w:val="es-419"/>
+              </w:rPr>
+            </w:pPr>
+            <w:r>
+              <w:rPr>
+                <w:rFonts w:ascii="Arial" w:hAnsi="Arial" w:eastAsia="Arial" w:cs="Arial"/>
+                <w:b w:val="0"/>
+                <w:bCs w:val="0"/>
+                <w:noProof w:val="0"/>
+                <w:color w:val="auto"/>
+                <w:sz w:val="18"/>
+                <w:szCs w:val="18"/>
+                <w:lang w:val="es-419"/>
+              </w:rPr>
+              <w:t>Búsqueda de terrenos</w:t>
+            </w:r>
+          </w:p>
+        </w:tc>
+        <w:tc>
+          <w:tcPr>
+            <w:cnfStyle w:val="000010000000" w:firstRow="0" w:lastRow="0" w:firstColumn="0" w:lastColumn="0" w:oddVBand="1" w:evenVBand="0" w:oddHBand="0" w:evenHBand="0" w:firstRowFirstColumn="0" w:firstRowLastColumn="0" w:lastRowFirstColumn="0" w:lastRowLastColumn="0"/>
+            <w:tcW w:w="1065" w:type="dxa"/>
+            <w:shd w:val="clear" w:color="auto" w:fill="648C30" w:themeFill="accent2" w:themeFillShade="BF"/>
+            <w:tcMar/>
+            <w:vAlign w:val="center"/>
+          </w:tcPr>
+          <w:p>
+            <w:pPr>
+              <w:jc w:val="center"/>
+              <w:rPr>
+                <w:rFonts w:eastAsia="Times New Roman" w:cs="Arial" w:cstheme="minorAscii"/>
+                <w:color w:val="auto"/>
+                <w:sz w:val="18"/>
+                <w:szCs w:val="18"/>
+                <w:lang w:val="es-419" w:eastAsia="es-419"/>
+              </w:rPr>
+            </w:pPr>
+            <w:r>
+              <w:rPr>
+                <w:rFonts w:eastAsia="Times New Roman" w:cs="Arial" w:cstheme="minorAscii"/>
+                <w:color w:val="auto"/>
+                <w:sz w:val="18"/>
+                <w:szCs w:val="18"/>
+                <w:lang w:val="es-419" w:eastAsia="es-419"/>
+              </w:rPr>
+              <w:t>Mantener</w:t>
+            </w:r>
+          </w:p>
+        </w:tc>
+        <w:tc>
+          <w:tcPr>
+            <w:cnfStyle w:val="000001000000" w:firstRow="0" w:lastRow="0" w:firstColumn="0" w:lastColumn="0" w:oddVBand="0" w:evenVBand="1" w:oddHBand="0" w:evenHBand="0" w:firstRowFirstColumn="0" w:firstRowLastColumn="0" w:lastRowFirstColumn="0" w:lastRowLastColumn="0"/>
+            <w:tcW w:w="1125" w:type="dxa"/>
+            <w:shd w:val="clear" w:color="auto" w:fill="648C30" w:themeFill="accent2" w:themeFillShade="BF"/>
+            <w:tcMar/>
+            <w:vAlign w:val="center"/>
+          </w:tcPr>
+          <w:p>
+            <w:pPr>
+              <w:pStyle w:val="Normal"/>
+              <w:jc w:val="center"/>
+              <w:rPr>
+                <w:rFonts w:ascii="Arial" w:hAnsi="Arial" w:eastAsia="Arial" w:cs="Arial"/>
+                <w:b w:val="0"/>
+                <w:bCs w:val="0"/>
+                <w:noProof w:val="0"/>
+                <w:color w:val="auto"/>
+                <w:sz w:val="22"/>
+                <w:szCs w:val="22"/>
+                <w:lang w:val="es-419"/>
+              </w:rPr>
+            </w:pPr>
+          </w:p>
+        </w:tc>
+        <w:tc>
+          <w:tcPr>
+            <w:cnfStyle w:val="000010000000" w:firstRow="0" w:lastRow="0" w:firstColumn="0" w:lastColumn="0" w:oddVBand="1" w:evenVBand="0" w:oddHBand="0" w:evenHBand="0" w:firstRowFirstColumn="0" w:firstRowLastColumn="0" w:lastRowFirstColumn="0" w:lastRowLastColumn="0"/>
+            <w:tcW w:w="1260" w:type="dxa"/>
+            <w:shd w:val="clear" w:color="auto" w:fill="648C30" w:themeFill="accent2" w:themeFillShade="BF"/>
+            <w:tcMar/>
+            <w:vAlign w:val="center"/>
+          </w:tcPr>
+          <w:p>
+            <w:pPr>
+              <w:pStyle w:val="Normal"/>
+              <w:jc w:val="center"/>
+              <w:rPr>
+                <w:rFonts w:ascii="Arial" w:hAnsi="Arial" w:eastAsia="Arial" w:cs="Arial"/>
+                <w:b w:val="0"/>
+                <w:bCs w:val="0"/>
+                <w:noProof w:val="0"/>
+                <w:color w:val="auto"/>
+                <w:sz w:val="22"/>
+                <w:szCs w:val="22"/>
+                <w:lang w:val="es-419"/>
+              </w:rPr>
+            </w:pPr>
+          </w:p>
+        </w:tc>
+        <w:tc>
+          <w:tcPr>
+            <w:cnfStyle w:val="000001000000" w:firstRow="0" w:lastRow="0" w:firstColumn="0" w:lastColumn="0" w:oddVBand="0" w:evenVBand="1" w:oddHBand="0" w:evenHBand="0" w:firstRowFirstColumn="0" w:firstRowLastColumn="0" w:lastRowFirstColumn="0" w:lastRowLastColumn="0"/>
+            <w:tcW w:w="1020" w:type="dxa"/>
+            <w:shd w:val="clear" w:color="auto" w:fill="648C30" w:themeFill="accent2" w:themeFillShade="BF"/>
+            <w:tcMar/>
+            <w:vAlign w:val="center"/>
+          </w:tcPr>
+          <w:p>
+            <w:pPr>
+              <w:pStyle w:val="Normal"/>
+              <w:jc w:val="center"/>
+              <w:rPr>
+                <w:rFonts w:ascii="Arial" w:hAnsi="Arial" w:eastAsia="Arial" w:cs="Arial"/>
+                <w:b w:val="0"/>
+                <w:bCs w:val="0"/>
+                <w:noProof w:val="0"/>
+                <w:color w:val="auto"/>
+                <w:sz w:val="22"/>
+                <w:szCs w:val="22"/>
+                <w:lang w:val="es-419"/>
+              </w:rPr>
+            </w:pPr>
+          </w:p>
+        </w:tc>
+        <w:tc>
+          <w:tcPr>
+            <w:cnfStyle w:val="000010000000" w:firstRow="0" w:lastRow="0" w:firstColumn="0" w:lastColumn="0" w:oddVBand="1" w:evenVBand="0" w:oddHBand="0" w:evenHBand="0" w:firstRowFirstColumn="0" w:firstRowLastColumn="0" w:lastRowFirstColumn="0" w:lastRowLastColumn="0"/>
+            <w:tcW w:w="1335" w:type="dxa"/>
+            <w:shd w:val="clear" w:color="auto" w:fill="648C30" w:themeFill="accent2" w:themeFillShade="BF"/>
+            <w:tcMar/>
+            <w:vAlign w:val="center"/>
+          </w:tcPr>
+          <w:p>
+            <w:pPr>
+              <w:pStyle w:val="Normal"/>
+              <w:jc w:val="center"/>
+              <w:rPr>
+                <w:rFonts w:ascii="Arial" w:hAnsi="Arial" w:eastAsia="Arial" w:cs="Arial"/>
+                <w:b w:val="0"/>
+                <w:bCs w:val="0"/>
+                <w:noProof w:val="0"/>
+                <w:color w:val="auto"/>
+                <w:sz w:val="22"/>
+                <w:szCs w:val="22"/>
+                <w:lang w:val="es-419"/>
+              </w:rPr>
+            </w:pPr>
+          </w:p>
+        </w:tc>
+        <w:tc>
+          <w:tcPr>
+            <w:cnfStyle w:val="000001000000" w:firstRow="0" w:lastRow="0" w:firstColumn="0" w:lastColumn="0" w:oddVBand="0" w:evenVBand="1" w:oddHBand="0" w:evenHBand="0" w:firstRowFirstColumn="0" w:firstRowLastColumn="0" w:lastRowFirstColumn="0" w:lastRowLastColumn="0"/>
+            <w:tcW w:w="1305" w:type="dxa"/>
+            <w:shd w:val="clear" w:color="auto" w:fill="648C30" w:themeFill="accent2" w:themeFillShade="BF"/>
+            <w:tcMar/>
+            <w:vAlign w:val="center"/>
+          </w:tcPr>
+          <w:p>
+            <w:pPr>
+              <w:pStyle w:val="Normal"/>
+              <w:jc w:val="center"/>
+              <w:rPr>
+                <w:rFonts w:ascii="Arial" w:hAnsi="Arial" w:eastAsia="Arial" w:cs="Arial"/>
+                <w:b w:val="0"/>
+                <w:bCs w:val="0"/>
+                <w:noProof w:val="0"/>
+                <w:color w:val="auto"/>
+                <w:sz w:val="22"/>
+                <w:szCs w:val="22"/>
+                <w:lang w:val="es-419"/>
+              </w:rPr>
+            </w:pPr>
+          </w:p>
+        </w:tc>
+        <w:tc>
+          <w:tcPr>
+            <w:cnfStyle w:val="000010000000" w:firstRow="0" w:lastRow="0" w:firstColumn="0" w:lastColumn="0" w:oddVBand="1" w:evenVBand="0" w:oddHBand="0" w:evenHBand="0" w:firstRowFirstColumn="0" w:firstRowLastColumn="0" w:lastRowFirstColumn="0" w:lastRowLastColumn="0"/>
+            <w:tcW w:w="1260" w:type="dxa"/>
+            <w:shd w:val="clear" w:color="auto" w:fill="648C30" w:themeFill="accent2" w:themeFillShade="BF"/>
+            <w:tcMar/>
+            <w:vAlign w:val="center"/>
+          </w:tcPr>
+          <w:p>
+            <w:pPr>
+              <w:pStyle w:val="Normal"/>
+              <w:jc w:val="center"/>
+              <w:rPr>
+                <w:rFonts w:ascii="Arial" w:hAnsi="Arial" w:eastAsia="Arial" w:cs="Arial"/>
+                <w:b w:val="0"/>
+                <w:bCs w:val="0"/>
+                <w:noProof w:val="0"/>
+                <w:color w:val="auto"/>
+                <w:sz w:val="22"/>
+                <w:szCs w:val="22"/>
+                <w:lang w:val="es-419"/>
+              </w:rPr>
+            </w:pPr>
+          </w:p>
+        </w:tc>
+        <w:tc>
+          <w:tcPr>
+            <w:cnfStyle w:val="000100000000" w:firstRow="0" w:lastRow="0" w:firstColumn="0" w:lastColumn="1" w:oddVBand="0" w:evenVBand="0" w:oddHBand="0" w:evenHBand="0" w:firstRowFirstColumn="0" w:firstRowLastColumn="0" w:lastRowFirstColumn="0" w:lastRowLastColumn="0"/>
+            <w:tcW w:w="945" w:type="dxa"/>
+            <w:shd w:val="clear" w:color="auto" w:fill="86BB40" w:themeFill="accent2"/>
+            <w:tcMar/>
+            <w:vAlign w:val="center"/>
+          </w:tcPr>
+          <w:p>
+            <w:pPr>
+              <w:jc w:val="center"/>
+              <w:rPr>
+                <w:rFonts w:eastAsia="Times New Roman" w:cs="Arial" w:cstheme="minorAscii"/>
+                <w:b w:val="0"/>
+                <w:bCs w:val="0"/>
+                <w:color w:val="auto"/>
+                <w:sz w:val="20"/>
+                <w:szCs w:val="20"/>
+                <w:lang w:val="es-419" w:eastAsia="es-419"/>
+              </w:rPr>
+            </w:pPr>
+          </w:p>
+        </w:tc>
+      </w:tr>
+      <w:tr>
+        <w:trPr>
+          <w:trHeight w:val="418"/>
+        </w:trPr>
+        <w:tc>
+          <w:tcPr>
+            <w:cnfStyle w:val="001000000000" w:firstRow="0" w:lastRow="0" w:firstColumn="1" w:lastColumn="0" w:oddVBand="0" w:evenVBand="0" w:oddHBand="0" w:evenHBand="0" w:firstRowFirstColumn="0" w:firstRowLastColumn="0" w:lastRowFirstColumn="0" w:lastRowLastColumn="0"/>
+            <w:tcW w:w="1065" w:type="dxa"/>
+            <w:shd w:val="clear" w:color="auto" w:fill="86BB40" w:themeFill="accent2"/>
+            <w:tcMar/>
+            <w:vAlign w:val="center"/>
+          </w:tcPr>
+          <w:p>
+            <w:pPr>
+              <w:pStyle w:val="Normal"/>
+              <w:jc w:val="center"/>
+              <w:rPr>
+                <w:rFonts w:ascii="Arial" w:hAnsi="Arial" w:eastAsia="Arial" w:cs="Arial"/>
+                <w:b w:val="0"/>
+                <w:bCs w:val="0"/>
+                <w:noProof w:val="0"/>
+                <w:color w:val="auto"/>
+                <w:sz w:val="18"/>
+                <w:szCs w:val="18"/>
+                <w:lang w:val="es-419"/>
+              </w:rPr>
+            </w:pPr>
+            <w:r>
+              <w:rPr>
+                <w:rFonts w:ascii="Arial" w:hAnsi="Arial" w:eastAsia="Arial" w:cs="Arial"/>
+                <w:b w:val="0"/>
+                <w:bCs w:val="0"/>
+                <w:noProof w:val="0"/>
+                <w:color w:val="auto"/>
+                <w:sz w:val="18"/>
+                <w:szCs w:val="18"/>
+                <w:lang w:val="es-419"/>
+              </w:rPr>
+              <w:t>Análisis de mercado y zonificación</w:t>
+            </w:r>
+          </w:p>
+        </w:tc>
+        <w:tc>
+          <w:tcPr>
+            <w:cnfStyle w:val="000010000000" w:firstRow="0" w:lastRow="0" w:firstColumn="0" w:lastColumn="0" w:oddVBand="1" w:evenVBand="0" w:oddHBand="0" w:evenHBand="0" w:firstRowFirstColumn="0" w:firstRowLastColumn="0" w:lastRowFirstColumn="0" w:lastRowLastColumn="0"/>
+            <w:tcW w:w="1065" w:type="dxa"/>
+            <w:shd w:val="clear" w:color="auto" w:fill="648C30" w:themeFill="accent2" w:themeFillShade="BF"/>
+            <w:tcMar/>
+            <w:vAlign w:val="center"/>
+          </w:tcPr>
+          <w:p>
+            <w:pPr>
+              <w:pStyle w:val="Normal"/>
+              <w:jc w:val="left"/>
+              <w:rPr>
+                <w:rFonts w:ascii="Arial" w:hAnsi="Arial" w:eastAsia="Arial" w:cs="Arial"/>
+                <w:b w:val="1"/>
+                <w:bCs w:val="1"/>
+                <w:noProof w:val="0"/>
+                <w:sz w:val="22"/>
+                <w:szCs w:val="22"/>
+                <w:lang w:val="es-419"/>
+              </w:rPr>
+            </w:pPr>
+            <w:r>
+              <w:rPr>
+                <w:rFonts w:ascii="Arial" w:hAnsi="Arial" w:eastAsia="Arial" w:cs="Arial"/>
+                <w:b w:val="1"/>
+                <w:bCs w:val="1"/>
+                <w:noProof w:val="0"/>
+                <w:sz w:val="22"/>
+                <w:szCs w:val="22"/>
+                <w:lang w:val="es-419"/>
+              </w:rPr>
+              <w:t xml:space="preserve">       </w:t>
+            </w:r>
+          </w:p>
+        </w:tc>
+        <w:tc>
+          <w:tcPr>
+            <w:cnfStyle w:val="000001000000" w:firstRow="0" w:lastRow="0" w:firstColumn="0" w:lastColumn="0" w:oddVBand="0" w:evenVBand="1" w:oddHBand="0" w:evenHBand="0" w:firstRowFirstColumn="0" w:firstRowLastColumn="0" w:lastRowFirstColumn="0" w:lastRowLastColumn="0"/>
+            <w:tcW w:w="1125" w:type="dxa"/>
+            <w:shd w:val="clear" w:color="auto" w:fill="648C30" w:themeFill="accent2" w:themeFillShade="BF"/>
+            <w:tcMar/>
+            <w:vAlign w:val="center"/>
+          </w:tcPr>
+          <w:p>
+            <w:pPr>
+              <w:pStyle w:val="Normal"/>
+              <w:jc w:val="center"/>
+            </w:pPr>
+            <w:r>
+              <w:rPr>
+                <w:rFonts w:eastAsia="Times New Roman" w:cs="Arial" w:cstheme="minorAscii"/>
+                <w:color w:val="auto"/>
+                <w:sz w:val="18"/>
+                <w:szCs w:val="18"/>
+                <w:lang w:val="es-419" w:eastAsia="es-419"/>
+              </w:rPr>
+              <w:t>Mantener</w:t>
+            </w:r>
+          </w:p>
+        </w:tc>
+        <w:tc>
+          <w:tcPr>
+            <w:cnfStyle w:val="000010000000" w:firstRow="0" w:lastRow="0" w:firstColumn="0" w:lastColumn="0" w:oddVBand="1" w:evenVBand="0" w:oddHBand="0" w:evenHBand="0" w:firstRowFirstColumn="0" w:firstRowLastColumn="0" w:lastRowFirstColumn="0" w:lastRowLastColumn="0"/>
+            <w:tcW w:w="1260" w:type="dxa"/>
+            <w:shd w:val="clear" w:color="auto" w:fill="648C30" w:themeFill="accent2" w:themeFillShade="BF"/>
+            <w:tcMar/>
+            <w:vAlign w:val="center"/>
+          </w:tcPr>
+          <w:p>
+            <w:pPr>
+              <w:jc w:val="center"/>
+              <w:rPr>
+                <w:rFonts w:eastAsia="Times New Roman" w:cs="Arial" w:cstheme="minorAscii"/>
+                <w:color w:val="auto"/>
+                <w:sz w:val="22"/>
+                <w:szCs w:val="22"/>
+                <w:lang w:val="es-419" w:eastAsia="es-419"/>
+              </w:rPr>
+            </w:pPr>
+          </w:p>
+        </w:tc>
+        <w:tc>
+          <w:tcPr>
+            <w:cnfStyle w:val="000001000000" w:firstRow="0" w:lastRow="0" w:firstColumn="0" w:lastColumn="0" w:oddVBand="0" w:evenVBand="1" w:oddHBand="0" w:evenHBand="0" w:firstRowFirstColumn="0" w:firstRowLastColumn="0" w:lastRowFirstColumn="0" w:lastRowLastColumn="0"/>
+            <w:tcW w:w="1020" w:type="dxa"/>
+            <w:shd w:val="clear" w:color="auto" w:fill="648C30" w:themeFill="accent2" w:themeFillShade="BF"/>
+            <w:tcMar/>
+            <w:vAlign w:val="center"/>
+          </w:tcPr>
+          <w:p>
+            <w:pPr>
+              <w:pStyle w:val="Normal"/>
+              <w:jc w:val="center"/>
+              <w:rPr>
+                <w:rFonts w:eastAsia="Times New Roman" w:cs="Arial" w:cstheme="minorAscii"/>
+                <w:color w:val="auto"/>
+                <w:sz w:val="22"/>
+                <w:szCs w:val="22"/>
+                <w:lang w:val="es-419" w:eastAsia="es-419"/>
+              </w:rPr>
+            </w:pPr>
+          </w:p>
+        </w:tc>
+        <w:tc>
+          <w:tcPr>
+            <w:cnfStyle w:val="000010000000" w:firstRow="0" w:lastRow="0" w:firstColumn="0" w:lastColumn="0" w:oddVBand="1" w:evenVBand="0" w:oddHBand="0" w:evenHBand="0" w:firstRowFirstColumn="0" w:firstRowLastColumn="0" w:lastRowFirstColumn="0" w:lastRowLastColumn="0"/>
+            <w:tcW w:w="1335" w:type="dxa"/>
+            <w:shd w:val="clear" w:color="auto" w:fill="648C30" w:themeFill="accent2" w:themeFillShade="BF"/>
+            <w:tcMar/>
+            <w:vAlign w:val="center"/>
+          </w:tcPr>
+          <w:p>
+            <w:pPr>
+              <w:pStyle w:val="Normal"/>
+              <w:jc w:val="center"/>
+              <w:rPr>
+                <w:rFonts w:eastAsia="Times New Roman" w:cs="Arial" w:cstheme="minorAscii"/>
+                <w:color w:val="auto"/>
+                <w:sz w:val="22"/>
+                <w:szCs w:val="22"/>
+                <w:lang w:val="es-419" w:eastAsia="es-419"/>
+              </w:rPr>
+            </w:pPr>
+          </w:p>
+        </w:tc>
+        <w:tc>
+          <w:tcPr>
+            <w:cnfStyle w:val="000001000000" w:firstRow="0" w:lastRow="0" w:firstColumn="0" w:lastColumn="0" w:oddVBand="0" w:evenVBand="1" w:oddHBand="0" w:evenHBand="0" w:firstRowFirstColumn="0" w:firstRowLastColumn="0" w:lastRowFirstColumn="0" w:lastRowLastColumn="0"/>
+            <w:tcW w:w="1305" w:type="dxa"/>
+            <w:shd w:val="clear" w:color="auto" w:fill="648C30" w:themeFill="accent2" w:themeFillShade="BF"/>
+            <w:tcMar/>
+            <w:vAlign w:val="center"/>
+          </w:tcPr>
+          <w:p>
+            <w:pPr>
+              <w:pStyle w:val="Normal"/>
+              <w:jc w:val="center"/>
+              <w:rPr>
+                <w:rFonts w:eastAsia="Times New Roman" w:cs="Arial" w:cstheme="minorAscii"/>
+                <w:color w:val="auto"/>
+                <w:sz w:val="22"/>
+                <w:szCs w:val="22"/>
+                <w:lang w:val="es-419" w:eastAsia="es-419"/>
+              </w:rPr>
+            </w:pPr>
+          </w:p>
+        </w:tc>
+        <w:tc>
+          <w:tcPr>
+            <w:cnfStyle w:val="000010000000" w:firstRow="0" w:lastRow="0" w:firstColumn="0" w:lastColumn="0" w:oddVBand="1" w:evenVBand="0" w:oddHBand="0" w:evenHBand="0" w:firstRowFirstColumn="0" w:firstRowLastColumn="0" w:lastRowFirstColumn="0" w:lastRowLastColumn="0"/>
+            <w:tcW w:w="1260" w:type="dxa"/>
+            <w:shd w:val="clear" w:color="auto" w:fill="648C30" w:themeFill="accent2" w:themeFillShade="BF"/>
+            <w:tcMar/>
+            <w:vAlign w:val="center"/>
+          </w:tcPr>
+          <w:p>
+            <w:pPr>
+              <w:pStyle w:val="Normal"/>
+              <w:jc w:val="center"/>
+              <w:rPr>
+                <w:rFonts w:eastAsia="Times New Roman" w:cs="Arial" w:cstheme="minorAscii"/>
+                <w:color w:val="auto"/>
+                <w:sz w:val="22"/>
+                <w:szCs w:val="22"/>
+                <w:lang w:val="es-419" w:eastAsia="es-419"/>
+              </w:rPr>
+            </w:pPr>
+          </w:p>
+        </w:tc>
+        <w:tc>
+          <w:tcPr>
+            <w:cnfStyle w:val="000100000000" w:firstRow="0" w:lastRow="0" w:firstColumn="0" w:lastColumn="1" w:oddVBand="0" w:evenVBand="0" w:oddHBand="0" w:evenHBand="0" w:firstRowFirstColumn="0" w:firstRowLastColumn="0" w:lastRowFirstColumn="0" w:lastRowLastColumn="0"/>
+            <w:tcW w:w="945" w:type="dxa"/>
+            <w:shd w:val="clear" w:color="auto" w:fill="86BB40" w:themeFill="accent2"/>
+            <w:tcMar/>
+            <w:vAlign w:val="center"/>
+          </w:tcPr>
+          <w:p>
+            <w:pPr>
+              <w:jc w:val="center"/>
+              <w:rPr>
+                <w:rFonts w:eastAsia="Times New Roman" w:cs="Arial" w:cstheme="minorAscii"/>
+                <w:b w:val="0"/>
+                <w:bCs w:val="0"/>
+                <w:color w:val="auto"/>
+                <w:sz w:val="20"/>
+                <w:szCs w:val="20"/>
+                <w:lang w:val="es-419" w:eastAsia="es-419"/>
+              </w:rPr>
+            </w:pPr>
+          </w:p>
+        </w:tc>
+      </w:tr>
+      <w:tr>
+        <w:trPr>
+          <w:trHeight w:val="418"/>
+        </w:trPr>
+        <w:tc>
+          <w:tcPr>
+            <w:cnfStyle w:val="001000000000" w:firstRow="0" w:lastRow="0" w:firstColumn="1" w:lastColumn="0" w:oddVBand="0" w:evenVBand="0" w:oddHBand="0" w:evenHBand="0" w:firstRowFirstColumn="0" w:firstRowLastColumn="0" w:lastRowFirstColumn="0" w:lastRowLastColumn="0"/>
+            <w:tcW w:w="1065" w:type="dxa"/>
+            <w:shd w:val="clear" w:color="auto" w:fill="86BB40" w:themeFill="accent2"/>
+            <w:tcMar/>
+            <w:vAlign w:val="center"/>
+          </w:tcPr>
+          <w:p>
+            <w:pPr>
+              <w:pStyle w:val="Normal"/>
+              <w:jc w:val="center"/>
+            </w:pPr>
+            <w:r>
+              <w:rPr>
+                <w:rFonts w:ascii="Arial" w:hAnsi="Arial" w:eastAsia="Arial" w:cs="Arial"/>
+                <w:b w:val="0"/>
+                <w:bCs w:val="0"/>
+                <w:noProof w:val="0"/>
+                <w:color w:val="auto"/>
+                <w:sz w:val="18"/>
+                <w:szCs w:val="18"/>
+                <w:lang w:val="es-419"/>
+              </w:rPr>
+              <w:t xml:space="preserve">Negociación de compra Negociación de compra </w:t>
+            </w:r>
+            <w:r>
+              <w:rPr>
+                <w:rFonts w:ascii="Arial" w:hAnsi="Arial" w:eastAsia="Arial" w:cs="Arial"/>
+                <w:noProof w:val="0"/>
+                <w:color w:val="auto"/>
+                <w:sz w:val="22"/>
+                <w:szCs w:val="22"/>
+                <w:lang w:val="es-419"/>
+              </w:rPr>
+              <w:t xml:space="preserve"> </w:t>
+            </w:r>
+          </w:p>
+        </w:tc>
+        <w:tc>
+          <w:tcPr>
+            <w:cnfStyle w:val="000010000000" w:firstRow="0" w:lastRow="0" w:firstColumn="0" w:lastColumn="0" w:oddVBand="1" w:evenVBand="0" w:oddHBand="0" w:evenHBand="0" w:firstRowFirstColumn="0" w:firstRowLastColumn="0" w:lastRowFirstColumn="0" w:lastRowLastColumn="0"/>
+            <w:tcW w:w="1065" w:type="dxa"/>
+            <w:shd w:val="clear" w:color="auto" w:fill="648C30" w:themeFill="accent2" w:themeFillShade="BF"/>
+            <w:tcMar/>
+            <w:vAlign w:val="center"/>
+          </w:tcPr>
+          <w:p>
+            <w:pPr>
+              <w:pStyle w:val="Normal"/>
+              <w:jc w:val="left"/>
+              <w:rPr>
+                <w:rFonts w:ascii="Arial" w:hAnsi="Arial" w:eastAsia="Arial" w:cs="Arial"/>
+                <w:b w:val="1"/>
+                <w:bCs w:val="1"/>
+                <w:noProof w:val="0"/>
+                <w:sz w:val="22"/>
+                <w:szCs w:val="22"/>
+                <w:lang w:val="es-419"/>
+              </w:rPr>
+            </w:pPr>
+          </w:p>
+        </w:tc>
+        <w:tc>
+          <w:tcPr>
+            <w:cnfStyle w:val="000001000000" w:firstRow="0" w:lastRow="0" w:firstColumn="0" w:lastColumn="0" w:oddVBand="0" w:evenVBand="1" w:oddHBand="0" w:evenHBand="0" w:firstRowFirstColumn="0" w:firstRowLastColumn="0" w:lastRowFirstColumn="0" w:lastRowLastColumn="0"/>
+            <w:tcW w:w="1125" w:type="dxa"/>
+            <w:shd w:val="clear" w:color="auto" w:fill="648C30" w:themeFill="accent2" w:themeFillShade="BF"/>
+            <w:tcMar/>
+            <w:vAlign w:val="center"/>
+          </w:tcPr>
+          <w:p>
+            <w:pPr>
+              <w:pStyle w:val="Normal"/>
+              <w:jc w:val="center"/>
+              <w:rPr>
+                <w:rFonts w:eastAsia="Times New Roman" w:cs="Arial" w:cstheme="minorAscii"/>
+                <w:color w:val="auto"/>
+                <w:sz w:val="22"/>
+                <w:szCs w:val="22"/>
+                <w:lang w:val="es-419" w:eastAsia="es-419"/>
+              </w:rPr>
+            </w:pPr>
+          </w:p>
+        </w:tc>
+        <w:tc>
+          <w:tcPr>
+            <w:cnfStyle w:val="000010000000" w:firstRow="0" w:lastRow="0" w:firstColumn="0" w:lastColumn="0" w:oddVBand="1" w:evenVBand="0" w:oddHBand="0" w:evenHBand="0" w:firstRowFirstColumn="0" w:firstRowLastColumn="0" w:lastRowFirstColumn="0" w:lastRowLastColumn="0"/>
+            <w:tcW w:w="1260" w:type="dxa"/>
+            <w:shd w:val="clear" w:color="auto" w:fill="648C30" w:themeFill="accent2" w:themeFillShade="BF"/>
+            <w:tcMar/>
+            <w:vAlign w:val="center"/>
+          </w:tcPr>
+          <w:p>
+            <w:pPr>
+              <w:pStyle w:val="Normal"/>
+              <w:jc w:val="center"/>
+            </w:pPr>
+            <w:r>
+              <w:rPr>
+                <w:rFonts w:eastAsia="Times New Roman" w:cs="Arial" w:cstheme="minorAscii"/>
+                <w:color w:val="auto"/>
+                <w:sz w:val="18"/>
+                <w:szCs w:val="18"/>
+                <w:lang w:val="es-419" w:eastAsia="es-419"/>
+              </w:rPr>
+              <w:t>Mantener</w:t>
+            </w:r>
+          </w:p>
+        </w:tc>
+        <w:tc>
+          <w:tcPr>
+            <w:cnfStyle w:val="000001000000" w:firstRow="0" w:lastRow="0" w:firstColumn="0" w:lastColumn="0" w:oddVBand="0" w:evenVBand="1" w:oddHBand="0" w:evenHBand="0" w:firstRowFirstColumn="0" w:firstRowLastColumn="0" w:lastRowFirstColumn="0" w:lastRowLastColumn="0"/>
+            <w:tcW w:w="1020" w:type="dxa"/>
+            <w:shd w:val="clear" w:color="auto" w:fill="648C30" w:themeFill="accent2" w:themeFillShade="BF"/>
+            <w:tcMar/>
+            <w:vAlign w:val="center"/>
+          </w:tcPr>
+          <w:p>
+            <w:pPr>
+              <w:pStyle w:val="Normal"/>
+              <w:jc w:val="center"/>
+              <w:rPr>
+                <w:rFonts w:eastAsia="Times New Roman" w:cs="Arial" w:cstheme="minorAscii"/>
+                <w:color w:val="auto"/>
+                <w:sz w:val="22"/>
+                <w:szCs w:val="22"/>
+                <w:lang w:val="es-419" w:eastAsia="es-419"/>
+              </w:rPr>
+            </w:pPr>
+          </w:p>
+        </w:tc>
+        <w:tc>
+          <w:tcPr>
+            <w:cnfStyle w:val="000010000000" w:firstRow="0" w:lastRow="0" w:firstColumn="0" w:lastColumn="0" w:oddVBand="1" w:evenVBand="0" w:oddHBand="0" w:evenHBand="0" w:firstRowFirstColumn="0" w:firstRowLastColumn="0" w:lastRowFirstColumn="0" w:lastRowLastColumn="0"/>
+            <w:tcW w:w="1335" w:type="dxa"/>
+            <w:shd w:val="clear" w:color="auto" w:fill="648C30" w:themeFill="accent2" w:themeFillShade="BF"/>
+            <w:tcMar/>
+            <w:vAlign w:val="center"/>
+          </w:tcPr>
+          <w:p>
+            <w:pPr>
+              <w:pStyle w:val="Normal"/>
+              <w:jc w:val="center"/>
+              <w:rPr>
+                <w:rFonts w:eastAsia="Times New Roman" w:cs="Arial" w:cstheme="minorAscii"/>
+                <w:color w:val="auto"/>
+                <w:sz w:val="22"/>
+                <w:szCs w:val="22"/>
+                <w:lang w:val="es-419" w:eastAsia="es-419"/>
+              </w:rPr>
+            </w:pPr>
+          </w:p>
+        </w:tc>
+        <w:tc>
+          <w:tcPr>
+            <w:cnfStyle w:val="000001000000" w:firstRow="0" w:lastRow="0" w:firstColumn="0" w:lastColumn="0" w:oddVBand="0" w:evenVBand="1" w:oddHBand="0" w:evenHBand="0" w:firstRowFirstColumn="0" w:firstRowLastColumn="0" w:lastRowFirstColumn="0" w:lastRowLastColumn="0"/>
+            <w:tcW w:w="1305" w:type="dxa"/>
+            <w:shd w:val="clear" w:color="auto" w:fill="648C30" w:themeFill="accent2" w:themeFillShade="BF"/>
+            <w:tcMar/>
+            <w:vAlign w:val="center"/>
+          </w:tcPr>
+          <w:p>
+            <w:pPr>
+              <w:pStyle w:val="Normal"/>
+              <w:jc w:val="center"/>
+              <w:rPr>
+                <w:rFonts w:eastAsia="Times New Roman" w:cs="Arial" w:cstheme="minorAscii"/>
+                <w:color w:val="auto"/>
+                <w:sz w:val="22"/>
+                <w:szCs w:val="22"/>
+                <w:lang w:val="es-419" w:eastAsia="es-419"/>
+              </w:rPr>
+            </w:pPr>
+          </w:p>
+        </w:tc>
+        <w:tc>
+          <w:tcPr>
+            <w:cnfStyle w:val="000010000000" w:firstRow="0" w:lastRow="0" w:firstColumn="0" w:lastColumn="0" w:oddVBand="1" w:evenVBand="0" w:oddHBand="0" w:evenHBand="0" w:firstRowFirstColumn="0" w:firstRowLastColumn="0" w:lastRowFirstColumn="0" w:lastRowLastColumn="0"/>
+            <w:tcW w:w="1260" w:type="dxa"/>
+            <w:shd w:val="clear" w:color="auto" w:fill="648C30" w:themeFill="accent2" w:themeFillShade="BF"/>
+            <w:tcMar/>
+            <w:vAlign w:val="center"/>
+          </w:tcPr>
+          <w:p>
+            <w:pPr>
+              <w:pStyle w:val="Normal"/>
+              <w:jc w:val="center"/>
+              <w:rPr>
+                <w:rFonts w:eastAsia="Times New Roman" w:cs="Arial" w:cstheme="minorAscii"/>
+                <w:color w:val="auto"/>
+                <w:sz w:val="22"/>
+                <w:szCs w:val="22"/>
+                <w:lang w:val="es-419" w:eastAsia="es-419"/>
+              </w:rPr>
+            </w:pPr>
+          </w:p>
+        </w:tc>
+        <w:tc>
+          <w:tcPr>
+            <w:cnfStyle w:val="000100000000" w:firstRow="0" w:lastRow="0" w:firstColumn="0" w:lastColumn="1" w:oddVBand="0" w:evenVBand="0" w:oddHBand="0" w:evenHBand="0" w:firstRowFirstColumn="0" w:firstRowLastColumn="0" w:lastRowFirstColumn="0" w:lastRowLastColumn="0"/>
+            <w:tcW w:w="945" w:type="dxa"/>
+            <w:shd w:val="clear" w:color="auto" w:fill="86BB40" w:themeFill="accent2"/>
+            <w:tcMar/>
+            <w:vAlign w:val="center"/>
+          </w:tcPr>
+          <w:p>
+            <w:pPr>
+              <w:pStyle w:val="Normal"/>
+              <w:jc w:val="center"/>
+              <w:rPr>
+                <w:rFonts w:eastAsia="Times New Roman" w:cs="Arial" w:cstheme="minorAscii"/>
+                <w:b w:val="0"/>
+                <w:bCs w:val="0"/>
+                <w:color w:val="auto"/>
+                <w:sz w:val="20"/>
+                <w:szCs w:val="20"/>
+                <w:lang w:val="es-419" w:eastAsia="es-419"/>
+              </w:rPr>
+            </w:pPr>
+          </w:p>
+        </w:tc>
+      </w:tr>
+      <w:tr>
+        <w:trPr>
+          <w:trHeight w:val="300"/>
+        </w:trPr>
+        <w:tc>
+          <w:tcPr>
+            <w:cnfStyle w:val="001000000000" w:firstRow="0" w:lastRow="0" w:firstColumn="1" w:lastColumn="0" w:oddVBand="0" w:evenVBand="0" w:oddHBand="0" w:evenHBand="0" w:firstRowFirstColumn="0" w:firstRowLastColumn="0" w:lastRowFirstColumn="0" w:lastRowLastColumn="0"/>
+            <w:tcW w:w="1065" w:type="dxa"/>
+            <w:shd w:val="clear" w:color="auto" w:fill="86BB40" w:themeFill="accent2"/>
+            <w:tcMar/>
+            <w:vAlign w:val="center"/>
+          </w:tcPr>
+          <w:p>
+            <w:pPr>
+              <w:pStyle w:val="Normal"/>
+              <w:jc w:val="center"/>
+              <w:rPr>
+                <w:rFonts w:ascii="Arial" w:hAnsi="Arial" w:eastAsia="Arial" w:cs="Arial"/>
+                <w:b w:val="0"/>
+                <w:bCs w:val="0"/>
+                <w:noProof w:val="0"/>
+                <w:color w:val="auto"/>
+                <w:sz w:val="18"/>
+                <w:szCs w:val="18"/>
+                <w:lang w:val="es-419"/>
+              </w:rPr>
+            </w:pPr>
+            <w:r>
+              <w:rPr>
+                <w:rFonts w:ascii="Arial" w:hAnsi="Arial" w:eastAsia="Arial" w:cs="Arial"/>
+                <w:b w:val="0"/>
+                <w:bCs w:val="0"/>
+                <w:noProof w:val="0"/>
+                <w:color w:val="auto"/>
+                <w:sz w:val="18"/>
+                <w:szCs w:val="18"/>
+                <w:lang w:val="es-419"/>
+              </w:rPr>
+              <w:t>Creación del proyecto</w:t>
+            </w:r>
+          </w:p>
+        </w:tc>
+        <w:tc>
+          <w:tcPr>
+            <w:cnfStyle w:val="000010000000" w:firstRow="0" w:lastRow="0" w:firstColumn="0" w:lastColumn="0" w:oddVBand="1" w:evenVBand="0" w:oddHBand="0" w:evenHBand="0" w:firstRowFirstColumn="0" w:firstRowLastColumn="0" w:lastRowFirstColumn="0" w:lastRowLastColumn="0"/>
+            <w:tcW w:w="1065" w:type="dxa"/>
+            <w:shd w:val="clear" w:color="auto" w:fill="648C30" w:themeFill="accent2" w:themeFillShade="BF"/>
+            <w:tcMar/>
+            <w:vAlign w:val="center"/>
+          </w:tcPr>
+          <w:p>
+            <w:pPr>
+              <w:pStyle w:val="Normal"/>
+              <w:jc w:val="left"/>
+              <w:rPr>
+                <w:rFonts w:ascii="Arial" w:hAnsi="Arial" w:eastAsia="Arial" w:cs="Arial"/>
+                <w:b w:val="1"/>
+                <w:bCs w:val="1"/>
+                <w:noProof w:val="0"/>
+                <w:sz w:val="22"/>
+                <w:szCs w:val="22"/>
+                <w:lang w:val="es-419"/>
+              </w:rPr>
+            </w:pPr>
+          </w:p>
+        </w:tc>
+        <w:tc>
+          <w:tcPr>
+            <w:cnfStyle w:val="000001000000" w:firstRow="0" w:lastRow="0" w:firstColumn="0" w:lastColumn="0" w:oddVBand="0" w:evenVBand="1" w:oddHBand="0" w:evenHBand="0" w:firstRowFirstColumn="0" w:firstRowLastColumn="0" w:lastRowFirstColumn="0" w:lastRowLastColumn="0"/>
+            <w:tcW w:w="1125" w:type="dxa"/>
+            <w:shd w:val="clear" w:color="auto" w:fill="648C30" w:themeFill="accent2" w:themeFillShade="BF"/>
+            <w:tcMar/>
+            <w:vAlign w:val="center"/>
+          </w:tcPr>
+          <w:p>
+            <w:pPr>
+              <w:pStyle w:val="Normal"/>
+              <w:jc w:val="center"/>
+              <w:rPr>
+                <w:rFonts w:eastAsia="Times New Roman" w:cs="Arial" w:cstheme="minorAscii"/>
+                <w:color w:val="auto"/>
+                <w:sz w:val="22"/>
+                <w:szCs w:val="22"/>
+                <w:lang w:val="es-419" w:eastAsia="es-419"/>
+              </w:rPr>
+            </w:pPr>
+          </w:p>
+        </w:tc>
+        <w:tc>
+          <w:tcPr>
+            <w:cnfStyle w:val="000010000000" w:firstRow="0" w:lastRow="0" w:firstColumn="0" w:lastColumn="0" w:oddVBand="1" w:evenVBand="0" w:oddHBand="0" w:evenHBand="0" w:firstRowFirstColumn="0" w:firstRowLastColumn="0" w:lastRowFirstColumn="0" w:lastRowLastColumn="0"/>
+            <w:tcW w:w="1260" w:type="dxa"/>
+            <w:shd w:val="clear" w:color="auto" w:fill="648C30" w:themeFill="accent2" w:themeFillShade="BF"/>
+            <w:tcMar/>
+            <w:vAlign w:val="center"/>
+          </w:tcPr>
+          <w:p>
+            <w:pPr>
+              <w:pStyle w:val="Normal"/>
+              <w:jc w:val="center"/>
+              <w:rPr>
+                <w:rFonts w:eastAsia="Times New Roman" w:cs="Arial" w:cstheme="minorAscii"/>
+                <w:color w:val="auto"/>
+                <w:sz w:val="22"/>
+                <w:szCs w:val="22"/>
+                <w:lang w:val="es-419" w:eastAsia="es-419"/>
+              </w:rPr>
+            </w:pPr>
+          </w:p>
+        </w:tc>
+        <w:tc>
+          <w:tcPr>
+            <w:cnfStyle w:val="000001000000" w:firstRow="0" w:lastRow="0" w:firstColumn="0" w:lastColumn="0" w:oddVBand="0" w:evenVBand="1" w:oddHBand="0" w:evenHBand="0" w:firstRowFirstColumn="0" w:firstRowLastColumn="0" w:lastRowFirstColumn="0" w:lastRowLastColumn="0"/>
+            <w:tcW w:w="1020" w:type="dxa"/>
+            <w:shd w:val="clear" w:color="auto" w:fill="648C30" w:themeFill="accent2" w:themeFillShade="BF"/>
+            <w:tcMar/>
+            <w:vAlign w:val="center"/>
+          </w:tcPr>
+          <w:p>
+            <w:pPr>
+              <w:pStyle w:val="Normal"/>
+              <w:jc w:val="center"/>
+            </w:pPr>
+            <w:r>
+              <w:rPr>
+                <w:rFonts w:eastAsia="Times New Roman" w:cs="Arial" w:cstheme="minorAscii"/>
+                <w:color w:val="auto"/>
+                <w:sz w:val="18"/>
+                <w:szCs w:val="18"/>
+                <w:lang w:val="es-419" w:eastAsia="es-419"/>
+              </w:rPr>
+              <w:t>Mantener</w:t>
+            </w:r>
+          </w:p>
+        </w:tc>
+        <w:tc>
+          <w:tcPr>
+            <w:cnfStyle w:val="000010000000" w:firstRow="0" w:lastRow="0" w:firstColumn="0" w:lastColumn="0" w:oddVBand="1" w:evenVBand="0" w:oddHBand="0" w:evenHBand="0" w:firstRowFirstColumn="0" w:firstRowLastColumn="0" w:lastRowFirstColumn="0" w:lastRowLastColumn="0"/>
+            <w:tcW w:w="1335" w:type="dxa"/>
+            <w:shd w:val="clear" w:color="auto" w:fill="648C30" w:themeFill="accent2" w:themeFillShade="BF"/>
+            <w:tcMar/>
+            <w:vAlign w:val="center"/>
+          </w:tcPr>
+          <w:p>
+            <w:pPr>
+              <w:pStyle w:val="Normal"/>
+              <w:jc w:val="center"/>
+              <w:rPr>
+                <w:rFonts w:eastAsia="Times New Roman" w:cs="Arial" w:cstheme="minorAscii"/>
+                <w:color w:val="auto"/>
+                <w:sz w:val="22"/>
+                <w:szCs w:val="22"/>
+                <w:lang w:val="es-419" w:eastAsia="es-419"/>
+              </w:rPr>
+            </w:pPr>
+          </w:p>
+        </w:tc>
+        <w:tc>
+          <w:tcPr>
+            <w:cnfStyle w:val="000001000000" w:firstRow="0" w:lastRow="0" w:firstColumn="0" w:lastColumn="0" w:oddVBand="0" w:evenVBand="1" w:oddHBand="0" w:evenHBand="0" w:firstRowFirstColumn="0" w:firstRowLastColumn="0" w:lastRowFirstColumn="0" w:lastRowLastColumn="0"/>
+            <w:tcW w:w="1305" w:type="dxa"/>
+            <w:shd w:val="clear" w:color="auto" w:fill="648C30" w:themeFill="accent2" w:themeFillShade="BF"/>
+            <w:tcMar/>
+            <w:vAlign w:val="center"/>
+          </w:tcPr>
+          <w:p>
+            <w:pPr>
+              <w:pStyle w:val="Normal"/>
+              <w:jc w:val="center"/>
+              <w:rPr>
+                <w:rFonts w:eastAsia="Times New Roman" w:cs="Arial" w:cstheme="minorAscii"/>
+                <w:color w:val="auto"/>
+                <w:sz w:val="22"/>
+                <w:szCs w:val="22"/>
+                <w:lang w:val="es-419" w:eastAsia="es-419"/>
+              </w:rPr>
+            </w:pPr>
+          </w:p>
+        </w:tc>
+        <w:tc>
+          <w:tcPr>
+            <w:cnfStyle w:val="000010000000" w:firstRow="0" w:lastRow="0" w:firstColumn="0" w:lastColumn="0" w:oddVBand="1" w:evenVBand="0" w:oddHBand="0" w:evenHBand="0" w:firstRowFirstColumn="0" w:firstRowLastColumn="0" w:lastRowFirstColumn="0" w:lastRowLastColumn="0"/>
+            <w:tcW w:w="1260" w:type="dxa"/>
+            <w:shd w:val="clear" w:color="auto" w:fill="648C30" w:themeFill="accent2" w:themeFillShade="BF"/>
+            <w:tcMar/>
+            <w:vAlign w:val="center"/>
+          </w:tcPr>
+          <w:p>
+            <w:pPr>
+              <w:pStyle w:val="Normal"/>
+              <w:jc w:val="center"/>
+              <w:rPr>
+                <w:rFonts w:eastAsia="Times New Roman" w:cs="Arial" w:cstheme="minorAscii"/>
+                <w:color w:val="auto"/>
+                <w:sz w:val="22"/>
+                <w:szCs w:val="22"/>
+                <w:lang w:val="es-419" w:eastAsia="es-419"/>
+              </w:rPr>
+            </w:pPr>
+          </w:p>
+        </w:tc>
+        <w:tc>
+          <w:tcPr>
+            <w:cnfStyle w:val="000100000000" w:firstRow="0" w:lastRow="0" w:firstColumn="0" w:lastColumn="1" w:oddVBand="0" w:evenVBand="0" w:oddHBand="0" w:evenHBand="0" w:firstRowFirstColumn="0" w:firstRowLastColumn="0" w:lastRowFirstColumn="0" w:lastRowLastColumn="0"/>
+            <w:tcW w:w="945" w:type="dxa"/>
+            <w:shd w:val="clear" w:color="auto" w:fill="86BB40" w:themeFill="accent2"/>
+            <w:tcMar/>
+            <w:vAlign w:val="center"/>
+          </w:tcPr>
+          <w:p>
+            <w:pPr>
+              <w:pStyle w:val="Normal"/>
+              <w:jc w:val="center"/>
+              <w:rPr>
+                <w:rFonts w:eastAsia="Times New Roman" w:cs="Arial" w:cstheme="minorAscii"/>
+                <w:b w:val="0"/>
+                <w:bCs w:val="0"/>
+                <w:color w:val="auto"/>
+                <w:sz w:val="20"/>
+                <w:szCs w:val="20"/>
+                <w:lang w:val="es-419" w:eastAsia="es-419"/>
+              </w:rPr>
+            </w:pPr>
+          </w:p>
+        </w:tc>
+      </w:tr>
+      <w:tr>
+        <w:trPr>
+          <w:trHeight w:val="418"/>
+        </w:trPr>
+        <w:tc>
+          <w:tcPr>
+            <w:cnfStyle w:val="001000000000" w:firstRow="0" w:lastRow="0" w:firstColumn="1" w:lastColumn="0" w:oddVBand="0" w:evenVBand="0" w:oddHBand="0" w:evenHBand="0" w:firstRowFirstColumn="0" w:firstRowLastColumn="0" w:lastRowFirstColumn="0" w:lastRowLastColumn="0"/>
+            <w:tcW w:w="1065" w:type="dxa"/>
+            <w:shd w:val="clear" w:color="auto" w:fill="86BB40" w:themeFill="accent2"/>
+            <w:tcMar/>
+            <w:vAlign w:val="center"/>
+          </w:tcPr>
+          <w:p>
+            <w:pPr>
+              <w:pStyle w:val="Normal"/>
+              <w:jc w:val="center"/>
+              <w:rPr>
+                <w:rFonts w:ascii="Arial" w:hAnsi="Arial" w:eastAsia="Arial" w:cs="Arial"/>
+                <w:b w:val="0"/>
+                <w:bCs w:val="0"/>
+                <w:noProof w:val="0"/>
+                <w:color w:val="auto"/>
+                <w:sz w:val="18"/>
+                <w:szCs w:val="18"/>
+                <w:lang w:val="es-419"/>
+              </w:rPr>
+            </w:pPr>
+            <w:r>
+              <w:rPr>
+                <w:rFonts w:ascii="Arial" w:hAnsi="Arial" w:eastAsia="Arial" w:cs="Arial"/>
+                <w:b w:val="0"/>
+                <w:bCs w:val="0"/>
+                <w:noProof w:val="0"/>
+                <w:color w:val="auto"/>
+                <w:sz w:val="18"/>
+                <w:szCs w:val="18"/>
+                <w:lang w:val="es-419"/>
+              </w:rPr>
+              <w:t>Aprobaciones en municipalidad</w:t>
+            </w:r>
+          </w:p>
+        </w:tc>
+        <w:tc>
+          <w:tcPr>
+            <w:cnfStyle w:val="000010000000" w:firstRow="0" w:lastRow="0" w:firstColumn="0" w:lastColumn="0" w:oddVBand="1" w:evenVBand="0" w:oddHBand="0" w:evenHBand="0" w:firstRowFirstColumn="0" w:firstRowLastColumn="0" w:lastRowFirstColumn="0" w:lastRowLastColumn="0"/>
+            <w:tcW w:w="1065" w:type="dxa"/>
+            <w:shd w:val="clear" w:color="auto" w:fill="648C30" w:themeFill="accent2" w:themeFillShade="BF"/>
+            <w:tcMar/>
+            <w:vAlign w:val="center"/>
+          </w:tcPr>
+          <w:p>
+            <w:pPr>
+              <w:pStyle w:val="Normal"/>
+              <w:jc w:val="left"/>
+              <w:rPr>
+                <w:rFonts w:ascii="Arial" w:hAnsi="Arial" w:eastAsia="Arial" w:cs="Arial"/>
+                <w:b w:val="1"/>
+                <w:bCs w:val="1"/>
+                <w:noProof w:val="0"/>
+                <w:sz w:val="22"/>
+                <w:szCs w:val="22"/>
+                <w:lang w:val="es-419"/>
+              </w:rPr>
+            </w:pPr>
+          </w:p>
+        </w:tc>
+        <w:tc>
+          <w:tcPr>
+            <w:cnfStyle w:val="000001000000" w:firstRow="0" w:lastRow="0" w:firstColumn="0" w:lastColumn="0" w:oddVBand="0" w:evenVBand="1" w:oddHBand="0" w:evenHBand="0" w:firstRowFirstColumn="0" w:firstRowLastColumn="0" w:lastRowFirstColumn="0" w:lastRowLastColumn="0"/>
+            <w:tcW w:w="1125" w:type="dxa"/>
+            <w:shd w:val="clear" w:color="auto" w:fill="648C30" w:themeFill="accent2" w:themeFillShade="BF"/>
+            <w:tcMar/>
+            <w:vAlign w:val="center"/>
+          </w:tcPr>
+          <w:p>
+            <w:pPr>
+              <w:pStyle w:val="Normal"/>
+              <w:jc w:val="center"/>
+              <w:rPr>
+                <w:rFonts w:eastAsia="Times New Roman" w:cs="Arial" w:cstheme="minorAscii"/>
+                <w:color w:val="auto"/>
+                <w:sz w:val="22"/>
+                <w:szCs w:val="22"/>
+                <w:lang w:val="es-419" w:eastAsia="es-419"/>
+              </w:rPr>
+            </w:pPr>
+          </w:p>
+        </w:tc>
+        <w:tc>
+          <w:tcPr>
+            <w:cnfStyle w:val="000010000000" w:firstRow="0" w:lastRow="0" w:firstColumn="0" w:lastColumn="0" w:oddVBand="1" w:evenVBand="0" w:oddHBand="0" w:evenHBand="0" w:firstRowFirstColumn="0" w:firstRowLastColumn="0" w:lastRowFirstColumn="0" w:lastRowLastColumn="0"/>
+            <w:tcW w:w="1260" w:type="dxa"/>
+            <w:shd w:val="clear" w:color="auto" w:fill="648C30" w:themeFill="accent2" w:themeFillShade="BF"/>
+            <w:tcMar/>
+            <w:vAlign w:val="center"/>
+          </w:tcPr>
+          <w:p>
+            <w:pPr>
+              <w:pStyle w:val="Normal"/>
+              <w:jc w:val="center"/>
+              <w:rPr>
+                <w:rFonts w:eastAsia="Times New Roman" w:cs="Arial" w:cstheme="minorAscii"/>
+                <w:color w:val="auto"/>
+                <w:sz w:val="22"/>
+                <w:szCs w:val="22"/>
+                <w:lang w:val="es-419" w:eastAsia="es-419"/>
+              </w:rPr>
+            </w:pPr>
+          </w:p>
+        </w:tc>
+        <w:tc>
+          <w:tcPr>
+            <w:cnfStyle w:val="000001000000" w:firstRow="0" w:lastRow="0" w:firstColumn="0" w:lastColumn="0" w:oddVBand="0" w:evenVBand="1" w:oddHBand="0" w:evenHBand="0" w:firstRowFirstColumn="0" w:firstRowLastColumn="0" w:lastRowFirstColumn="0" w:lastRowLastColumn="0"/>
+            <w:tcW w:w="1020" w:type="dxa"/>
+            <w:shd w:val="clear" w:color="auto" w:fill="648C30" w:themeFill="accent2" w:themeFillShade="BF"/>
+            <w:tcMar/>
+            <w:vAlign w:val="center"/>
+          </w:tcPr>
+          <w:p>
+            <w:pPr>
+              <w:pStyle w:val="Normal"/>
+              <w:jc w:val="center"/>
+              <w:rPr>
+                <w:rFonts w:eastAsia="Times New Roman" w:cs="Arial" w:cstheme="minorAscii"/>
+                <w:color w:val="auto"/>
+                <w:sz w:val="22"/>
+                <w:szCs w:val="22"/>
+                <w:lang w:val="es-419" w:eastAsia="es-419"/>
+              </w:rPr>
+            </w:pPr>
+          </w:p>
+        </w:tc>
+        <w:tc>
+          <w:tcPr>
+            <w:cnfStyle w:val="000010000000" w:firstRow="0" w:lastRow="0" w:firstColumn="0" w:lastColumn="0" w:oddVBand="1" w:evenVBand="0" w:oddHBand="0" w:evenHBand="0" w:firstRowFirstColumn="0" w:firstRowLastColumn="0" w:lastRowFirstColumn="0" w:lastRowLastColumn="0"/>
+            <w:tcW w:w="1335" w:type="dxa"/>
+            <w:shd w:val="clear" w:color="auto" w:fill="648C30" w:themeFill="accent2" w:themeFillShade="BF"/>
+            <w:tcMar/>
+            <w:vAlign w:val="center"/>
+          </w:tcPr>
+          <w:p>
+            <w:pPr>
+              <w:pStyle w:val="Normal"/>
+              <w:jc w:val="center"/>
+            </w:pPr>
+            <w:r>
+              <w:rPr>
+                <w:rFonts w:eastAsia="Times New Roman" w:cs="Arial" w:cstheme="minorAscii"/>
+                <w:color w:val="auto"/>
+                <w:sz w:val="18"/>
+                <w:szCs w:val="18"/>
+                <w:lang w:val="es-419" w:eastAsia="es-419"/>
+              </w:rPr>
+              <w:t xml:space="preserve">Mantener </w:t>
+            </w:r>
+            <w:r>
+              <w:rPr>
+                <w:rFonts w:eastAsia="Times New Roman" w:cs="Arial" w:cstheme="minorAscii"/>
+                <w:color w:val="auto"/>
+                <w:sz w:val="22"/>
+                <w:szCs w:val="22"/>
+                <w:lang w:val="es-419" w:eastAsia="es-419"/>
+              </w:rPr>
+              <w:t xml:space="preserve"> </w:t>
+            </w:r>
+          </w:p>
+        </w:tc>
+        <w:tc>
+          <w:tcPr>
+            <w:cnfStyle w:val="000001000000" w:firstRow="0" w:lastRow="0" w:firstColumn="0" w:lastColumn="0" w:oddVBand="0" w:evenVBand="1" w:oddHBand="0" w:evenHBand="0" w:firstRowFirstColumn="0" w:firstRowLastColumn="0" w:lastRowFirstColumn="0" w:lastRowLastColumn="0"/>
+            <w:tcW w:w="1305" w:type="dxa"/>
+            <w:shd w:val="clear" w:color="auto" w:fill="648C30" w:themeFill="accent2" w:themeFillShade="BF"/>
+            <w:tcMar/>
+            <w:vAlign w:val="center"/>
+          </w:tcPr>
+          <w:p>
+            <w:pPr>
+              <w:pStyle w:val="Normal"/>
+              <w:jc w:val="center"/>
+              <w:rPr>
+                <w:rFonts w:eastAsia="Times New Roman" w:cs="Arial" w:cstheme="minorAscii"/>
+                <w:color w:val="auto"/>
+                <w:sz w:val="22"/>
+                <w:szCs w:val="22"/>
+                <w:lang w:val="es-419" w:eastAsia="es-419"/>
+              </w:rPr>
+            </w:pPr>
+          </w:p>
+        </w:tc>
+        <w:tc>
+          <w:tcPr>
+            <w:cnfStyle w:val="000010000000" w:firstRow="0" w:lastRow="0" w:firstColumn="0" w:lastColumn="0" w:oddVBand="1" w:evenVBand="0" w:oddHBand="0" w:evenHBand="0" w:firstRowFirstColumn="0" w:firstRowLastColumn="0" w:lastRowFirstColumn="0" w:lastRowLastColumn="0"/>
+            <w:tcW w:w="1260" w:type="dxa"/>
+            <w:shd w:val="clear" w:color="auto" w:fill="648C30" w:themeFill="accent2" w:themeFillShade="BF"/>
+            <w:tcMar/>
+            <w:vAlign w:val="center"/>
+          </w:tcPr>
+          <w:p>
+            <w:pPr>
+              <w:pStyle w:val="Normal"/>
+              <w:jc w:val="center"/>
+              <w:rPr>
+                <w:rFonts w:eastAsia="Times New Roman" w:cs="Arial" w:cstheme="minorAscii"/>
+                <w:color w:val="auto"/>
+                <w:sz w:val="22"/>
+                <w:szCs w:val="22"/>
+                <w:lang w:val="es-419" w:eastAsia="es-419"/>
+              </w:rPr>
+            </w:pPr>
+          </w:p>
+        </w:tc>
+        <w:tc>
+          <w:tcPr>
+            <w:cnfStyle w:val="000100000000" w:firstRow="0" w:lastRow="0" w:firstColumn="0" w:lastColumn="1" w:oddVBand="0" w:evenVBand="0" w:oddHBand="0" w:evenHBand="0" w:firstRowFirstColumn="0" w:firstRowLastColumn="0" w:lastRowFirstColumn="0" w:lastRowLastColumn="0"/>
+            <w:tcW w:w="945" w:type="dxa"/>
+            <w:shd w:val="clear" w:color="auto" w:fill="86BB40" w:themeFill="accent2"/>
+            <w:tcMar/>
+            <w:vAlign w:val="center"/>
+          </w:tcPr>
+          <w:p>
+            <w:pPr>
+              <w:pStyle w:val="Normal"/>
+              <w:jc w:val="center"/>
+              <w:rPr>
+                <w:rFonts w:eastAsia="Times New Roman" w:cs="Arial" w:cstheme="minorAscii"/>
+                <w:b w:val="0"/>
+                <w:bCs w:val="0"/>
+                <w:color w:val="auto"/>
+                <w:sz w:val="20"/>
+                <w:szCs w:val="20"/>
+                <w:lang w:val="es-419" w:eastAsia="es-419"/>
+              </w:rPr>
+            </w:pPr>
+          </w:p>
+        </w:tc>
+      </w:tr>
+      <w:tr>
+        <w:trPr>
+          <w:trHeight w:val="418"/>
+        </w:trPr>
+        <w:tc>
+          <w:tcPr>
+            <w:cnfStyle w:val="001000000000" w:firstRow="0" w:lastRow="0" w:firstColumn="1" w:lastColumn="0" w:oddVBand="0" w:evenVBand="0" w:oddHBand="0" w:evenHBand="0" w:firstRowFirstColumn="0" w:firstRowLastColumn="0" w:lastRowFirstColumn="0" w:lastRowLastColumn="0"/>
+            <w:tcW w:w="1065" w:type="dxa"/>
+            <w:shd w:val="clear" w:color="auto" w:fill="86BB40" w:themeFill="accent2"/>
+            <w:tcMar/>
+            <w:vAlign w:val="center"/>
+          </w:tcPr>
+          <w:p>
+            <w:pPr>
+              <w:pStyle w:val="Normal"/>
+              <w:jc w:val="center"/>
+            </w:pPr>
+            <w:r>
+              <w:rPr>
+                <w:rFonts w:ascii="Arial" w:hAnsi="Arial" w:eastAsia="Arial" w:cs="Arial"/>
+                <w:b w:val="0"/>
+                <w:bCs w:val="0"/>
+                <w:noProof w:val="0"/>
+                <w:color w:val="auto"/>
+                <w:sz w:val="18"/>
+                <w:szCs w:val="18"/>
+                <w:lang w:val="es-419"/>
+              </w:rPr>
+              <w:t>Contratos con proveedores</w:t>
+            </w:r>
+            <w:r>
+              <w:rPr>
+                <w:rFonts w:ascii="Arial" w:hAnsi="Arial" w:eastAsia="Arial" w:cs="Arial"/>
+                <w:b w:val="0"/>
+                <w:bCs w:val="0"/>
+                <w:noProof w:val="0"/>
+                <w:sz w:val="18"/>
+                <w:szCs w:val="18"/>
+                <w:lang w:val="es-419"/>
+              </w:rPr>
+              <w:t xml:space="preserve"> </w:t>
+            </w:r>
             <w:r>
               <w:rPr>
                 <w:rFonts w:ascii="Arial" w:hAnsi="Arial" w:eastAsia="Arial" w:cs="Arial"/>
@@ -1447,42 +3038,507 @@
                 <w:szCs w:val="22"/>
                 <w:lang w:val="es-419"/>
               </w:rPr>
-              <w:t>Procesos institucionalizados y trazabilidad en sistemas oficiales.</w:t>
-            </w:r>
+              <w:t xml:space="preserve"> </w:t>
+            </w:r>
+          </w:p>
+        </w:tc>
+        <w:tc>
+          <w:tcPr>
+            <w:cnfStyle w:val="000010000000" w:firstRow="0" w:lastRow="0" w:firstColumn="0" w:lastColumn="0" w:oddVBand="1" w:evenVBand="0" w:oddHBand="0" w:evenHBand="0" w:firstRowFirstColumn="0" w:firstRowLastColumn="0" w:lastRowFirstColumn="0" w:lastRowLastColumn="0"/>
+            <w:tcW w:w="1065" w:type="dxa"/>
+            <w:shd w:val="clear" w:color="auto" w:fill="648C30" w:themeFill="accent2" w:themeFillShade="BF"/>
+            <w:tcMar/>
+            <w:vAlign w:val="center"/>
+          </w:tcPr>
+          <w:p>
+            <w:pPr>
+              <w:pStyle w:val="Normal"/>
+              <w:jc w:val="left"/>
+              <w:rPr>
+                <w:rFonts w:ascii="Arial" w:hAnsi="Arial" w:eastAsia="Arial" w:cs="Arial"/>
+                <w:b w:val="1"/>
+                <w:bCs w:val="1"/>
+                <w:noProof w:val="0"/>
+                <w:sz w:val="22"/>
+                <w:szCs w:val="22"/>
+                <w:lang w:val="es-419"/>
+              </w:rPr>
+            </w:pPr>
           </w:p>
         </w:tc>
         <w:tc>
           <w:tcPr>
             <w:cnfStyle w:val="000001000000" w:firstRow="0" w:lastRow="0" w:firstColumn="0" w:lastColumn="0" w:oddVBand="0" w:evenVBand="1" w:oddHBand="0" w:evenHBand="0" w:firstRowFirstColumn="0" w:firstRowLastColumn="0" w:lastRowFirstColumn="0" w:lastRowLastColumn="0"/>
-            <w:tcW w:w="2250" w:type="dxa"/>
+            <w:tcW w:w="1125" w:type="dxa"/>
+            <w:shd w:val="clear" w:color="auto" w:fill="648C30" w:themeFill="accent2" w:themeFillShade="BF"/>
+            <w:tcMar/>
+            <w:vAlign w:val="center"/>
+          </w:tcPr>
+          <w:p>
+            <w:pPr>
+              <w:pStyle w:val="Normal"/>
+              <w:jc w:val="center"/>
+              <w:rPr>
+                <w:rFonts w:eastAsia="Times New Roman" w:cs="Arial" w:cstheme="minorAscii"/>
+                <w:color w:val="auto"/>
+                <w:sz w:val="22"/>
+                <w:szCs w:val="22"/>
+                <w:lang w:val="es-419" w:eastAsia="es-419"/>
+              </w:rPr>
+            </w:pPr>
+          </w:p>
+        </w:tc>
+        <w:tc>
+          <w:tcPr>
+            <w:cnfStyle w:val="000010000000" w:firstRow="0" w:lastRow="0" w:firstColumn="0" w:lastColumn="0" w:oddVBand="1" w:evenVBand="0" w:oddHBand="0" w:evenHBand="0" w:firstRowFirstColumn="0" w:firstRowLastColumn="0" w:lastRowFirstColumn="0" w:lastRowLastColumn="0"/>
+            <w:tcW w:w="1260" w:type="dxa"/>
+            <w:shd w:val="clear" w:color="auto" w:fill="648C30" w:themeFill="accent2" w:themeFillShade="BF"/>
+            <w:tcMar/>
+            <w:vAlign w:val="center"/>
+          </w:tcPr>
+          <w:p>
+            <w:pPr>
+              <w:pStyle w:val="Normal"/>
+              <w:jc w:val="center"/>
+              <w:rPr>
+                <w:rFonts w:eastAsia="Times New Roman" w:cs="Arial" w:cstheme="minorAscii"/>
+                <w:color w:val="auto"/>
+                <w:sz w:val="22"/>
+                <w:szCs w:val="22"/>
+                <w:lang w:val="es-419" w:eastAsia="es-419"/>
+              </w:rPr>
+            </w:pPr>
+          </w:p>
+        </w:tc>
+        <w:tc>
+          <w:tcPr>
+            <w:cnfStyle w:val="000001000000" w:firstRow="0" w:lastRow="0" w:firstColumn="0" w:lastColumn="0" w:oddVBand="0" w:evenVBand="1" w:oddHBand="0" w:evenHBand="0" w:firstRowFirstColumn="0" w:firstRowLastColumn="0" w:lastRowFirstColumn="0" w:lastRowLastColumn="0"/>
+            <w:tcW w:w="1020" w:type="dxa"/>
+            <w:shd w:val="clear" w:color="auto" w:fill="648C30" w:themeFill="accent2" w:themeFillShade="BF"/>
+            <w:tcMar/>
+            <w:vAlign w:val="center"/>
+          </w:tcPr>
+          <w:p>
+            <w:pPr>
+              <w:pStyle w:val="Normal"/>
+              <w:jc w:val="center"/>
+              <w:rPr>
+                <w:rFonts w:eastAsia="Times New Roman" w:cs="Arial" w:cstheme="minorAscii"/>
+                <w:color w:val="auto"/>
+                <w:sz w:val="22"/>
+                <w:szCs w:val="22"/>
+                <w:lang w:val="es-419" w:eastAsia="es-419"/>
+              </w:rPr>
+            </w:pPr>
+          </w:p>
+        </w:tc>
+        <w:tc>
+          <w:tcPr>
+            <w:cnfStyle w:val="000010000000" w:firstRow="0" w:lastRow="0" w:firstColumn="0" w:lastColumn="0" w:oddVBand="1" w:evenVBand="0" w:oddHBand="0" w:evenHBand="0" w:firstRowFirstColumn="0" w:firstRowLastColumn="0" w:lastRowFirstColumn="0" w:lastRowLastColumn="0"/>
+            <w:tcW w:w="1335" w:type="dxa"/>
+            <w:shd w:val="clear" w:color="auto" w:fill="648C30" w:themeFill="accent2" w:themeFillShade="BF"/>
+            <w:tcMar/>
+            <w:vAlign w:val="center"/>
+          </w:tcPr>
+          <w:p>
+            <w:pPr>
+              <w:pStyle w:val="Normal"/>
+              <w:jc w:val="center"/>
+              <w:rPr>
+                <w:rFonts w:eastAsia="Times New Roman" w:cs="Arial" w:cstheme="minorAscii"/>
+                <w:color w:val="auto"/>
+                <w:sz w:val="22"/>
+                <w:szCs w:val="22"/>
+                <w:lang w:val="es-419" w:eastAsia="es-419"/>
+              </w:rPr>
+            </w:pPr>
+          </w:p>
+        </w:tc>
+        <w:tc>
+          <w:tcPr>
+            <w:cnfStyle w:val="000001000000" w:firstRow="0" w:lastRow="0" w:firstColumn="0" w:lastColumn="0" w:oddVBand="0" w:evenVBand="1" w:oddHBand="0" w:evenHBand="0" w:firstRowFirstColumn="0" w:firstRowLastColumn="0" w:lastRowFirstColumn="0" w:lastRowLastColumn="0"/>
+            <w:tcW w:w="1305" w:type="dxa"/>
+            <w:shd w:val="clear" w:color="auto" w:fill="648C30" w:themeFill="accent2" w:themeFillShade="BF"/>
+            <w:tcMar/>
+            <w:vAlign w:val="center"/>
+          </w:tcPr>
+          <w:p>
+            <w:pPr>
+              <w:pStyle w:val="Normal"/>
+              <w:jc w:val="center"/>
+            </w:pPr>
+            <w:r>
+              <w:rPr>
+                <w:rFonts w:eastAsia="Times New Roman" w:cs="Arial" w:cstheme="minorAscii"/>
+                <w:color w:val="auto"/>
+                <w:sz w:val="18"/>
+                <w:szCs w:val="18"/>
+                <w:lang w:val="es-419" w:eastAsia="es-419"/>
+              </w:rPr>
+              <w:t>Mantener</w:t>
+            </w:r>
+          </w:p>
+          <w:p>
+            <w:pPr>
+              <w:pStyle w:val="Normal"/>
+              <w:jc w:val="center"/>
+              <w:rPr>
+                <w:rFonts w:eastAsia="Times New Roman" w:cs="Arial" w:cstheme="minorAscii"/>
+                <w:color w:val="auto"/>
+                <w:sz w:val="22"/>
+                <w:szCs w:val="22"/>
+                <w:lang w:val="es-419" w:eastAsia="es-419"/>
+              </w:rPr>
+            </w:pPr>
+          </w:p>
+        </w:tc>
+        <w:tc>
+          <w:tcPr>
+            <w:cnfStyle w:val="000010000000" w:firstRow="0" w:lastRow="0" w:firstColumn="0" w:lastColumn="0" w:oddVBand="1" w:evenVBand="0" w:oddHBand="0" w:evenHBand="0" w:firstRowFirstColumn="0" w:firstRowLastColumn="0" w:lastRowFirstColumn="0" w:lastRowLastColumn="0"/>
+            <w:tcW w:w="1260" w:type="dxa"/>
+            <w:shd w:val="clear" w:color="auto" w:fill="648C30" w:themeFill="accent2" w:themeFillShade="BF"/>
+            <w:tcMar/>
+            <w:vAlign w:val="center"/>
+          </w:tcPr>
+          <w:p>
+            <w:pPr>
+              <w:pStyle w:val="Normal"/>
+              <w:jc w:val="center"/>
+              <w:rPr>
+                <w:rFonts w:eastAsia="Times New Roman" w:cs="Arial" w:cstheme="minorAscii"/>
+                <w:color w:val="auto"/>
+                <w:sz w:val="22"/>
+                <w:szCs w:val="22"/>
+                <w:lang w:val="es-419" w:eastAsia="es-419"/>
+              </w:rPr>
+            </w:pPr>
+          </w:p>
+        </w:tc>
+        <w:tc>
+          <w:tcPr>
+            <w:cnfStyle w:val="000100000000" w:firstRow="0" w:lastRow="0" w:firstColumn="0" w:lastColumn="1" w:oddVBand="0" w:evenVBand="0" w:oddHBand="0" w:evenHBand="0" w:firstRowFirstColumn="0" w:firstRowLastColumn="0" w:lastRowFirstColumn="0" w:lastRowLastColumn="0"/>
+            <w:tcW w:w="945" w:type="dxa"/>
+            <w:shd w:val="clear" w:color="auto" w:fill="86BB40" w:themeFill="accent2"/>
+            <w:tcMar/>
+            <w:vAlign w:val="center"/>
+          </w:tcPr>
+          <w:p>
+            <w:pPr>
+              <w:pStyle w:val="Normal"/>
+              <w:jc w:val="center"/>
+              <w:rPr>
+                <w:rFonts w:eastAsia="Times New Roman" w:cs="Arial" w:cstheme="minorAscii"/>
+                <w:b w:val="0"/>
+                <w:bCs w:val="0"/>
+                <w:color w:val="auto"/>
+                <w:sz w:val="20"/>
+                <w:szCs w:val="20"/>
+                <w:lang w:val="es-419" w:eastAsia="es-419"/>
+              </w:rPr>
+            </w:pPr>
+          </w:p>
+        </w:tc>
+      </w:tr>
+      <w:tr>
+        <w:trPr>
+          <w:trHeight w:val="418"/>
+        </w:trPr>
+        <w:tc>
+          <w:tcPr>
+            <w:cnfStyle w:val="001000000000" w:firstRow="0" w:lastRow="0" w:firstColumn="1" w:lastColumn="0" w:oddVBand="0" w:evenVBand="0" w:oddHBand="0" w:evenHBand="0" w:firstRowFirstColumn="0" w:firstRowLastColumn="0" w:lastRowFirstColumn="0" w:lastRowLastColumn="0"/>
+            <w:tcW w:w="1065" w:type="dxa"/>
+            <w:shd w:val="clear" w:color="auto" w:fill="86BB40" w:themeFill="accent2"/>
+            <w:tcMar/>
+            <w:vAlign w:val="center"/>
+          </w:tcPr>
+          <w:p>
+            <w:pPr>
+              <w:pStyle w:val="Normal"/>
+              <w:jc w:val="center"/>
+              <w:rPr>
+                <w:rFonts w:ascii="Arial" w:hAnsi="Arial" w:eastAsia="Arial" w:cs="Arial"/>
+                <w:b w:val="0"/>
+                <w:bCs w:val="0"/>
+                <w:noProof w:val="0"/>
+                <w:sz w:val="18"/>
+                <w:szCs w:val="18"/>
+                <w:lang w:val="es-419"/>
+              </w:rPr>
+            </w:pPr>
+            <w:r>
+              <w:rPr>
+                <w:rFonts w:ascii="Arial" w:hAnsi="Arial" w:eastAsia="Arial" w:cs="Arial"/>
+                <w:b w:val="0"/>
+                <w:bCs w:val="0"/>
+                <w:noProof w:val="0"/>
+                <w:color w:val="auto"/>
+                <w:sz w:val="18"/>
+                <w:szCs w:val="18"/>
+                <w:lang w:val="es-419"/>
+              </w:rPr>
+              <w:t>Comercialización y obra en paralelo</w:t>
+            </w:r>
+          </w:p>
+        </w:tc>
+        <w:tc>
+          <w:tcPr>
+            <w:cnfStyle w:val="000010000000" w:firstRow="0" w:lastRow="0" w:firstColumn="0" w:lastColumn="0" w:oddVBand="1" w:evenVBand="0" w:oddHBand="0" w:evenHBand="0" w:firstRowFirstColumn="0" w:firstRowLastColumn="0" w:lastRowFirstColumn="0" w:lastRowLastColumn="0"/>
+            <w:tcW w:w="1065" w:type="dxa"/>
+            <w:shd w:val="clear" w:color="auto" w:fill="648C30" w:themeFill="accent2" w:themeFillShade="BF"/>
+            <w:tcMar/>
+            <w:vAlign w:val="center"/>
+          </w:tcPr>
+          <w:p>
+            <w:pPr>
+              <w:pStyle w:val="Normal"/>
+              <w:jc w:val="left"/>
+              <w:rPr>
+                <w:rFonts w:ascii="Arial" w:hAnsi="Arial" w:eastAsia="Arial" w:cs="Arial"/>
+                <w:b w:val="1"/>
+                <w:bCs w:val="1"/>
+                <w:noProof w:val="0"/>
+                <w:sz w:val="22"/>
+                <w:szCs w:val="22"/>
+                <w:lang w:val="es-419"/>
+              </w:rPr>
+            </w:pPr>
+          </w:p>
+        </w:tc>
+        <w:tc>
+          <w:tcPr>
+            <w:cnfStyle w:val="000001000000" w:firstRow="0" w:lastRow="0" w:firstColumn="0" w:lastColumn="0" w:oddVBand="0" w:evenVBand="1" w:oddHBand="0" w:evenHBand="0" w:firstRowFirstColumn="0" w:firstRowLastColumn="0" w:lastRowFirstColumn="0" w:lastRowLastColumn="0"/>
+            <w:tcW w:w="1125" w:type="dxa"/>
+            <w:shd w:val="clear" w:color="auto" w:fill="648C30" w:themeFill="accent2" w:themeFillShade="BF"/>
+            <w:tcMar/>
+            <w:vAlign w:val="center"/>
+          </w:tcPr>
+          <w:p>
+            <w:pPr>
+              <w:pStyle w:val="Normal"/>
+              <w:jc w:val="center"/>
+              <w:rPr>
+                <w:rFonts w:eastAsia="Times New Roman" w:cs="Arial" w:cstheme="minorAscii"/>
+                <w:color w:val="auto"/>
+                <w:sz w:val="22"/>
+                <w:szCs w:val="22"/>
+                <w:lang w:val="es-419" w:eastAsia="es-419"/>
+              </w:rPr>
+            </w:pPr>
+          </w:p>
+        </w:tc>
+        <w:tc>
+          <w:tcPr>
+            <w:cnfStyle w:val="000010000000" w:firstRow="0" w:lastRow="0" w:firstColumn="0" w:lastColumn="0" w:oddVBand="1" w:evenVBand="0" w:oddHBand="0" w:evenHBand="0" w:firstRowFirstColumn="0" w:firstRowLastColumn="0" w:lastRowFirstColumn="0" w:lastRowLastColumn="0"/>
+            <w:tcW w:w="1260" w:type="dxa"/>
+            <w:shd w:val="clear" w:color="auto" w:fill="648C30" w:themeFill="accent2" w:themeFillShade="BF"/>
+            <w:tcMar/>
+            <w:vAlign w:val="center"/>
+          </w:tcPr>
+          <w:p>
+            <w:pPr>
+              <w:pStyle w:val="Normal"/>
+              <w:jc w:val="center"/>
+              <w:rPr>
+                <w:rFonts w:eastAsia="Times New Roman" w:cs="Arial" w:cstheme="minorAscii"/>
+                <w:color w:val="auto"/>
+                <w:sz w:val="22"/>
+                <w:szCs w:val="22"/>
+                <w:lang w:val="es-419" w:eastAsia="es-419"/>
+              </w:rPr>
+            </w:pPr>
+          </w:p>
+        </w:tc>
+        <w:tc>
+          <w:tcPr>
+            <w:cnfStyle w:val="000001000000" w:firstRow="0" w:lastRow="0" w:firstColumn="0" w:lastColumn="0" w:oddVBand="0" w:evenVBand="1" w:oddHBand="0" w:evenHBand="0" w:firstRowFirstColumn="0" w:firstRowLastColumn="0" w:lastRowFirstColumn="0" w:lastRowLastColumn="0"/>
+            <w:tcW w:w="1020" w:type="dxa"/>
+            <w:shd w:val="clear" w:color="auto" w:fill="648C30" w:themeFill="accent2" w:themeFillShade="BF"/>
+            <w:tcMar/>
+            <w:vAlign w:val="center"/>
+          </w:tcPr>
+          <w:p>
+            <w:pPr>
+              <w:pStyle w:val="Normal"/>
+              <w:jc w:val="center"/>
+              <w:rPr>
+                <w:rFonts w:eastAsia="Times New Roman" w:cs="Arial" w:cstheme="minorAscii"/>
+                <w:color w:val="auto"/>
+                <w:sz w:val="22"/>
+                <w:szCs w:val="22"/>
+                <w:lang w:val="es-419" w:eastAsia="es-419"/>
+              </w:rPr>
+            </w:pPr>
+          </w:p>
+        </w:tc>
+        <w:tc>
+          <w:tcPr>
+            <w:cnfStyle w:val="000010000000" w:firstRow="0" w:lastRow="0" w:firstColumn="0" w:lastColumn="0" w:oddVBand="1" w:evenVBand="0" w:oddHBand="0" w:evenHBand="0" w:firstRowFirstColumn="0" w:firstRowLastColumn="0" w:lastRowFirstColumn="0" w:lastRowLastColumn="0"/>
+            <w:tcW w:w="1335" w:type="dxa"/>
+            <w:shd w:val="clear" w:color="auto" w:fill="648C30" w:themeFill="accent2" w:themeFillShade="BF"/>
+            <w:tcMar/>
+            <w:vAlign w:val="center"/>
+          </w:tcPr>
+          <w:p>
+            <w:pPr>
+              <w:pStyle w:val="Normal"/>
+              <w:jc w:val="center"/>
+              <w:rPr>
+                <w:rFonts w:eastAsia="Times New Roman" w:cs="Arial" w:cstheme="minorAscii"/>
+                <w:color w:val="auto"/>
+                <w:sz w:val="22"/>
+                <w:szCs w:val="22"/>
+                <w:lang w:val="es-419" w:eastAsia="es-419"/>
+              </w:rPr>
+            </w:pPr>
+          </w:p>
+        </w:tc>
+        <w:tc>
+          <w:tcPr>
+            <w:cnfStyle w:val="000001000000" w:firstRow="0" w:lastRow="0" w:firstColumn="0" w:lastColumn="0" w:oddVBand="0" w:evenVBand="1" w:oddHBand="0" w:evenHBand="0" w:firstRowFirstColumn="0" w:firstRowLastColumn="0" w:lastRowFirstColumn="0" w:lastRowLastColumn="0"/>
+            <w:tcW w:w="1305" w:type="dxa"/>
+            <w:shd w:val="clear" w:color="auto" w:fill="648C30" w:themeFill="accent2" w:themeFillShade="BF"/>
+            <w:tcMar/>
+            <w:vAlign w:val="center"/>
+          </w:tcPr>
+          <w:p>
+            <w:pPr>
+              <w:pStyle w:val="Normal"/>
+              <w:jc w:val="center"/>
+              <w:rPr>
+                <w:rFonts w:eastAsia="Times New Roman" w:cs="Arial" w:cstheme="minorAscii"/>
+                <w:color w:val="auto"/>
+                <w:sz w:val="22"/>
+                <w:szCs w:val="22"/>
+                <w:lang w:val="es-419" w:eastAsia="es-419"/>
+              </w:rPr>
+            </w:pPr>
+          </w:p>
+        </w:tc>
+        <w:tc>
+          <w:tcPr>
+            <w:cnfStyle w:val="000010000000" w:firstRow="0" w:lastRow="0" w:firstColumn="0" w:lastColumn="0" w:oddVBand="1" w:evenVBand="0" w:oddHBand="0" w:evenHBand="0" w:firstRowFirstColumn="0" w:firstRowLastColumn="0" w:lastRowFirstColumn="0" w:lastRowLastColumn="0"/>
+            <w:tcW w:w="1260" w:type="dxa"/>
+            <w:shd w:val="clear" w:color="auto" w:fill="648C30" w:themeFill="accent2" w:themeFillShade="BF"/>
+            <w:tcMar/>
+            <w:vAlign w:val="center"/>
+          </w:tcPr>
+          <w:p>
+            <w:pPr>
+              <w:pStyle w:val="Normal"/>
+              <w:jc w:val="center"/>
+            </w:pPr>
+            <w:r>
+              <w:rPr>
+                <w:rFonts w:eastAsia="Times New Roman" w:cs="Arial" w:cstheme="minorAscii"/>
+                <w:color w:val="auto"/>
+                <w:sz w:val="18"/>
+                <w:szCs w:val="18"/>
+                <w:lang w:val="es-419" w:eastAsia="es-419"/>
+              </w:rPr>
+              <w:t>Mantener</w:t>
+            </w:r>
+          </w:p>
+          <w:p>
+            <w:pPr>
+              <w:pStyle w:val="Normal"/>
+              <w:jc w:val="center"/>
+              <w:rPr>
+                <w:rFonts w:eastAsia="Times New Roman" w:cs="Arial" w:cstheme="minorAscii"/>
+                <w:color w:val="auto"/>
+                <w:sz w:val="22"/>
+                <w:szCs w:val="22"/>
+                <w:lang w:val="es-419" w:eastAsia="es-419"/>
+              </w:rPr>
+            </w:pPr>
+          </w:p>
+        </w:tc>
+        <w:tc>
+          <w:tcPr>
+            <w:cnfStyle w:val="000100000000" w:firstRow="0" w:lastRow="0" w:firstColumn="0" w:lastColumn="1" w:oddVBand="0" w:evenVBand="0" w:oddHBand="0" w:evenHBand="0" w:firstRowFirstColumn="0" w:firstRowLastColumn="0" w:lastRowFirstColumn="0" w:lastRowLastColumn="0"/>
+            <w:tcW w:w="945" w:type="dxa"/>
+            <w:shd w:val="clear" w:color="auto" w:fill="86BB40" w:themeFill="accent2"/>
+            <w:tcMar/>
+            <w:vAlign w:val="center"/>
+          </w:tcPr>
+          <w:p>
+            <w:pPr>
+              <w:pStyle w:val="Normal"/>
+              <w:jc w:val="center"/>
+              <w:rPr>
+                <w:rFonts w:eastAsia="Times New Roman" w:cs="Arial" w:cstheme="minorAscii"/>
+                <w:b w:val="0"/>
+                <w:bCs w:val="0"/>
+                <w:color w:val="auto"/>
+                <w:sz w:val="20"/>
+                <w:szCs w:val="20"/>
+                <w:lang w:val="es-419" w:eastAsia="es-419"/>
+              </w:rPr>
+            </w:pPr>
+          </w:p>
+        </w:tc>
+      </w:tr>
+      <w:tr>
+        <w:trPr>
+          <w:trHeight w:val="650"/>
+        </w:trPr>
+        <w:tc>
+          <w:tcPr>
+            <w:cnfStyle w:val="001000000000" w:firstRow="0" w:lastRow="0" w:firstColumn="1" w:lastColumn="0" w:oddVBand="0" w:evenVBand="0" w:oddHBand="0" w:evenHBand="0" w:firstRowFirstColumn="0" w:firstRowLastColumn="0" w:lastRowFirstColumn="0" w:lastRowLastColumn="0"/>
+            <w:tcW w:w="1065" w:type="dxa"/>
+            <w:tcBorders>
+              <w:right w:val="single" w:color="FFFFFF" w:themeColor="background1" w:sz="4"/>
+            </w:tcBorders>
+            <w:shd w:val="clear" w:color="auto" w:fill="86BB40" w:themeFill="accent2"/>
+            <w:tcMar/>
+          </w:tcPr>
+          <w:p>
+            <w:pPr>
+              <w:jc w:val="center"/>
+              <w:rPr>
+                <w:rFonts w:eastAsia="Times New Roman" w:cs="Arial" w:cstheme="minorAscii"/>
+                <w:b w:val="1"/>
+                <w:bCs w:val="1"/>
+                <w:color w:val="auto"/>
+                <w:sz w:val="18"/>
+                <w:szCs w:val="18"/>
+                <w:lang w:val="es-419" w:eastAsia="es-419"/>
+              </w:rPr>
+            </w:pPr>
+            <w:r>
+              <w:rPr>
+                <w:rFonts w:eastAsia="Times New Roman" w:cs="Arial" w:cstheme="minorAscii"/>
+                <w:b w:val="1"/>
+                <w:bCs w:val="1"/>
+                <w:sz w:val="18"/>
+                <w:szCs w:val="18"/>
+                <w:lang w:val="es-419" w:eastAsia="es-419"/>
+              </w:rPr>
+              <w:t xml:space="preserve">ABB </w:t>
+            </w:r>
+            <w:r>
+              <w:rPr>
+                <w:rFonts w:eastAsia="Times New Roman" w:cs="Arial" w:cstheme="minorAscii"/>
+                <w:b w:val="1"/>
+                <w:bCs w:val="1"/>
+                <w:sz w:val="18"/>
+                <w:szCs w:val="18"/>
+                <w:lang w:val="es-419" w:eastAsia="es-419"/>
+              </w:rPr>
+              <w:t>Nuevos o Brechas</w:t>
+            </w:r>
+          </w:p>
+        </w:tc>
+        <w:tc>
+          <w:tcPr>
+            <w:cnfStyle w:val="000010000000" w:firstRow="0" w:lastRow="0" w:firstColumn="0" w:lastColumn="0" w:oddVBand="1" w:evenVBand="0" w:oddHBand="0" w:evenHBand="0" w:firstRowFirstColumn="0" w:firstRowLastColumn="0" w:lastRowFirstColumn="0" w:lastRowLastColumn="0"/>
+            <w:tcW w:w="1065" w:type="dxa"/>
             <w:tcBorders>
               <w:left w:val="single" w:color="FFFFFF" w:themeColor="background1" w:sz="4"/>
               <w:right w:val="single" w:color="FFFFFF" w:themeColor="background1" w:sz="4"/>
             </w:tcBorders>
             <w:shd w:val="clear" w:color="auto" w:fill="86BB40" w:themeFill="accent2"/>
             <w:tcMar/>
-            <w:vAlign w:val="center"/>
-          </w:tcPr>
-          <w:p>
-            <w:pPr>
-              <w:pStyle w:val="Normal"/>
-              <w:numPr>
-                <w:ilvl w:val="0"/>
-                <w:numId w:val="0"/>
-              </w:numPr>
-              <w:jc w:val="center"/>
-            </w:pPr>
-            <w:r>
-              <w:rPr>
-                <w:rFonts w:ascii="Arial" w:hAnsi="Arial" w:eastAsia="Arial" w:cs="Arial"/>
-                <w:noProof w:val="0"/>
-                <w:sz w:val="22"/>
-                <w:szCs w:val="22"/>
-                <w:lang w:val="es-419"/>
-              </w:rPr>
-              <w:t>Personal capacitado en el uso de herramientas de reporte móvil.</w:t>
-            </w:r>
-          </w:p>
+          </w:tcPr>
           <w:p>
             <w:pPr>
               <w:jc w:val="center"/>
@@ -1490,148 +3546,13 @@
                 <w:rFonts w:eastAsia="Times New Roman" w:cs="Arial" w:cstheme="minorAscii"/>
                 <w:b w:val="0"/>
                 <w:bCs w:val="0"/>
-                <w:sz w:val="22"/>
-                <w:szCs w:val="22"/>
-                <w:lang w:val="es-419" w:eastAsia="es-419"/>
-              </w:rPr>
-            </w:pPr>
-          </w:p>
-        </w:tc>
-        <w:tc>
-          <w:tcPr>
-            <w:cnfStyle w:val="000100000000" w:firstRow="0" w:lastRow="0" w:firstColumn="0" w:lastColumn="1" w:oddVBand="0" w:evenVBand="0" w:oddHBand="0" w:evenHBand="0" w:firstRowFirstColumn="0" w:firstRowLastColumn="0" w:lastRowFirstColumn="0" w:lastRowLastColumn="0"/>
-            <w:tcW w:w="1725" w:type="dxa"/>
-            <w:tcBorders>
-              <w:left w:val="single" w:color="FFFFFF" w:themeColor="background1" w:sz="4"/>
-            </w:tcBorders>
-            <w:shd w:val="clear" w:color="auto" w:fill="86BB40" w:themeFill="accent2"/>
-            <w:tcMar/>
-            <w:vAlign w:val="center"/>
-          </w:tcPr>
-          <w:p>
-            <w:pPr>
-              <w:jc w:val="center"/>
-              <w:rPr>
-                <w:rFonts w:eastAsia="Times New Roman" w:cs="Arial" w:cstheme="minorAscii"/>
-                <w:sz w:val="24"/>
-                <w:szCs w:val="24"/>
-                <w:lang w:val="es-419" w:eastAsia="es-419"/>
-              </w:rPr>
-            </w:pPr>
-            <w:r>
-              <w:rPr>
-                <w:rFonts w:eastAsia="Times New Roman" w:cs="Arial" w:cstheme="minorAscii"/>
-                <w:sz w:val="24"/>
-                <w:szCs w:val="24"/>
-                <w:lang w:val="es-419" w:eastAsia="es-419"/>
-              </w:rPr>
-              <w:t>ABB Eliminado</w:t>
-            </w:r>
-            <w:r>
-              <w:rPr>
-                <w:rFonts w:eastAsia="Times New Roman" w:cs="Arial" w:cstheme="minorAscii"/>
-                <w:sz w:val="24"/>
-                <w:szCs w:val="24"/>
-                <w:lang w:val="es-419" w:eastAsia="es-419"/>
-              </w:rPr>
-              <w:t>s o Faltantes</w:t>
-            </w:r>
-          </w:p>
-        </w:tc>
-      </w:tr>
-      <w:tr>
-        <w:trPr>
-          <w:trHeight w:val="483"/>
-        </w:trPr>
-        <w:tc>
-          <w:tcPr>
-            <w:cnfStyle w:val="001000000000" w:firstRow="0" w:lastRow="0" w:firstColumn="1" w:lastColumn="0" w:oddVBand="0" w:evenVBand="0" w:oddHBand="0" w:evenHBand="0" w:firstRowFirstColumn="0" w:firstRowLastColumn="0" w:lastRowFirstColumn="0" w:lastRowLastColumn="0"/>
-            <w:tcW w:w="1995" w:type="dxa"/>
-            <w:shd w:val="clear" w:color="auto" w:fill="86BB40" w:themeFill="accent2"/>
-            <w:tcMar/>
-            <w:vAlign w:val="center"/>
-          </w:tcPr>
-          <w:p>
-            <w:pPr>
-              <w:pStyle w:val="Normal"/>
-              <w:numPr>
-                <w:ilvl w:val="0"/>
-                <w:numId w:val="0"/>
-              </w:numPr>
-              <w:jc w:val="center"/>
-            </w:pPr>
-            <w:r>
-              <w:rPr>
-                <w:rFonts w:ascii="Arial" w:hAnsi="Arial" w:eastAsia="Arial" w:cs="Arial"/>
-                <w:noProof w:val="0"/>
-                <w:sz w:val="22"/>
-                <w:szCs w:val="22"/>
-                <w:lang w:val="es-419"/>
-              </w:rPr>
-              <w:t>Dependencia de la memoria de los directivos y comunicación vía WhatsApp.</w:t>
-            </w:r>
-          </w:p>
-        </w:tc>
-        <w:tc>
-          <w:tcPr>
-            <w:cnfStyle w:val="000010000000" w:firstRow="0" w:lastRow="0" w:firstColumn="0" w:lastColumn="0" w:oddVBand="1" w:evenVBand="0" w:oddHBand="0" w:evenHBand="0" w:firstRowFirstColumn="0" w:firstRowLastColumn="0" w:lastRowFirstColumn="0" w:lastRowLastColumn="0"/>
-            <w:tcW w:w="2235" w:type="dxa"/>
-            <w:shd w:val="clear" w:color="auto" w:fill="648C30" w:themeFill="accent2" w:themeFillShade="BF"/>
-            <w:tcMar/>
-            <w:vAlign w:val="center"/>
-          </w:tcPr>
-          <w:p>
-            <w:pPr>
-              <w:jc w:val="center"/>
-              <w:rPr>
-                <w:rFonts w:eastAsia="Times New Roman" w:cs="Arial" w:cstheme="minorAscii"/>
-                <w:color w:val="auto"/>
-                <w:sz w:val="22"/>
-                <w:szCs w:val="22"/>
-                <w:lang w:val="es-419" w:eastAsia="es-419"/>
-              </w:rPr>
-            </w:pPr>
-            <w:r>
-              <w:rPr>
-                <w:rFonts w:eastAsia="Times New Roman" w:cs="Arial" w:cstheme="minorAscii"/>
-                <w:color w:val="auto"/>
-                <w:sz w:val="22"/>
-                <w:szCs w:val="22"/>
-                <w:lang w:val="es-419" w:eastAsia="es-419"/>
-              </w:rPr>
-              <w:t>Mantener</w:t>
-            </w:r>
-          </w:p>
-        </w:tc>
-        <w:tc>
-          <w:tcPr>
-            <w:cnfStyle w:val="000001000000" w:firstRow="0" w:lastRow="0" w:firstColumn="0" w:lastColumn="0" w:oddVBand="0" w:evenVBand="1" w:oddHBand="0" w:evenHBand="0" w:firstRowFirstColumn="0" w:firstRowLastColumn="0" w:lastRowFirstColumn="0" w:lastRowLastColumn="0"/>
-            <w:tcW w:w="2250" w:type="dxa"/>
-            <w:shd w:val="clear" w:color="auto" w:fill="648C30" w:themeFill="accent2" w:themeFillShade="BF"/>
-            <w:tcMar/>
-            <w:vAlign w:val="center"/>
-          </w:tcPr>
-          <w:p>
-            <w:pPr>
-              <w:jc w:val="center"/>
-              <w:rPr>
-                <w:rFonts w:eastAsia="Times New Roman" w:cs="Arial" w:cstheme="minorAscii"/>
-                <w:color w:val="auto"/>
-                <w:sz w:val="22"/>
-                <w:szCs w:val="22"/>
-                <w:lang w:val="es-419" w:eastAsia="es-419"/>
-              </w:rPr>
-            </w:pPr>
-          </w:p>
-        </w:tc>
-        <w:tc>
-          <w:tcPr>
-            <w:cnfStyle w:val="000100000000" w:firstRow="0" w:lastRow="0" w:firstColumn="0" w:lastColumn="1" w:oddVBand="0" w:evenVBand="0" w:oddHBand="0" w:evenHBand="0" w:firstRowFirstColumn="0" w:firstRowLastColumn="0" w:lastRowFirstColumn="0" w:lastRowLastColumn="0"/>
-            <w:tcW w:w="1725" w:type="dxa"/>
-            <w:shd w:val="clear" w:color="auto" w:fill="86BB40" w:themeFill="accent2"/>
-            <w:tcMar/>
-            <w:vAlign w:val="center"/>
-          </w:tcPr>
+                <w:color w:val="auto"/>
+                <w:sz w:val="20"/>
+                <w:szCs w:val="20"/>
+                <w:lang w:val="es-419" w:eastAsia="es-419"/>
+              </w:rPr>
+            </w:pPr>
+          </w:p>
           <w:p>
             <w:pPr>
               <w:jc w:val="center"/>
@@ -1647,199 +3568,21 @@
             </w:pPr>
           </w:p>
         </w:tc>
-      </w:tr>
-      <w:tr>
-        <w:trPr>
-          <w:trHeight w:val="418"/>
-        </w:trPr>
-        <w:tc>
-          <w:tcPr>
-            <w:cnfStyle w:val="001000000000" w:firstRow="0" w:lastRow="0" w:firstColumn="1" w:lastColumn="0" w:oddVBand="0" w:evenVBand="0" w:oddHBand="0" w:evenHBand="0" w:firstRowFirstColumn="0" w:firstRowLastColumn="0" w:lastRowFirstColumn="0" w:lastRowLastColumn="0"/>
-            <w:tcW w:w="1995" w:type="dxa"/>
-            <w:shd w:val="clear" w:color="auto" w:fill="86BB40" w:themeFill="accent2"/>
-            <w:tcMar/>
-            <w:vAlign w:val="center"/>
-          </w:tcPr>
-          <w:p>
-            <w:pPr>
-              <w:pStyle w:val="Normal"/>
-              <w:numPr>
-                <w:ilvl w:val="0"/>
-                <w:numId w:val="0"/>
-              </w:numPr>
-              <w:jc w:val="center"/>
-            </w:pPr>
-            <w:r>
-              <w:rPr>
-                <w:rFonts w:ascii="Arial" w:hAnsi="Arial" w:eastAsia="Arial" w:cs="Arial"/>
-                <w:noProof w:val="0"/>
-                <w:sz w:val="22"/>
-                <w:szCs w:val="22"/>
-                <w:lang w:val="es-419"/>
-              </w:rPr>
-              <w:t>Baja competencia digital en personal de obra y contratistas.</w:t>
-            </w:r>
-          </w:p>
-        </w:tc>
-        <w:tc>
-          <w:tcPr>
-            <w:cnfStyle w:val="000010000000" w:firstRow="0" w:lastRow="0" w:firstColumn="0" w:lastColumn="0" w:oddVBand="1" w:evenVBand="0" w:oddHBand="0" w:evenHBand="0" w:firstRowFirstColumn="0" w:firstRowLastColumn="0" w:lastRowFirstColumn="0" w:lastRowLastColumn="0"/>
-            <w:tcW w:w="2235" w:type="dxa"/>
-            <w:shd w:val="clear" w:color="auto" w:fill="648C30" w:themeFill="accent2" w:themeFillShade="BF"/>
-            <w:tcMar/>
-            <w:vAlign w:val="center"/>
-          </w:tcPr>
-          <w:p>
-            <w:pPr>
-              <w:rPr>
-                <w:rFonts w:eastAsia="Times New Roman" w:cs="Arial" w:cstheme="minorAscii"/>
-                <w:color w:val="auto"/>
-                <w:sz w:val="22"/>
-                <w:szCs w:val="22"/>
-                <w:lang w:val="es-419" w:eastAsia="es-419"/>
-              </w:rPr>
-            </w:pPr>
-          </w:p>
-        </w:tc>
         <w:tc>
           <w:tcPr>
             <w:cnfStyle w:val="000001000000" w:firstRow="0" w:lastRow="0" w:firstColumn="0" w:lastColumn="0" w:oddVBand="0" w:evenVBand="1" w:oddHBand="0" w:evenHBand="0" w:firstRowFirstColumn="0" w:firstRowLastColumn="0" w:lastRowFirstColumn="0" w:lastRowLastColumn="0"/>
-            <w:tcW w:w="2250" w:type="dxa"/>
-            <w:shd w:val="clear" w:color="auto" w:fill="648C30" w:themeFill="accent2" w:themeFillShade="BF"/>
-            <w:tcMar/>
-            <w:vAlign w:val="center"/>
-          </w:tcPr>
-          <w:p>
-            <w:pPr>
-              <w:jc w:val="center"/>
-              <w:rPr>
-                <w:rFonts w:eastAsia="Times New Roman" w:cs="Arial" w:cstheme="minorAscii"/>
-                <w:color w:val="auto"/>
-                <w:sz w:val="22"/>
-                <w:szCs w:val="22"/>
-                <w:lang w:val="es-419" w:eastAsia="es-419"/>
-              </w:rPr>
-            </w:pPr>
-          </w:p>
-        </w:tc>
-        <w:tc>
-          <w:tcPr>
-            <w:cnfStyle w:val="000100000000" w:firstRow="0" w:lastRow="0" w:firstColumn="0" w:lastColumn="1" w:oddVBand="0" w:evenVBand="0" w:oddHBand="0" w:evenHBand="0" w:firstRowFirstColumn="0" w:firstRowLastColumn="0" w:lastRowFirstColumn="0" w:lastRowLastColumn="0"/>
-            <w:tcW w:w="1725" w:type="dxa"/>
-            <w:shd w:val="clear" w:color="auto" w:fill="86BB40" w:themeFill="accent2"/>
-            <w:tcMar/>
-            <w:vAlign w:val="center"/>
-          </w:tcPr>
-          <w:p>
-            <w:pPr>
-              <w:jc w:val="center"/>
-              <w:rPr>
-                <w:rFonts w:eastAsia="Times New Roman" w:cs="Arial" w:cstheme="minorAscii"/>
-                <w:b w:val="0"/>
-                <w:bCs w:val="0"/>
-                <w:color w:val="auto"/>
-                <w:sz w:val="20"/>
-                <w:szCs w:val="20"/>
-                <w:lang w:val="es-419" w:eastAsia="es-419"/>
-              </w:rPr>
-            </w:pPr>
-            <w:r>
-              <w:rPr>
-                <w:rFonts w:eastAsia="Times New Roman" w:cs="Arial" w:cstheme="minorAscii"/>
-                <w:b w:val="0"/>
-                <w:bCs w:val="0"/>
-                <w:color w:val="auto"/>
-                <w:sz w:val="20"/>
-                <w:szCs w:val="20"/>
-                <w:lang w:val="es-419" w:eastAsia="es-419"/>
-              </w:rPr>
-              <w:t>E</w:t>
-            </w:r>
-            <w:r>
-              <w:rPr>
-                <w:rFonts w:eastAsia="Times New Roman" w:cs="Arial" w:cstheme="minorAscii"/>
-                <w:b w:val="0"/>
-                <w:bCs w:val="0"/>
-                <w:color w:val="auto"/>
-                <w:sz w:val="20"/>
-                <w:szCs w:val="20"/>
-                <w:lang w:val="es-419" w:eastAsia="es-419"/>
-              </w:rPr>
-              <w:t>liminado</w:t>
-            </w:r>
-            <w:r>
-              <w:rPr>
-                <w:rFonts w:eastAsia="Times New Roman" w:cs="Arial" w:cstheme="minorAscii"/>
-                <w:b w:val="0"/>
-                <w:bCs w:val="0"/>
-                <w:color w:val="auto"/>
-                <w:sz w:val="20"/>
-                <w:szCs w:val="20"/>
-                <w:lang w:val="es-419" w:eastAsia="es-419"/>
-              </w:rPr>
-              <w:t xml:space="preserve"> intencionalmente</w:t>
-            </w:r>
-          </w:p>
-        </w:tc>
-      </w:tr>
-      <w:tr>
-        <w:trPr>
-          <w:trHeight w:val="650"/>
-        </w:trPr>
-        <w:tc>
-          <w:tcPr>
-            <w:cnfStyle w:val="001000000000" w:firstRow="0" w:lastRow="0" w:firstColumn="1" w:lastColumn="0" w:oddVBand="0" w:evenVBand="0" w:oddHBand="0" w:evenHBand="0" w:firstRowFirstColumn="0" w:firstRowLastColumn="0" w:lastRowFirstColumn="0" w:lastRowLastColumn="0"/>
-            <w:tcW w:w="1995" w:type="dxa"/>
-            <w:tcBorders>
-              <w:right w:val="single" w:color="FFFFFF" w:themeColor="background1" w:sz="4"/>
-            </w:tcBorders>
-            <w:shd w:val="clear" w:color="auto" w:fill="86BB40" w:themeFill="accent2"/>
-            <w:tcMar/>
-          </w:tcPr>
-          <w:p>
-            <w:pPr>
-              <w:jc w:val="center"/>
-              <w:rPr>
-                <w:rFonts w:eastAsia="Times New Roman" w:cs="Arial" w:cstheme="minorAscii"/>
-                <w:color w:val="auto"/>
-                <w:sz w:val="24"/>
-                <w:szCs w:val="24"/>
-                <w:lang w:val="es-419" w:eastAsia="es-419"/>
-              </w:rPr>
-            </w:pPr>
-            <w:r>
-              <w:rPr>
-                <w:rFonts w:eastAsia="Times New Roman" w:cs="Arial" w:cstheme="minorAscii"/>
-                <w:sz w:val="24"/>
-                <w:szCs w:val="24"/>
-                <w:lang w:val="es-419" w:eastAsia="es-419"/>
-              </w:rPr>
-              <w:t xml:space="preserve">ABB </w:t>
-            </w:r>
-            <w:r>
-              <w:rPr>
-                <w:rFonts w:eastAsia="Times New Roman" w:cs="Arial" w:cstheme="minorAscii"/>
-                <w:sz w:val="24"/>
-                <w:szCs w:val="24"/>
-                <w:lang w:val="es-419" w:eastAsia="es-419"/>
-              </w:rPr>
-              <w:t>Nuevos o Brechas</w:t>
-            </w:r>
-          </w:p>
-        </w:tc>
-        <w:tc>
-          <w:tcPr>
-            <w:cnfStyle w:val="000010000000" w:firstRow="0" w:lastRow="0" w:firstColumn="0" w:lastColumn="0" w:oddVBand="1" w:evenVBand="0" w:oddHBand="0" w:evenHBand="0" w:firstRowFirstColumn="0" w:firstRowLastColumn="0" w:lastRowFirstColumn="0" w:lastRowLastColumn="0"/>
-            <w:tcW w:w="2235" w:type="dxa"/>
+            <w:tcW w:w="1125" w:type="dxa"/>
             <w:tcBorders>
               <w:left w:val="single" w:color="FFFFFF" w:themeColor="background1" w:sz="4"/>
               <w:right w:val="single" w:color="FFFFFF" w:themeColor="background1" w:sz="4"/>
             </w:tcBorders>
             <w:shd w:val="clear" w:color="auto" w:fill="86BB40" w:themeFill="accent2"/>
             <w:tcMar/>
-          </w:tcPr>
-          <w:p>
-            <w:pPr>
+            <w:vAlign w:val="center"/>
+          </w:tcPr>
+          <w:p>
+            <w:pPr>
+              <w:pStyle w:val="Normal"/>
               <w:jc w:val="center"/>
               <w:rPr>
                 <w:rFonts w:eastAsia="Times New Roman" w:cs="Arial" w:cstheme="minorAscii"/>
@@ -1855,8 +3598,8 @@
         </w:tc>
         <w:tc>
           <w:tcPr>
-            <w:cnfStyle w:val="000001000000" w:firstRow="0" w:lastRow="0" w:firstColumn="0" w:lastColumn="0" w:oddVBand="0" w:evenVBand="1" w:oddHBand="0" w:evenHBand="0" w:firstRowFirstColumn="0" w:firstRowLastColumn="0" w:lastRowFirstColumn="0" w:lastRowLastColumn="0"/>
-            <w:tcW w:w="2250" w:type="dxa"/>
+            <w:cnfStyle w:val="000010000000" w:firstRow="0" w:lastRow="0" w:firstColumn="0" w:lastColumn="0" w:oddVBand="1" w:evenVBand="0" w:oddHBand="0" w:evenHBand="0" w:firstRowFirstColumn="0" w:firstRowLastColumn="0" w:lastRowFirstColumn="0" w:lastRowLastColumn="0"/>
+            <w:tcW w:w="1260" w:type="dxa"/>
             <w:tcBorders>
               <w:left w:val="single" w:color="FFFFFF" w:themeColor="background1" w:sz="4"/>
               <w:right w:val="single" w:color="FFFFFF" w:themeColor="background1" w:sz="4"/>
@@ -1878,7 +3621,24 @@
                 <w:lang w:val="es-419" w:eastAsia="es-419"/>
               </w:rPr>
             </w:pPr>
-            <w:r>
+          </w:p>
+        </w:tc>
+        <w:tc>
+          <w:tcPr>
+            <w:cnfStyle w:val="000001000000" w:firstRow="0" w:lastRow="0" w:firstColumn="0" w:lastColumn="0" w:oddVBand="0" w:evenVBand="1" w:oddHBand="0" w:evenHBand="0" w:firstRowFirstColumn="0" w:firstRowLastColumn="0" w:lastRowFirstColumn="0" w:lastRowLastColumn="0"/>
+            <w:tcW w:w="1020" w:type="dxa"/>
+            <w:tcBorders>
+              <w:left w:val="single" w:color="FFFFFF" w:themeColor="background1" w:sz="4"/>
+              <w:right w:val="single" w:color="FFFFFF" w:themeColor="background1" w:sz="4"/>
+            </w:tcBorders>
+            <w:shd w:val="clear" w:color="auto" w:fill="86BB40" w:themeFill="accent2"/>
+            <w:tcMar/>
+            <w:vAlign w:val="center"/>
+          </w:tcPr>
+          <w:p>
+            <w:pPr>
+              <w:pStyle w:val="Normal"/>
+              <w:jc w:val="center"/>
               <w:rPr>
                 <w:rFonts w:eastAsia="Times New Roman" w:cs="Arial" w:cstheme="minorAscii"/>
                 <w:b w:val="0"/>
@@ -1888,14 +3648,97 @@
                 <w:szCs w:val="20"/>
                 <w:lang w:val="es-419" w:eastAsia="es-419"/>
               </w:rPr>
-              <w:t>Ampliar</w:t>
-            </w:r>
+            </w:pPr>
+          </w:p>
+        </w:tc>
+        <w:tc>
+          <w:tcPr>
+            <w:cnfStyle w:val="000010000000" w:firstRow="0" w:lastRow="0" w:firstColumn="0" w:lastColumn="0" w:oddVBand="1" w:evenVBand="0" w:oddHBand="0" w:evenHBand="0" w:firstRowFirstColumn="0" w:firstRowLastColumn="0" w:lastRowFirstColumn="0" w:lastRowLastColumn="0"/>
+            <w:tcW w:w="1335" w:type="dxa"/>
+            <w:tcBorders>
+              <w:left w:val="single" w:color="FFFFFF" w:themeColor="background1" w:sz="4"/>
+              <w:right w:val="single" w:color="FFFFFF" w:themeColor="background1" w:sz="4"/>
+            </w:tcBorders>
+            <w:shd w:val="clear" w:color="auto" w:fill="86BB40" w:themeFill="accent2"/>
+            <w:tcMar/>
+            <w:vAlign w:val="center"/>
+          </w:tcPr>
+          <w:p>
+            <w:pPr>
+              <w:pStyle w:val="Normal"/>
+              <w:jc w:val="center"/>
+              <w:rPr>
+                <w:rFonts w:eastAsia="Times New Roman" w:cs="Arial" w:cstheme="minorAscii"/>
+                <w:b w:val="0"/>
+                <w:bCs w:val="0"/>
+                <w:color w:val="auto"/>
+                <w:sz w:val="20"/>
+                <w:szCs w:val="20"/>
+                <w:lang w:val="es-419" w:eastAsia="es-419"/>
+              </w:rPr>
+            </w:pPr>
+          </w:p>
+        </w:tc>
+        <w:tc>
+          <w:tcPr>
+            <w:cnfStyle w:val="000001000000" w:firstRow="0" w:lastRow="0" w:firstColumn="0" w:lastColumn="0" w:oddVBand="0" w:evenVBand="1" w:oddHBand="0" w:evenHBand="0" w:firstRowFirstColumn="0" w:firstRowLastColumn="0" w:lastRowFirstColumn="0" w:lastRowLastColumn="0"/>
+            <w:tcW w:w="1305" w:type="dxa"/>
+            <w:tcBorders>
+              <w:left w:val="single" w:color="FFFFFF" w:themeColor="background1" w:sz="4"/>
+              <w:right w:val="single" w:color="FFFFFF" w:themeColor="background1" w:sz="4"/>
+            </w:tcBorders>
+            <w:shd w:val="clear" w:color="auto" w:fill="86BB40" w:themeFill="accent2"/>
+            <w:tcMar/>
+            <w:vAlign w:val="center"/>
+          </w:tcPr>
+          <w:p>
+            <w:pPr>
+              <w:pStyle w:val="Normal"/>
+              <w:jc w:val="center"/>
+              <w:rPr>
+                <w:rFonts w:eastAsia="Times New Roman" w:cs="Arial" w:cstheme="minorAscii"/>
+                <w:b w:val="0"/>
+                <w:bCs w:val="0"/>
+                <w:color w:val="auto"/>
+                <w:sz w:val="20"/>
+                <w:szCs w:val="20"/>
+                <w:lang w:val="es-419" w:eastAsia="es-419"/>
+              </w:rPr>
+            </w:pPr>
+          </w:p>
+        </w:tc>
+        <w:tc>
+          <w:tcPr>
+            <w:cnfStyle w:val="000010000000" w:firstRow="0" w:lastRow="0" w:firstColumn="0" w:lastColumn="0" w:oddVBand="1" w:evenVBand="0" w:oddHBand="0" w:evenHBand="0" w:firstRowFirstColumn="0" w:firstRowLastColumn="0" w:lastRowFirstColumn="0" w:lastRowLastColumn="0"/>
+            <w:tcW w:w="1260" w:type="dxa"/>
+            <w:tcBorders>
+              <w:left w:val="single" w:color="FFFFFF" w:themeColor="background1" w:sz="4"/>
+              <w:right w:val="single" w:color="FFFFFF" w:themeColor="background1" w:sz="4"/>
+            </w:tcBorders>
+            <w:shd w:val="clear" w:color="auto" w:fill="86BB40" w:themeFill="accent2"/>
+            <w:tcMar/>
+            <w:vAlign w:val="center"/>
+          </w:tcPr>
+          <w:p>
+            <w:pPr>
+              <w:pStyle w:val="Normal"/>
+              <w:jc w:val="center"/>
+              <w:rPr>
+                <w:rFonts w:eastAsia="Times New Roman" w:cs="Arial" w:cstheme="minorAscii"/>
+                <w:b w:val="0"/>
+                <w:bCs w:val="0"/>
+                <w:color w:val="auto"/>
+                <w:sz w:val="20"/>
+                <w:szCs w:val="20"/>
+                <w:lang w:val="es-419" w:eastAsia="es-419"/>
+              </w:rPr>
+            </w:pPr>
           </w:p>
         </w:tc>
         <w:tc>
           <w:tcPr>
             <w:cnfStyle w:val="000100000000" w:firstRow="0" w:lastRow="0" w:firstColumn="0" w:lastColumn="1" w:oddVBand="0" w:evenVBand="0" w:oddHBand="0" w:evenHBand="0" w:firstRowFirstColumn="0" w:firstRowLastColumn="0" w:lastRowFirstColumn="0" w:lastRowLastColumn="0"/>
-            <w:tcW w:w="1725" w:type="dxa"/>
+            <w:tcW w:w="945" w:type="dxa"/>
             <w:tcBorders>
               <w:top w:val="nil"/>
               <w:bottom w:val="nil"/>
@@ -1923,11 +3766,24 @@
     <w:p>
       <w:pPr>
         <w:pStyle w:val="Normal"/>
+        <w:bidi w:val="0"/>
+        <w:rPr>
+          <w:lang w:val="es-AR"/>
+        </w:rPr>
+      </w:pPr>
+    </w:p>
+    <w:p>
+      <w:pPr>
+        <w:pStyle w:val="Ttulo2"/>
         <w:numPr>
           <w:ilvl w:val="0"/>
           <w:numId w:val="0"/>
         </w:numPr>
+        <w:suppressLineNumbers w:val="0"/>
         <w:bidi w:val="0"/>
+        <w:spacing w:before="360" w:beforeAutospacing="off" w:after="120" w:afterAutospacing="off" w:line="240" w:lineRule="auto"/>
+        <w:ind w:right="0"/>
+        <w:jc w:val="left"/>
         <w:rPr>
           <w:lang w:val="es-AR"/>
         </w:rPr>
@@ -2142,12 +3998,20 @@
           <w:p>
             <w:pPr>
               <w:pStyle w:val="Normal"/>
-              <w:numPr>
-                <w:ilvl w:val="0"/>
-                <w:numId w:val="0"/>
-              </w:numPr>
               <w:jc w:val="center"/>
             </w:pPr>
+            <w:r>
+              <w:rPr>
+                <w:rFonts w:ascii="Arial" w:hAnsi="Arial" w:eastAsia="Arial" w:cs="Arial"/>
+                <w:b w:val="0"/>
+                <w:bCs w:val="0"/>
+                <w:noProof w:val="0"/>
+                <w:sz w:val="22"/>
+                <w:szCs w:val="22"/>
+                <w:lang w:val="es-419"/>
+              </w:rPr>
+              <w:t>Repositorio Único de Datos (MDM) con "única fuente de verdad</w:t>
+            </w:r>
             <w:r>
               <w:rPr>
                 <w:rFonts w:ascii="Arial" w:hAnsi="Arial" w:eastAsia="Arial" w:cs="Arial"/>
@@ -2156,7 +4020,7 @@
                 <w:szCs w:val="22"/>
                 <w:lang w:val="es-419"/>
               </w:rPr>
-              <w:t>Repositorio Único de Datos (MDM) con "única fuente de verdad"</w:t>
+              <w:t>"</w:t>
             </w:r>
           </w:p>
         </w:tc>
@@ -2174,16 +4038,23 @@
           <w:p>
             <w:pPr>
               <w:pStyle w:val="Normal"/>
-              <w:numPr>
-                <w:ilvl w:val="0"/>
-                <w:numId w:val="0"/>
-              </w:numPr>
               <w:jc w:val="center"/>
               <w:cnfStyle w:val="100000000000" w:firstRow="1" w:lastRow="0" w:firstColumn="0" w:lastColumn="0" w:oddVBand="0" w:evenVBand="0" w:oddHBand="0" w:evenHBand="0" w:firstRowFirstColumn="0" w:firstRowLastColumn="0" w:lastRowFirstColumn="0" w:lastRowLastColumn="0"/>
-            </w:pPr>
-            <w:r>
               <w:rPr>
                 <w:rFonts w:ascii="Arial" w:hAnsi="Arial" w:eastAsia="Arial" w:cs="Arial"/>
+                <w:b w:val="0"/>
+                <w:bCs w:val="0"/>
+                <w:noProof w:val="0"/>
+                <w:sz w:val="22"/>
+                <w:szCs w:val="22"/>
+                <w:lang w:val="en-US"/>
+              </w:rPr>
+            </w:pPr>
+            <w:r>
+              <w:rPr>
+                <w:rFonts w:ascii="Arial" w:hAnsi="Arial" w:eastAsia="Arial" w:cs="Arial"/>
+                <w:b w:val="0"/>
+                <w:bCs w:val="0"/>
                 <w:noProof w:val="0"/>
                 <w:sz w:val="22"/>
                 <w:szCs w:val="22"/>
@@ -2250,20 +4121,27 @@
           <w:p>
             <w:pPr>
               <w:pStyle w:val="Normal"/>
-              <w:numPr>
-                <w:ilvl w:val="0"/>
-                <w:numId w:val="0"/>
-              </w:numPr>
               <w:jc w:val="center"/>
-            </w:pPr>
-            <w:r>
               <w:rPr>
                 <w:rFonts w:ascii="Arial" w:hAnsi="Arial" w:eastAsia="Arial" w:cs="Arial"/>
+                <w:b w:val="0"/>
+                <w:bCs w:val="0"/>
                 <w:noProof w:val="0"/>
                 <w:sz w:val="22"/>
                 <w:szCs w:val="22"/>
                 <w:lang w:val="es-419"/>
               </w:rPr>
+            </w:pPr>
+            <w:r>
+              <w:rPr>
+                <w:rFonts w:ascii="Arial" w:hAnsi="Arial" w:eastAsia="Arial" w:cs="Arial"/>
+                <w:b w:val="0"/>
+                <w:bCs w:val="0"/>
+                <w:noProof w:val="0"/>
+                <w:sz w:val="22"/>
+                <w:szCs w:val="22"/>
+                <w:lang w:val="es-419"/>
+              </w:rPr>
               <w:t>Datos fragmentados en múltiples Excels; falta de integridad y duplicidad.</w:t>
             </w:r>
           </w:p>
@@ -2272,30 +4150,29 @@
           <w:tcPr>
             <w:cnfStyle w:val="000010000000" w:firstRow="0" w:lastRow="0" w:firstColumn="0" w:lastColumn="0" w:oddVBand="1" w:evenVBand="0" w:oddHBand="0" w:evenHBand="0" w:firstRowFirstColumn="0" w:firstRowLastColumn="0" w:lastRowFirstColumn="0" w:lastRowLastColumn="0"/>
             <w:tcW w:w="2085" w:type="dxa"/>
+            <w:shd w:val="clear" w:color="auto" w:fill="2E74B5" w:themeFill="accent1" w:themeFillShade="BF"/>
             <w:tcMar/>
             <w:vAlign w:val="center"/>
             <w:hideMark/>
           </w:tcPr>
           <w:p>
             <w:pPr>
+              <w:pStyle w:val="Normal"/>
+              <w:suppressLineNumbers w:val="0"/>
+              <w:bidi w:val="0"/>
+              <w:spacing w:before="0" w:beforeAutospacing="off" w:after="0" w:afterAutospacing="off" w:line="240" w:lineRule="auto"/>
+              <w:ind w:left="0" w:right="0"/>
               <w:jc w:val="center"/>
-              <w:rPr>
-                <w:rFonts w:eastAsia="Times New Roman" w:cstheme="minorHAnsi"/>
+            </w:pPr>
+            <w:r>
+              <w:rPr>
+                <w:rFonts w:eastAsia="Times New Roman" w:cs="Arial" w:cstheme="minorAscii"/>
                 <w:color w:val="auto"/>
                 <w:sz w:val="22"/>
                 <w:szCs w:val="22"/>
                 <w:lang w:val="es-419" w:eastAsia="es-419"/>
               </w:rPr>
-            </w:pPr>
-            <w:r>
-              <w:rPr>
-                <w:rFonts w:eastAsia="Times New Roman" w:cstheme="minorHAnsi"/>
-                <w:color w:val="auto"/>
-                <w:sz w:val="22"/>
-                <w:szCs w:val="22"/>
-                <w:lang w:val="es-419" w:eastAsia="es-419"/>
-              </w:rPr>
-              <w:t>Mantener</w:t>
+              <w:t>Mejorar</w:t>
             </w:r>
           </w:p>
         </w:tc>
@@ -2303,6 +4180,7 @@
           <w:tcPr>
             <w:cnfStyle w:val="000001000000" w:firstRow="0" w:lastRow="0" w:firstColumn="0" w:lastColumn="0" w:oddVBand="0" w:evenVBand="1" w:oddHBand="0" w:evenHBand="0" w:firstRowFirstColumn="0" w:firstRowLastColumn="0" w:lastRowFirstColumn="0" w:lastRowLastColumn="0"/>
             <w:tcW w:w="2355" w:type="dxa"/>
+            <w:shd w:val="clear" w:color="auto" w:fill="2E74B5" w:themeFill="accent1" w:themeFillShade="BF"/>
             <w:tcMar/>
             <w:vAlign w:val="center"/>
             <w:hideMark/>
@@ -2358,20 +4236,27 @@
           <w:p>
             <w:pPr>
               <w:pStyle w:val="Normal"/>
-              <w:numPr>
-                <w:ilvl w:val="0"/>
-                <w:numId w:val="0"/>
-              </w:numPr>
               <w:jc w:val="center"/>
-            </w:pPr>
-            <w:r>
               <w:rPr>
                 <w:rFonts w:ascii="Arial" w:hAnsi="Arial" w:eastAsia="Arial" w:cs="Arial"/>
+                <w:b w:val="0"/>
+                <w:bCs w:val="0"/>
                 <w:noProof w:val="0"/>
                 <w:sz w:val="22"/>
                 <w:szCs w:val="22"/>
                 <w:lang w:val="es-419"/>
               </w:rPr>
+            </w:pPr>
+            <w:r>
+              <w:rPr>
+                <w:rFonts w:ascii="Arial" w:hAnsi="Arial" w:eastAsia="Arial" w:cs="Arial"/>
+                <w:b w:val="0"/>
+                <w:bCs w:val="0"/>
+                <w:noProof w:val="0"/>
+                <w:sz w:val="22"/>
+                <w:szCs w:val="22"/>
+                <w:lang w:val="es-419"/>
+              </w:rPr>
               <w:t>Herramientas aisladas (Drive, Excel genérico).</w:t>
             </w:r>
           </w:p>
@@ -2380,6 +4265,7 @@
           <w:tcPr>
             <w:cnfStyle w:val="000010000000" w:firstRow="0" w:lastRow="0" w:firstColumn="0" w:lastColumn="0" w:oddVBand="1" w:evenVBand="0" w:oddHBand="0" w:evenHBand="0" w:firstRowFirstColumn="0" w:firstRowLastColumn="0" w:lastRowFirstColumn="0" w:lastRowLastColumn="0"/>
             <w:tcW w:w="2085" w:type="dxa"/>
+            <w:shd w:val="clear" w:color="auto" w:fill="2E74B5" w:themeFill="accent1" w:themeFillShade="BF"/>
             <w:tcMar/>
             <w:vAlign w:val="center"/>
             <w:hideMark/>
@@ -2400,6 +4286,7 @@
           <w:tcPr>
             <w:cnfStyle w:val="000001000000" w:firstRow="0" w:lastRow="0" w:firstColumn="0" w:lastColumn="0" w:oddVBand="0" w:evenVBand="1" w:oddHBand="0" w:evenHBand="0" w:firstRowFirstColumn="0" w:firstRowLastColumn="0" w:lastRowFirstColumn="0" w:lastRowLastColumn="0"/>
             <w:tcW w:w="2355" w:type="dxa"/>
+            <w:shd w:val="clear" w:color="auto" w:fill="2E74B5" w:themeFill="accent1" w:themeFillShade="BF"/>
             <w:tcMar/>
             <w:vAlign w:val="center"/>
             <w:hideMark/>
@@ -2408,14 +4295,17 @@
             <w:pPr>
               <w:jc w:val="center"/>
               <w:cnfStyle w:val="000000000000" w:firstRow="0" w:lastRow="0" w:firstColumn="0" w:lastColumn="0" w:oddVBand="0" w:evenVBand="0" w:oddHBand="0" w:evenHBand="0" w:firstRowFirstColumn="0" w:firstRowLastColumn="0" w:lastRowFirstColumn="0" w:lastRowLastColumn="0"/>
-              <w:rPr>
-                <w:rFonts w:eastAsia="Times New Roman" w:cstheme="minorHAnsi"/>
+            </w:pPr>
+            <w:r>
+              <w:rPr>
+                <w:rFonts w:eastAsia="Times New Roman" w:cs="Arial" w:cstheme="minorAscii"/>
                 <w:color w:val="auto"/>
                 <w:sz w:val="22"/>
                 <w:szCs w:val="22"/>
                 <w:lang w:val="es-419" w:eastAsia="es-419"/>
               </w:rPr>
-            </w:pPr>
+              <w:t>Mejorar</w:t>
+            </w:r>
           </w:p>
         </w:tc>
         <w:tc>
@@ -2439,66 +4329,6 @@
                 <w:lang w:val="es-419" w:eastAsia="es-419"/>
               </w:rPr>
             </w:pPr>
-            <w:r>
-              <w:rPr>
-                <w:rFonts w:eastAsia="Times New Roman" w:cs="Arial" w:cstheme="minorAscii"/>
-                <w:b w:val="0"/>
-                <w:bCs w:val="0"/>
-                <w:color w:val="auto"/>
-                <w:sz w:val="20"/>
-                <w:szCs w:val="20"/>
-                <w:lang w:val="es-419" w:eastAsia="es-419"/>
-              </w:rPr>
-              <w:t>E</w:t>
-            </w:r>
-            <w:r>
-              <w:rPr>
-                <w:rFonts w:eastAsia="Times New Roman" w:cs="Arial" w:cstheme="minorAscii"/>
-                <w:b w:val="0"/>
-                <w:bCs w:val="0"/>
-                <w:color w:val="auto"/>
-                <w:sz w:val="20"/>
-                <w:szCs w:val="20"/>
-                <w:lang w:val="es-419" w:eastAsia="es-419"/>
-              </w:rPr>
-              <w:t>limi</w:t>
-            </w:r>
-            <w:r>
-              <w:rPr>
-                <w:rFonts w:eastAsia="Times New Roman" w:cs="Arial" w:cstheme="minorAscii"/>
-                <w:b w:val="0"/>
-                <w:bCs w:val="0"/>
-                <w:color w:val="auto"/>
-                <w:sz w:val="20"/>
-                <w:szCs w:val="20"/>
-                <w:lang w:val="es-419" w:eastAsia="es-419"/>
-              </w:rPr>
-              <w:t xml:space="preserve"> Datos fragmentados en múltiples Excels; falta de integridad y duplicidad. </w:t>
-            </w:r>
-            <w:r>
-              <w:rPr>
-                <w:rFonts w:eastAsia="Times New Roman" w:cs="Arial" w:cstheme="minorAscii"/>
-                <w:b w:val="0"/>
-                <w:bCs w:val="0"/>
-                <w:color w:val="auto"/>
-                <w:sz w:val="20"/>
-                <w:szCs w:val="20"/>
-                <w:lang w:val="es-419" w:eastAsia="es-419"/>
-              </w:rPr>
-              <w:t>nado</w:t>
-            </w:r>
-            <w:r>
-              <w:rPr>
-                <w:rFonts w:eastAsia="Times New Roman" w:cs="Arial" w:cstheme="minorAscii"/>
-                <w:b w:val="0"/>
-                <w:bCs w:val="0"/>
-                <w:color w:val="auto"/>
-                <w:sz w:val="20"/>
-                <w:szCs w:val="20"/>
-                <w:lang w:val="es-419" w:eastAsia="es-419"/>
-              </w:rPr>
-              <w:t xml:space="preserve"> intencionalmente</w:t>
-            </w:r>
           </w:p>
         </w:tc>
       </w:tr>
@@ -2562,15 +4392,19 @@
           <w:p>
             <w:pPr>
               <w:jc w:val="center"/>
-              <w:rPr>
-                <w:rFonts w:eastAsia="Times New Roman" w:cstheme="minorHAnsi"/>
+            </w:pPr>
+            <w:r>
+              <w:rPr>
+                <w:rFonts w:eastAsia="Times New Roman" w:cs="Arial" w:cstheme="minorAscii"/>
                 <w:b w:val="0"/>
                 <w:bCs w:val="0"/>
                 <w:color w:val="auto"/>
                 <w:sz w:val="20"/>
-                <w:lang w:val="es-419" w:eastAsia="es-419"/>
-              </w:rPr>
-            </w:pPr>
+                <w:szCs w:val="20"/>
+                <w:lang w:val="es-419" w:eastAsia="es-419"/>
+              </w:rPr>
+              <w:t>Incorporar MDM</w:t>
+            </w:r>
           </w:p>
         </w:tc>
         <w:tc>
@@ -2587,27 +4421,24 @@
           </w:tcPr>
           <w:p>
             <w:pPr>
+              <w:pStyle w:val="Normal"/>
+              <w:suppressLineNumbers w:val="0"/>
+              <w:bidi w:val="0"/>
+              <w:spacing w:before="0" w:beforeAutospacing="off" w:after="0" w:afterAutospacing="off" w:line="240" w:lineRule="auto"/>
+              <w:ind w:left="0" w:right="0"/>
               <w:jc w:val="center"/>
-              <w:cnfStyle w:val="010000000000" w:firstRow="0" w:lastRow="1" w:firstColumn="0" w:lastColumn="0" w:oddVBand="0" w:evenVBand="0" w:oddHBand="0" w:evenHBand="0" w:firstRowFirstColumn="0" w:firstRowLastColumn="0" w:lastRowFirstColumn="0" w:lastRowLastColumn="0"/>
-              <w:rPr>
-                <w:rFonts w:eastAsia="Times New Roman" w:cstheme="minorHAnsi"/>
+            </w:pPr>
+            <w:r>
+              <w:rPr>
+                <w:rFonts w:eastAsia="Times New Roman" w:cs="Arial" w:cstheme="minorAscii"/>
                 <w:b w:val="0"/>
                 <w:bCs w:val="0"/>
                 <w:color w:val="auto"/>
                 <w:sz w:val="20"/>
-                <w:lang w:val="es-419" w:eastAsia="es-419"/>
-              </w:rPr>
-            </w:pPr>
-            <w:r>
-              <w:rPr>
-                <w:rFonts w:eastAsia="Times New Roman" w:cstheme="minorHAnsi"/>
-                <w:b w:val="0"/>
-                <w:bCs w:val="0"/>
-                <w:color w:val="auto"/>
-                <w:sz w:val="20"/>
-                <w:lang w:val="es-419" w:eastAsia="es-419"/>
-              </w:rPr>
-              <w:t>Ampliar</w:t>
+                <w:szCs w:val="20"/>
+                <w:lang w:val="es-419" w:eastAsia="es-419"/>
+              </w:rPr>
+              <w:t>Incorporar suite integrada</w:t>
             </w:r>
           </w:p>
         </w:tc>
@@ -2643,13 +4474,6 @@
     </w:tbl>
     <w:p>
       <w:pPr>
-        <w:rPr>
-          <w:lang w:val="es-419"/>
-        </w:rPr>
-      </w:pPr>
-    </w:p>
-    <w:p>
-      <w:pPr>
         <w:pStyle w:val="Ttulo2"/>
         <w:numPr>
           <w:ilvl w:val="0"/>
@@ -2658,16 +4482,15 @@
         <w:suppressLineNumbers w:val="0"/>
         <w:bidi w:val="0"/>
         <w:spacing w:before="360" w:beforeAutospacing="off" w:after="120" w:afterAutospacing="off" w:line="240" w:lineRule="auto"/>
-        <w:ind w:right="0"/>
-        <w:jc w:val="left"/>
-        <w:rPr>
-          <w:color w:val="F4BF2E" w:themeColor="accent3" w:themeTint="FF" w:themeShade="FF"/>
+        <w:ind w:left="0"/>
+        <w:rPr>
+          <w:color w:val="F4BE2E" w:themeColor="accent3" w:themeTint="FF" w:themeShade="FF"/>
           <w:lang w:val="es-AR"/>
         </w:rPr>
       </w:pPr>
       <w:r>
         <w:rPr>
-          <w:color w:val="F4BF2E" w:themeColor="accent3" w:themeTint="FF" w:themeShade="FF"/>
+          <w:color w:val="F4BE2E"/>
           <w:lang w:val="es-AR"/>
         </w:rPr>
         <w:t>Arquitectura Tecnológica</w:t>
@@ -2676,13 +4499,16 @@
     <w:tbl>
       <w:tblPr>
         <w:tblStyle w:val="Tablaconcuadrcula5oscura-nfasis1"/>
-        <w:tblW w:w="0" w:type="auto"/>
+        <w:tblW w:w="9014" w:type="dxa"/>
         <w:tblLook w:val="03E0" w:firstRow="1" w:lastRow="1" w:firstColumn="1" w:lastColumn="1" w:noHBand="1" w:noVBand="0"/>
       </w:tblPr>
       <w:tblGrid>
-        <w:gridCol w:w="1995"/>
-        <w:gridCol w:w="1770"/>
-        <w:gridCol w:w="1785"/>
+        <w:gridCol w:w="1656"/>
+        <w:gridCol w:w="1469"/>
+        <w:gridCol w:w="1469"/>
+        <w:gridCol w:w="1290"/>
+        <w:gridCol w:w="1648"/>
+        <w:gridCol w:w="1482"/>
       </w:tblGrid>
       <w:tr>
         <w:trPr>
@@ -2691,7 +4517,7 @@
         <w:tc>
           <w:tcPr>
             <w:cnfStyle w:val="001000000000" w:firstRow="0" w:lastRow="0" w:firstColumn="1" w:lastColumn="0" w:oddVBand="0" w:evenVBand="0" w:oddHBand="0" w:evenHBand="0" w:firstRowFirstColumn="0" w:firstRowLastColumn="0" w:lastRowFirstColumn="0" w:lastRowLastColumn="0"/>
-            <w:tcW w:w="1995" w:type="dxa"/>
+            <w:tcW w:w="1656" w:type="dxa"/>
             <w:tcBorders>
               <w:right w:val="single" w:color="FFFFFF" w:themeColor="background1" w:sz="4"/>
             </w:tcBorders>
@@ -2701,10 +4527,6 @@
           <w:p>
             <w:pPr>
               <w:pStyle w:val="Normal"/>
-              <w:numPr>
-                <w:ilvl w:val="0"/>
-                <w:numId w:val="0"/>
-              </w:numPr>
               <w:suppressLineNumbers w:val="0"/>
               <w:bidi w:val="0"/>
               <w:spacing w:before="0" w:beforeAutospacing="off" w:after="0" w:afterAutospacing="off" w:line="240" w:lineRule="auto"/>
@@ -2714,16 +4536,16 @@
                 <w:rFonts w:eastAsia="Times New Roman" w:cs="Arial" w:cstheme="minorAscii"/>
                 <w:b w:val="0"/>
                 <w:bCs w:val="0"/>
-                <w:sz w:val="24"/>
-                <w:szCs w:val="24"/>
+                <w:sz w:val="18"/>
+                <w:szCs w:val="18"/>
                 <w:lang w:val="es-419" w:eastAsia="es-419"/>
               </w:rPr>
             </w:pPr>
             <w:r>
               <w:rPr>
                 <w:rFonts w:eastAsia="Times New Roman" w:cs="Arial" w:cstheme="minorAscii"/>
-                <w:sz w:val="24"/>
-                <w:szCs w:val="24"/>
+                <w:sz w:val="18"/>
+                <w:szCs w:val="18"/>
                 <w:lang w:val="es-419" w:eastAsia="es-419"/>
               </w:rPr>
               <w:t>Arq</w:t>
@@ -2731,8 +4553,8 @@
             <w:r>
               <w:rPr>
                 <w:rFonts w:eastAsia="Times New Roman" w:cs="Arial" w:cstheme="minorAscii"/>
-                <w:sz w:val="24"/>
-                <w:szCs w:val="24"/>
+                <w:sz w:val="18"/>
+                <w:szCs w:val="18"/>
                 <w:lang w:val="es-419" w:eastAsia="es-419"/>
               </w:rPr>
               <w:t>.</w:t>
@@ -2740,8 +4562,8 @@
             <w:r>
               <w:rPr>
                 <w:rFonts w:eastAsia="Times New Roman" w:cs="Arial" w:cstheme="minorAscii"/>
-                <w:sz w:val="24"/>
-                <w:szCs w:val="24"/>
+                <w:sz w:val="18"/>
+                <w:szCs w:val="18"/>
                 <w:lang w:val="es-419" w:eastAsia="es-419"/>
               </w:rPr>
               <w:t xml:space="preserve"> </w:t>
@@ -2754,16 +4576,16 @@
                 <w:rFonts w:eastAsia="Times New Roman" w:cs="Arial" w:cstheme="minorAscii"/>
                 <w:b w:val="0"/>
                 <w:bCs w:val="0"/>
-                <w:sz w:val="24"/>
-                <w:szCs w:val="24"/>
+                <w:sz w:val="18"/>
+                <w:szCs w:val="18"/>
                 <w:lang w:val="es-419" w:eastAsia="es-419"/>
               </w:rPr>
             </w:pPr>
             <w:r>
               <w:rPr>
                 <w:rFonts w:eastAsia="Times New Roman" w:cs="Arial" w:cstheme="minorAscii"/>
-                <w:sz w:val="24"/>
-                <w:szCs w:val="24"/>
+                <w:sz w:val="18"/>
+                <w:szCs w:val="18"/>
                 <w:lang w:val="es-419" w:eastAsia="es-419"/>
               </w:rPr>
               <w:t>Destino</w:t>
@@ -2774,16 +4596,16 @@
               <w:jc w:val="right"/>
               <w:rPr>
                 <w:rFonts w:eastAsia="Times New Roman" w:cs="Arial" w:cstheme="minorAscii"/>
-                <w:sz w:val="24"/>
-                <w:szCs w:val="24"/>
+                <w:sz w:val="18"/>
+                <w:szCs w:val="18"/>
                 <w:lang w:val="es-419" w:eastAsia="es-419"/>
               </w:rPr>
             </w:pPr>
             <w:r>
               <w:rPr>
                 <w:rFonts w:ascii="Symbol" w:hAnsi="Symbol" w:eastAsia="Symbol" w:cs="Arial" w:cstheme="minorAscii"/>
-                <w:sz w:val="24"/>
-                <w:szCs w:val="24"/>
+                <w:sz w:val="18"/>
+                <w:szCs w:val="18"/>
                 <w:lang w:val="es-419" w:eastAsia="es-419"/>
               </w:rPr>
               <w:t>®</w:t>
@@ -2792,21 +4614,23 @@
           <w:p>
             <w:pPr>
               <w:pStyle w:val="Normal"/>
-              <w:numPr>
-                <w:ilvl w:val="0"/>
-                <w:numId w:val="0"/>
-              </w:numPr>
               <w:suppressLineNumbers w:val="0"/>
               <w:bidi w:val="0"/>
               <w:spacing w:before="0" w:beforeAutospacing="off" w:after="0" w:afterAutospacing="off" w:line="240" w:lineRule="auto"/>
               <w:ind w:left="0" w:right="0"/>
               <w:jc w:val="left"/>
-            </w:pPr>
-            <w:r>
               <w:rPr>
                 <w:rFonts w:eastAsia="Times New Roman" w:cs="Arial" w:cstheme="minorAscii"/>
-                <w:sz w:val="24"/>
-                <w:szCs w:val="24"/>
+                <w:sz w:val="18"/>
+                <w:szCs w:val="18"/>
+                <w:lang w:val="es-419" w:eastAsia="es-419"/>
+              </w:rPr>
+            </w:pPr>
+            <w:r>
+              <w:rPr>
+                <w:rFonts w:eastAsia="Times New Roman" w:cs="Arial" w:cstheme="minorAscii"/>
+                <w:sz w:val="18"/>
+                <w:szCs w:val="18"/>
                 <w:lang w:val="es-419" w:eastAsia="es-419"/>
               </w:rPr>
               <w:t>Arq</w:t>
@@ -2814,8 +4638,8 @@
             <w:r>
               <w:rPr>
                 <w:rFonts w:eastAsia="Times New Roman" w:cs="Arial" w:cstheme="minorAscii"/>
-                <w:sz w:val="24"/>
-                <w:szCs w:val="24"/>
+                <w:sz w:val="18"/>
+                <w:szCs w:val="18"/>
                 <w:lang w:val="es-419" w:eastAsia="es-419"/>
               </w:rPr>
               <w:t>.</w:t>
@@ -2827,16 +4651,16 @@
                 <w:rFonts w:eastAsia="Times New Roman" w:cs="Arial" w:cstheme="minorAscii"/>
                 <w:b w:val="0"/>
                 <w:bCs w:val="0"/>
-                <w:sz w:val="24"/>
-                <w:szCs w:val="24"/>
+                <w:sz w:val="18"/>
+                <w:szCs w:val="18"/>
                 <w:lang w:val="es-419" w:eastAsia="es-419"/>
               </w:rPr>
             </w:pPr>
             <w:r>
               <w:rPr>
                 <w:rFonts w:eastAsia="Times New Roman" w:cs="Arial" w:cstheme="minorAscii"/>
-                <w:sz w:val="24"/>
-                <w:szCs w:val="24"/>
+                <w:sz w:val="18"/>
+                <w:szCs w:val="18"/>
                 <w:lang w:val="es-419" w:eastAsia="es-419"/>
               </w:rPr>
               <w:t>Base</w:t>
@@ -2844,8 +4668,8 @@
             <w:r>
               <w:rPr>
                 <w:rFonts w:eastAsia="Times New Roman" w:cs="Arial" w:cstheme="minorAscii"/>
-                <w:sz w:val="24"/>
-                <w:szCs w:val="24"/>
+                <w:sz w:val="18"/>
+                <w:szCs w:val="18"/>
                 <w:lang w:val="es-419" w:eastAsia="es-419"/>
               </w:rPr>
               <w:t xml:space="preserve"> </w:t>
@@ -2853,8 +4677,8 @@
             <w:r>
               <w:rPr>
                 <w:rFonts w:eastAsia="Times New Roman" w:cs="Arial" w:cstheme="minorAscii"/>
-                <w:sz w:val="24"/>
-                <w:szCs w:val="24"/>
+                <w:sz w:val="18"/>
+                <w:szCs w:val="18"/>
                 <w:lang w:val="es-419" w:eastAsia="es-419"/>
               </w:rPr>
               <w:t xml:space="preserve">     </w:t>
@@ -2862,8 +4686,8 @@
             <w:r>
               <w:rPr>
                 <w:rFonts w:ascii="Symbol" w:hAnsi="Symbol" w:eastAsia="Symbol" w:cs="Arial" w:cstheme="minorAscii"/>
-                <w:sz w:val="24"/>
-                <w:szCs w:val="24"/>
+                <w:sz w:val="18"/>
+                <w:szCs w:val="18"/>
                 <w:lang w:val="es-419" w:eastAsia="es-419"/>
               </w:rPr>
               <w:t>¯</w:t>
@@ -2873,8 +4697,8 @@
             <w:pPr>
               <w:rPr>
                 <w:rFonts w:eastAsia="Times New Roman" w:cs="Arial" w:cstheme="minorAscii"/>
-                <w:sz w:val="24"/>
-                <w:szCs w:val="24"/>
+                <w:sz w:val="18"/>
+                <w:szCs w:val="18"/>
                 <w:lang w:val="es-419" w:eastAsia="es-419"/>
               </w:rPr>
             </w:pPr>
@@ -2883,7 +4707,7 @@
         <w:tc>
           <w:tcPr>
             <w:cnfStyle w:val="000010000000" w:firstRow="0" w:lastRow="0" w:firstColumn="0" w:lastColumn="0" w:oddVBand="1" w:evenVBand="0" w:oddHBand="0" w:evenHBand="0" w:firstRowFirstColumn="0" w:firstRowLastColumn="0" w:lastRowFirstColumn="0" w:lastRowLastColumn="0"/>
-            <w:tcW w:w="1770" w:type="dxa"/>
+            <w:tcW w:w="1469" w:type="dxa"/>
             <w:tcBorders>
               <w:left w:val="single" w:color="FFFFFF" w:themeColor="background1" w:sz="4"/>
               <w:right w:val="single" w:color="FFFFFF" w:themeColor="background1" w:sz="4"/>
@@ -2895,28 +4719,35 @@
           <w:p>
             <w:pPr>
               <w:pStyle w:val="Normal"/>
-              <w:numPr>
-                <w:ilvl w:val="0"/>
-                <w:numId w:val="0"/>
-              </w:numPr>
               <w:jc w:val="center"/>
-            </w:pPr>
-            <w:r>
               <w:rPr>
                 <w:rFonts w:ascii="Arial" w:hAnsi="Arial" w:eastAsia="Arial" w:cs="Arial"/>
+                <w:b w:val="0"/>
+                <w:bCs w:val="0"/>
                 <w:noProof w:val="0"/>
-                <w:sz w:val="22"/>
-                <w:szCs w:val="22"/>
+                <w:sz w:val="18"/>
+                <w:szCs w:val="18"/>
                 <w:lang w:val="es-419"/>
               </w:rPr>
+            </w:pPr>
+            <w:r>
+              <w:rPr>
+                <w:rFonts w:ascii="Arial" w:hAnsi="Arial" w:eastAsia="Arial" w:cs="Arial"/>
+                <w:b w:val="0"/>
+                <w:bCs w:val="0"/>
+                <w:noProof w:val="0"/>
+                <w:sz w:val="18"/>
+                <w:szCs w:val="18"/>
+                <w:lang w:val="es-419"/>
+              </w:rPr>
               <w:t>Infraestructura Cloud escalable con gestión de dispositivos (MDM).</w:t>
             </w:r>
           </w:p>
         </w:tc>
         <w:tc>
           <w:tcPr>
-            <w:cnfStyle w:val="000100000000" w:firstRow="0" w:lastRow="0" w:firstColumn="0" w:lastColumn="1" w:oddVBand="0" w:evenVBand="0" w:oddHBand="0" w:evenHBand="0" w:firstRowFirstColumn="0" w:firstRowLastColumn="0" w:lastRowFirstColumn="0" w:lastRowLastColumn="0"/>
-            <w:tcW w:w="1785" w:type="dxa"/>
+            <w:cnfStyle w:val="000001000000" w:firstRow="0" w:lastRow="0" w:firstColumn="0" w:lastColumn="0" w:oddVBand="0" w:evenVBand="1" w:oddHBand="0" w:evenHBand="0" w:firstRowFirstColumn="0" w:firstRowLastColumn="0" w:lastRowFirstColumn="0" w:lastRowLastColumn="0"/>
+            <w:tcW w:w="1469" w:type="dxa"/>
             <w:tcBorders>
               <w:left w:val="single" w:color="FFFFFF" w:themeColor="background1" w:sz="4"/>
             </w:tcBorders>
@@ -2926,19 +4757,136 @@
           </w:tcPr>
           <w:p>
             <w:pPr>
+              <w:pStyle w:val="Normal"/>
               <w:jc w:val="center"/>
               <w:rPr>
+                <w:rFonts w:ascii="Arial" w:hAnsi="Arial" w:eastAsia="Arial" w:cs="Arial"/>
+                <w:b w:val="0"/>
+                <w:bCs w:val="0"/>
+                <w:noProof w:val="0"/>
+                <w:sz w:val="18"/>
+                <w:szCs w:val="18"/>
+                <w:lang w:val="es-419"/>
+              </w:rPr>
+            </w:pPr>
+            <w:r>
+              <w:rPr>
+                <w:rFonts w:ascii="Arial" w:hAnsi="Arial" w:eastAsia="Arial" w:cs="Arial"/>
+                <w:b w:val="0"/>
+                <w:bCs w:val="0"/>
+                <w:noProof w:val="0"/>
+                <w:sz w:val="18"/>
+                <w:szCs w:val="18"/>
+                <w:lang w:val="es-419"/>
+              </w:rPr>
+              <w:t>Microsoft 365 como plataforma de colaboración corporativa</w:t>
+            </w:r>
+          </w:p>
+        </w:tc>
+        <w:tc>
+          <w:tcPr>
+            <w:cnfStyle w:val="000010000000" w:firstRow="0" w:lastRow="0" w:firstColumn="0" w:lastColumn="0" w:oddVBand="1" w:evenVBand="0" w:oddHBand="0" w:evenHBand="0" w:firstRowFirstColumn="0" w:firstRowLastColumn="0" w:lastRowFirstColumn="0" w:lastRowLastColumn="0"/>
+            <w:tcW w:w="1290" w:type="dxa"/>
+            <w:tcBorders>
+              <w:left w:val="single" w:color="FFFFFF" w:themeColor="background1" w:sz="4"/>
+            </w:tcBorders>
+            <w:shd w:val="clear" w:color="auto" w:fill="F4BF2E" w:themeFill="accent3"/>
+            <w:tcMar/>
+            <w:vAlign w:val="center"/>
+          </w:tcPr>
+          <w:p>
+            <w:pPr>
+              <w:pStyle w:val="Normal"/>
+              <w:jc w:val="center"/>
+              <w:rPr>
+                <w:rFonts w:ascii="Arial" w:hAnsi="Arial" w:eastAsia="Arial" w:cs="Arial"/>
+                <w:b w:val="0"/>
+                <w:bCs w:val="0"/>
+                <w:noProof w:val="0"/>
+                <w:sz w:val="18"/>
+                <w:szCs w:val="18"/>
+                <w:lang w:val="es-419"/>
+              </w:rPr>
+            </w:pPr>
+            <w:r>
+              <w:rPr>
+                <w:rFonts w:ascii="Arial" w:hAnsi="Arial" w:eastAsia="Arial" w:cs="Arial"/>
+                <w:b w:val="0"/>
+                <w:bCs w:val="0"/>
+                <w:noProof w:val="0"/>
+                <w:sz w:val="18"/>
+                <w:szCs w:val="18"/>
+                <w:lang w:val="es-419"/>
+              </w:rPr>
+              <w:t>Conectividad segura</w:t>
+            </w:r>
+          </w:p>
+        </w:tc>
+        <w:tc>
+          <w:tcPr>
+            <w:cnfStyle w:val="000001000000" w:firstRow="0" w:lastRow="0" w:firstColumn="0" w:lastColumn="0" w:oddVBand="0" w:evenVBand="1" w:oddHBand="0" w:evenHBand="0" w:firstRowFirstColumn="0" w:firstRowLastColumn="0" w:lastRowFirstColumn="0" w:lastRowLastColumn="0"/>
+            <w:tcW w:w="1648" w:type="dxa"/>
+            <w:tcBorders>
+              <w:left w:val="single" w:color="FFFFFF" w:themeColor="background1" w:sz="4"/>
+            </w:tcBorders>
+            <w:shd w:val="clear" w:color="auto" w:fill="F4BF2E" w:themeFill="accent3"/>
+            <w:tcMar/>
+            <w:vAlign w:val="center"/>
+          </w:tcPr>
+          <w:p>
+            <w:pPr>
+              <w:pStyle w:val="Normal"/>
+              <w:jc w:val="center"/>
+              <w:rPr>
+                <w:rFonts w:ascii="Arial" w:hAnsi="Arial" w:eastAsia="Arial" w:cs="Arial"/>
+                <w:b w:val="0"/>
+                <w:bCs w:val="0"/>
+                <w:noProof w:val="0"/>
+                <w:sz w:val="18"/>
+                <w:szCs w:val="18"/>
+                <w:lang w:val="es-419"/>
+              </w:rPr>
+            </w:pPr>
+            <w:r>
+              <w:rPr>
+                <w:rFonts w:ascii="Arial" w:hAnsi="Arial" w:eastAsia="Arial" w:cs="Arial"/>
+                <w:b w:val="0"/>
+                <w:bCs w:val="0"/>
+                <w:noProof w:val="0"/>
+                <w:sz w:val="18"/>
+                <w:szCs w:val="18"/>
+                <w:lang w:val="es-419"/>
+              </w:rPr>
+              <w:t>Dispositivos de obra (tablets rugerizadas con GPS)</w:t>
+            </w:r>
+          </w:p>
+        </w:tc>
+        <w:tc>
+          <w:tcPr>
+            <w:cnfStyle w:val="000100000000" w:firstRow="0" w:lastRow="0" w:firstColumn="0" w:lastColumn="1" w:oddVBand="0" w:evenVBand="0" w:oddHBand="0" w:evenHBand="0" w:firstRowFirstColumn="0" w:firstRowLastColumn="0" w:lastRowFirstColumn="0" w:lastRowLastColumn="0"/>
+            <w:tcW w:w="1482" w:type="dxa"/>
+            <w:tcBorders>
+              <w:left w:val="single" w:color="FFFFFF" w:themeColor="background1" w:sz="4"/>
+            </w:tcBorders>
+            <w:shd w:val="clear" w:color="auto" w:fill="F4BF2E" w:themeFill="accent3"/>
+            <w:tcMar/>
+            <w:vAlign w:val="center"/>
+          </w:tcPr>
+          <w:p>
+            <w:pPr>
+              <w:jc w:val="center"/>
+              <w:rPr>
                 <w:rFonts w:eastAsia="Times New Roman" w:cs="Arial" w:cstheme="minorAscii"/>
-                <w:sz w:val="24"/>
-                <w:szCs w:val="24"/>
+                <w:sz w:val="18"/>
+                <w:szCs w:val="18"/>
                 <w:lang w:val="es-419" w:eastAsia="es-419"/>
               </w:rPr>
             </w:pPr>
             <w:r>
               <w:rPr>
                 <w:rFonts w:eastAsia="Times New Roman" w:cs="Arial" w:cstheme="minorAscii"/>
-                <w:sz w:val="24"/>
-                <w:szCs w:val="24"/>
+                <w:sz w:val="18"/>
+                <w:szCs w:val="18"/>
                 <w:lang w:val="es-419" w:eastAsia="es-419"/>
               </w:rPr>
               <w:t>ABB Eliminado</w:t>
@@ -2946,8 +4894,8 @@
             <w:r>
               <w:rPr>
                 <w:rFonts w:eastAsia="Times New Roman" w:cs="Arial" w:cstheme="minorAscii"/>
-                <w:sz w:val="24"/>
-                <w:szCs w:val="24"/>
+                <w:sz w:val="18"/>
+                <w:szCs w:val="18"/>
                 <w:lang w:val="es-419" w:eastAsia="es-419"/>
               </w:rPr>
               <w:t>s o Faltantes</w:t>
@@ -2962,7 +4910,7 @@
         <w:tc>
           <w:tcPr>
             <w:cnfStyle w:val="001000000000" w:firstRow="0" w:lastRow="0" w:firstColumn="1" w:lastColumn="0" w:oddVBand="0" w:evenVBand="0" w:oddHBand="0" w:evenHBand="0" w:firstRowFirstColumn="0" w:firstRowLastColumn="0" w:lastRowFirstColumn="0" w:lastRowLastColumn="0"/>
-            <w:tcW w:w="1995" w:type="dxa"/>
+            <w:tcW w:w="1656" w:type="dxa"/>
             <w:shd w:val="clear" w:color="auto" w:fill="F4BF2E" w:themeFill="accent3"/>
             <w:tcMar/>
             <w:vAlign w:val="center"/>
@@ -2970,20 +4918,27 @@
           <w:p>
             <w:pPr>
               <w:pStyle w:val="Normal"/>
-              <w:numPr>
-                <w:ilvl w:val="0"/>
-                <w:numId w:val="0"/>
-              </w:numPr>
               <w:jc w:val="center"/>
-            </w:pPr>
-            <w:r>
               <w:rPr>
                 <w:rFonts w:ascii="Arial" w:hAnsi="Arial" w:eastAsia="Arial" w:cs="Arial"/>
+                <w:b w:val="0"/>
+                <w:bCs w:val="0"/>
                 <w:noProof w:val="0"/>
-                <w:sz w:val="22"/>
-                <w:szCs w:val="22"/>
+                <w:sz w:val="18"/>
+                <w:szCs w:val="18"/>
                 <w:lang w:val="es-419"/>
               </w:rPr>
+            </w:pPr>
+            <w:r>
+              <w:rPr>
+                <w:rFonts w:ascii="Arial" w:hAnsi="Arial" w:eastAsia="Arial" w:cs="Arial"/>
+                <w:b w:val="0"/>
+                <w:bCs w:val="0"/>
+                <w:noProof w:val="0"/>
+                <w:sz w:val="18"/>
+                <w:szCs w:val="18"/>
+                <w:lang w:val="es-419"/>
+              </w:rPr>
               <w:t>Hardware heterogéneo (MacBooks) sin administración centralizada.</w:t>
             </w:r>
           </w:p>
@@ -2991,7 +4946,7 @@
         <w:tc>
           <w:tcPr>
             <w:cnfStyle w:val="000010000000" w:firstRow="0" w:lastRow="0" w:firstColumn="0" w:lastColumn="0" w:oddVBand="1" w:evenVBand="0" w:oddHBand="0" w:evenHBand="0" w:firstRowFirstColumn="0" w:firstRowLastColumn="0" w:lastRowFirstColumn="0" w:lastRowLastColumn="0"/>
-            <w:tcW w:w="1770" w:type="dxa"/>
+            <w:tcW w:w="1469" w:type="dxa"/>
             <w:shd w:val="clear" w:color="auto" w:fill="CE990B" w:themeFill="accent3" w:themeFillShade="BF"/>
             <w:tcMar/>
             <w:vAlign w:val="center"/>
@@ -3002,8 +4957,8 @@
               <w:rPr>
                 <w:rFonts w:eastAsia="Times New Roman" w:cs="Arial" w:cstheme="minorAscii"/>
                 <w:color w:val="auto"/>
-                <w:sz w:val="22"/>
-                <w:szCs w:val="22"/>
+                <w:sz w:val="18"/>
+                <w:szCs w:val="18"/>
                 <w:lang w:val="es-419" w:eastAsia="es-419"/>
               </w:rPr>
             </w:pPr>
@@ -3011,32 +4966,107 @@
               <w:rPr>
                 <w:rFonts w:eastAsia="Times New Roman" w:cs="Arial" w:cstheme="minorAscii"/>
                 <w:color w:val="auto"/>
-                <w:sz w:val="22"/>
-                <w:szCs w:val="22"/>
-                <w:lang w:val="es-419" w:eastAsia="es-419"/>
-              </w:rPr>
-              <w:t>Mantener</w:t>
-            </w:r>
-          </w:p>
-        </w:tc>
-        <w:tc>
-          <w:tcPr>
-            <w:cnfStyle w:val="000100000000" w:firstRow="0" w:lastRow="0" w:firstColumn="0" w:lastColumn="1" w:oddVBand="0" w:evenVBand="0" w:oddHBand="0" w:evenHBand="0" w:firstRowFirstColumn="0" w:firstRowLastColumn="0" w:lastRowFirstColumn="0" w:lastRowLastColumn="0"/>
-            <w:tcW w:w="1785" w:type="dxa"/>
-            <w:shd w:val="clear" w:color="auto" w:fill="F4BF2E" w:themeFill="accent3"/>
+                <w:sz w:val="18"/>
+                <w:szCs w:val="18"/>
+                <w:lang w:val="es-419" w:eastAsia="es-419"/>
+              </w:rPr>
+              <w:t>Incluido</w:t>
+            </w:r>
+          </w:p>
+        </w:tc>
+        <w:tc>
+          <w:tcPr>
+            <w:cnfStyle w:val="000001000000" w:firstRow="0" w:lastRow="0" w:firstColumn="0" w:lastColumn="0" w:oddVBand="0" w:evenVBand="1" w:oddHBand="0" w:evenHBand="0" w:firstRowFirstColumn="0" w:firstRowLastColumn="0" w:lastRowFirstColumn="0" w:lastRowLastColumn="0"/>
+            <w:tcW w:w="1469" w:type="dxa"/>
+            <w:shd w:val="clear" w:color="auto" w:fill="CE990B" w:themeFill="accent3" w:themeFillShade="BF"/>
             <w:tcMar/>
             <w:vAlign w:val="center"/>
           </w:tcPr>
           <w:p>
             <w:pPr>
+              <w:pStyle w:val="Normal"/>
               <w:jc w:val="center"/>
+            </w:pPr>
+            <w:r>
               <w:rPr>
                 <w:rFonts w:eastAsia="Times New Roman" w:cs="Arial" w:cstheme="minorAscii"/>
                 <w:b w:val="0"/>
                 <w:bCs w:val="0"/>
                 <w:color w:val="auto"/>
-                <w:sz w:val="20"/>
-                <w:szCs w:val="20"/>
+                <w:sz w:val="18"/>
+                <w:szCs w:val="18"/>
+                <w:lang w:val="es-419" w:eastAsia="es-419"/>
+              </w:rPr>
+              <w:t>Incluido</w:t>
+            </w:r>
+          </w:p>
+        </w:tc>
+        <w:tc>
+          <w:tcPr>
+            <w:cnfStyle w:val="000010000000" w:firstRow="0" w:lastRow="0" w:firstColumn="0" w:lastColumn="0" w:oddVBand="1" w:evenVBand="0" w:oddHBand="0" w:evenHBand="0" w:firstRowFirstColumn="0" w:firstRowLastColumn="0" w:lastRowFirstColumn="0" w:lastRowLastColumn="0"/>
+            <w:tcW w:w="1290" w:type="dxa"/>
+            <w:shd w:val="clear" w:color="auto" w:fill="CE990B" w:themeFill="accent3" w:themeFillShade="BF"/>
+            <w:tcMar/>
+            <w:vAlign w:val="center"/>
+          </w:tcPr>
+          <w:p>
+            <w:pPr>
+              <w:pStyle w:val="Normal"/>
+              <w:jc w:val="center"/>
+              <w:rPr>
+                <w:rFonts w:eastAsia="Times New Roman" w:cs="Arial" w:cstheme="minorAscii"/>
+                <w:b w:val="0"/>
+                <w:bCs w:val="0"/>
+                <w:color w:val="auto"/>
+                <w:sz w:val="18"/>
+                <w:szCs w:val="18"/>
+                <w:lang w:val="es-419" w:eastAsia="es-419"/>
+              </w:rPr>
+            </w:pPr>
+          </w:p>
+        </w:tc>
+        <w:tc>
+          <w:tcPr>
+            <w:cnfStyle w:val="000001000000" w:firstRow="0" w:lastRow="0" w:firstColumn="0" w:lastColumn="0" w:oddVBand="0" w:evenVBand="1" w:oddHBand="0" w:evenHBand="0" w:firstRowFirstColumn="0" w:firstRowLastColumn="0" w:lastRowFirstColumn="0" w:lastRowLastColumn="0"/>
+            <w:tcW w:w="1648" w:type="dxa"/>
+            <w:shd w:val="clear" w:color="auto" w:fill="CE990B" w:themeFill="accent3" w:themeFillShade="BF"/>
+            <w:tcMar/>
+            <w:vAlign w:val="center"/>
+          </w:tcPr>
+          <w:p>
+            <w:pPr>
+              <w:pStyle w:val="Normal"/>
+              <w:jc w:val="center"/>
+              <w:rPr>
+                <w:rFonts w:eastAsia="Times New Roman" w:cs="Arial" w:cstheme="minorAscii"/>
+                <w:b w:val="0"/>
+                <w:bCs w:val="0"/>
+                <w:color w:val="auto"/>
+                <w:sz w:val="18"/>
+                <w:szCs w:val="18"/>
+                <w:lang w:val="es-419" w:eastAsia="es-419"/>
+              </w:rPr>
+            </w:pPr>
+          </w:p>
+        </w:tc>
+        <w:tc>
+          <w:tcPr>
+            <w:cnfStyle w:val="000100000000" w:firstRow="0" w:lastRow="0" w:firstColumn="0" w:lastColumn="1" w:oddVBand="0" w:evenVBand="0" w:oddHBand="0" w:evenHBand="0" w:firstRowFirstColumn="0" w:firstRowLastColumn="0" w:lastRowFirstColumn="0" w:lastRowLastColumn="0"/>
+            <w:tcW w:w="1482" w:type="dxa"/>
+            <w:shd w:val="clear" w:color="auto" w:fill="F4BF2E" w:themeFill="accent3"/>
+            <w:tcMar/>
+            <w:vAlign w:val="center"/>
+          </w:tcPr>
+          <w:p>
+            <w:pPr>
+              <w:jc w:val="center"/>
+              <w:rPr>
+                <w:rFonts w:eastAsia="Times New Roman" w:cs="Arial" w:cstheme="minorAscii"/>
+                <w:b w:val="0"/>
+                <w:bCs w:val="0"/>
+                <w:color w:val="auto"/>
+                <w:sz w:val="18"/>
+                <w:szCs w:val="18"/>
                 <w:lang w:val="es-419" w:eastAsia="es-419"/>
               </w:rPr>
             </w:pPr>
@@ -3045,96 +5075,715 @@
       </w:tr>
       <w:tr>
         <w:trPr>
-          <w:trHeight w:val="650"/>
+          <w:trHeight w:val="483"/>
         </w:trPr>
         <w:tc>
           <w:tcPr>
             <w:cnfStyle w:val="001000000000" w:firstRow="0" w:lastRow="0" w:firstColumn="1" w:lastColumn="0" w:oddVBand="0" w:evenVBand="0" w:oddHBand="0" w:evenHBand="0" w:firstRowFirstColumn="0" w:firstRowLastColumn="0" w:lastRowFirstColumn="0" w:lastRowLastColumn="0"/>
-            <w:tcW w:w="1995" w:type="dxa"/>
-            <w:tcBorders>
-              <w:right w:val="single" w:color="FFFFFF" w:themeColor="background1" w:sz="4"/>
-            </w:tcBorders>
+            <w:tcW w:w="1656" w:type="dxa"/>
             <w:shd w:val="clear" w:color="auto" w:fill="F4BF2E" w:themeFill="accent3"/>
             <w:tcMar/>
-          </w:tcPr>
-          <w:p>
-            <w:pPr>
+            <w:vAlign w:val="center"/>
+          </w:tcPr>
+          <w:p>
+            <w:pPr>
+              <w:pStyle w:val="Normal"/>
               <w:jc w:val="center"/>
               <w:rPr>
+                <w:rFonts w:ascii="Arial" w:hAnsi="Arial" w:eastAsia="Arial" w:cs="Arial"/>
+                <w:b w:val="0"/>
+                <w:bCs w:val="0"/>
+                <w:noProof w:val="0"/>
+                <w:sz w:val="18"/>
+                <w:szCs w:val="18"/>
+                <w:lang w:val="es-419"/>
+              </w:rPr>
+            </w:pPr>
+            <w:r>
+              <w:rPr>
+                <w:rFonts w:ascii="Arial" w:hAnsi="Arial" w:eastAsia="Arial" w:cs="Arial"/>
+                <w:b w:val="0"/>
+                <w:bCs w:val="0"/>
+                <w:noProof w:val="0"/>
+                <w:sz w:val="18"/>
+                <w:szCs w:val="18"/>
+                <w:lang w:val="es-419"/>
+              </w:rPr>
+              <w:t>Red sin seguridad centralizada (sin VPN, sin MFA)</w:t>
+            </w:r>
+          </w:p>
+        </w:tc>
+        <w:tc>
+          <w:tcPr>
+            <w:cnfStyle w:val="000010000000" w:firstRow="0" w:lastRow="0" w:firstColumn="0" w:lastColumn="0" w:oddVBand="1" w:evenVBand="0" w:oddHBand="0" w:evenHBand="0" w:firstRowFirstColumn="0" w:firstRowLastColumn="0" w:lastRowFirstColumn="0" w:lastRowLastColumn="0"/>
+            <w:tcW w:w="1469" w:type="dxa"/>
+            <w:shd w:val="clear" w:color="auto" w:fill="CE990B" w:themeFill="accent3" w:themeFillShade="BF"/>
+            <w:tcMar/>
+            <w:vAlign w:val="center"/>
+          </w:tcPr>
+          <w:p>
+            <w:pPr>
+              <w:pStyle w:val="Normal"/>
+              <w:jc w:val="center"/>
+            </w:pPr>
+            <w:r>
+              <w:rPr>
                 <w:rFonts w:eastAsia="Times New Roman" w:cs="Arial" w:cstheme="minorAscii"/>
                 <w:color w:val="auto"/>
-                <w:sz w:val="24"/>
-                <w:szCs w:val="24"/>
-                <w:lang w:val="es-419" w:eastAsia="es-419"/>
-              </w:rPr>
-            </w:pPr>
-            <w:r>
-              <w:rPr>
-                <w:rFonts w:eastAsia="Times New Roman" w:cs="Arial" w:cstheme="minorAscii"/>
-                <w:sz w:val="24"/>
-                <w:szCs w:val="24"/>
-                <w:lang w:val="es-419" w:eastAsia="es-419"/>
-              </w:rPr>
-              <w:t xml:space="preserve">ABB </w:t>
-            </w:r>
-            <w:r>
-              <w:rPr>
-                <w:rFonts w:eastAsia="Times New Roman" w:cs="Arial" w:cstheme="minorAscii"/>
-                <w:sz w:val="24"/>
-                <w:szCs w:val="24"/>
-                <w:lang w:val="es-419" w:eastAsia="es-419"/>
-              </w:rPr>
-              <w:t>Nuevos o Brechas</w:t>
-            </w:r>
-          </w:p>
-        </w:tc>
-        <w:tc>
-          <w:tcPr>
-            <w:cnfStyle w:val="000010000000" w:firstRow="0" w:lastRow="0" w:firstColumn="0" w:lastColumn="0" w:oddVBand="1" w:evenVBand="0" w:oddHBand="0" w:evenHBand="0" w:firstRowFirstColumn="0" w:firstRowLastColumn="0" w:lastRowFirstColumn="0" w:lastRowLastColumn="0"/>
-            <w:tcW w:w="1770" w:type="dxa"/>
-            <w:tcBorders>
-              <w:left w:val="single" w:color="FFFFFF" w:themeColor="background1" w:sz="4"/>
-              <w:right w:val="single" w:color="FFFFFF" w:themeColor="background1" w:sz="4"/>
-            </w:tcBorders>
-            <w:shd w:val="clear" w:color="auto" w:fill="F4BF2E" w:themeFill="accent3"/>
-            <w:tcMar/>
-          </w:tcPr>
-          <w:p>
-            <w:pPr>
+                <w:sz w:val="18"/>
+                <w:szCs w:val="18"/>
+                <w:lang w:val="es-419" w:eastAsia="es-419"/>
+              </w:rPr>
+              <w:t>Incluido</w:t>
+            </w:r>
+          </w:p>
+        </w:tc>
+        <w:tc>
+          <w:tcPr>
+            <w:cnfStyle w:val="000001000000" w:firstRow="0" w:lastRow="0" w:firstColumn="0" w:lastColumn="0" w:oddVBand="0" w:evenVBand="1" w:oddHBand="0" w:evenHBand="0" w:firstRowFirstColumn="0" w:firstRowLastColumn="0" w:lastRowFirstColumn="0" w:lastRowLastColumn="0"/>
+            <w:tcW w:w="1469" w:type="dxa"/>
+            <w:shd w:val="clear" w:color="auto" w:fill="CE990B" w:themeFill="accent3" w:themeFillShade="BF"/>
+            <w:tcMar/>
+            <w:vAlign w:val="center"/>
+          </w:tcPr>
+          <w:p>
+            <w:pPr>
+              <w:pStyle w:val="Normal"/>
               <w:jc w:val="center"/>
+            </w:pPr>
+            <w:r>
               <w:rPr>
                 <w:rFonts w:eastAsia="Times New Roman" w:cs="Arial" w:cstheme="minorAscii"/>
                 <w:b w:val="0"/>
                 <w:bCs w:val="0"/>
                 <w:color w:val="auto"/>
-                <w:sz w:val="20"/>
-                <w:szCs w:val="20"/>
-                <w:lang w:val="es-419" w:eastAsia="es-419"/>
-              </w:rPr>
-            </w:pPr>
-          </w:p>
-        </w:tc>
-        <w:tc>
-          <w:tcPr>
-            <w:cnfStyle w:val="000100000000" w:firstRow="0" w:lastRow="0" w:firstColumn="0" w:lastColumn="1" w:oddVBand="0" w:evenVBand="0" w:oddHBand="0" w:evenHBand="0" w:firstRowFirstColumn="0" w:firstRowLastColumn="0" w:lastRowFirstColumn="0" w:lastRowLastColumn="0"/>
-            <w:tcW w:w="1785" w:type="dxa"/>
-            <w:tcBorders>
-              <w:top w:val="nil"/>
-              <w:bottom w:val="nil"/>
-              <w:right w:val="nil"/>
-            </w:tcBorders>
-            <w:shd w:val="clear" w:color="auto" w:fill="F4BF2E" w:themeFill="accent3"/>
-            <w:tcMar/>
-          </w:tcPr>
-          <w:p>
-            <w:pPr>
+                <w:sz w:val="18"/>
+                <w:szCs w:val="18"/>
+                <w:lang w:val="es-419" w:eastAsia="es-419"/>
+              </w:rPr>
+              <w:t>Incluido</w:t>
+            </w:r>
+          </w:p>
+        </w:tc>
+        <w:tc>
+          <w:tcPr>
+            <w:cnfStyle w:val="000010000000" w:firstRow="0" w:lastRow="0" w:firstColumn="0" w:lastColumn="0" w:oddVBand="1" w:evenVBand="0" w:oddHBand="0" w:evenHBand="0" w:firstRowFirstColumn="0" w:firstRowLastColumn="0" w:lastRowFirstColumn="0" w:lastRowLastColumn="0"/>
+            <w:tcW w:w="1290" w:type="dxa"/>
+            <w:shd w:val="clear" w:color="auto" w:fill="CE990B" w:themeFill="accent3" w:themeFillShade="BF"/>
+            <w:tcMar/>
+            <w:vAlign w:val="center"/>
+          </w:tcPr>
+          <w:p>
+            <w:pPr>
+              <w:pStyle w:val="Normal"/>
+              <w:jc w:val="center"/>
               <w:rPr>
                 <w:rFonts w:eastAsia="Times New Roman" w:cs="Arial" w:cstheme="minorAscii"/>
                 <w:b w:val="0"/>
                 <w:bCs w:val="0"/>
                 <w:color w:val="auto"/>
-                <w:sz w:val="20"/>
-                <w:szCs w:val="20"/>
+                <w:sz w:val="18"/>
+                <w:szCs w:val="18"/>
+                <w:lang w:val="es-419" w:eastAsia="es-419"/>
+              </w:rPr>
+            </w:pPr>
+          </w:p>
+        </w:tc>
+        <w:tc>
+          <w:tcPr>
+            <w:cnfStyle w:val="000001000000" w:firstRow="0" w:lastRow="0" w:firstColumn="0" w:lastColumn="0" w:oddVBand="0" w:evenVBand="1" w:oddHBand="0" w:evenHBand="0" w:firstRowFirstColumn="0" w:firstRowLastColumn="0" w:lastRowFirstColumn="0" w:lastRowLastColumn="0"/>
+            <w:tcW w:w="1648" w:type="dxa"/>
+            <w:shd w:val="clear" w:color="auto" w:fill="CE990B" w:themeFill="accent3" w:themeFillShade="BF"/>
+            <w:tcMar/>
+            <w:vAlign w:val="center"/>
+          </w:tcPr>
+          <w:p>
+            <w:pPr>
+              <w:pStyle w:val="Normal"/>
+              <w:jc w:val="center"/>
+              <w:rPr>
+                <w:rFonts w:eastAsia="Times New Roman" w:cs="Arial" w:cstheme="minorAscii"/>
+                <w:b w:val="0"/>
+                <w:bCs w:val="0"/>
+                <w:color w:val="auto"/>
+                <w:sz w:val="18"/>
+                <w:szCs w:val="18"/>
+                <w:lang w:val="es-419" w:eastAsia="es-419"/>
+              </w:rPr>
+            </w:pPr>
+          </w:p>
+        </w:tc>
+        <w:tc>
+          <w:tcPr>
+            <w:cnfStyle w:val="000100000000" w:firstRow="0" w:lastRow="0" w:firstColumn="0" w:lastColumn="1" w:oddVBand="0" w:evenVBand="0" w:oddHBand="0" w:evenHBand="0" w:firstRowFirstColumn="0" w:firstRowLastColumn="0" w:lastRowFirstColumn="0" w:lastRowLastColumn="0"/>
+            <w:tcW w:w="1482" w:type="dxa"/>
+            <w:shd w:val="clear" w:color="auto" w:fill="F4BF2E" w:themeFill="accent3"/>
+            <w:tcMar/>
+            <w:vAlign w:val="center"/>
+          </w:tcPr>
+          <w:p>
+            <w:pPr>
+              <w:pStyle w:val="Normal"/>
+              <w:jc w:val="center"/>
+              <w:rPr>
+                <w:rFonts w:ascii="Arial" w:hAnsi="Arial" w:eastAsia="Arial" w:cs="Arial"/>
+                <w:b w:val="1"/>
+                <w:bCs w:val="1"/>
+                <w:noProof w:val="0"/>
+                <w:sz w:val="18"/>
+                <w:szCs w:val="18"/>
+                <w:lang w:val="es-419"/>
+              </w:rPr>
+            </w:pPr>
+          </w:p>
+        </w:tc>
+      </w:tr>
+      <w:tr>
+        <w:trPr>
+          <w:trHeight w:val="483"/>
+        </w:trPr>
+        <w:tc>
+          <w:tcPr>
+            <w:cnfStyle w:val="001000000000" w:firstRow="0" w:lastRow="0" w:firstColumn="1" w:lastColumn="0" w:oddVBand="0" w:evenVBand="0" w:oddHBand="0" w:evenHBand="0" w:firstRowFirstColumn="0" w:firstRowLastColumn="0" w:lastRowFirstColumn="0" w:lastRowLastColumn="0"/>
+            <w:tcW w:w="1656" w:type="dxa"/>
+            <w:shd w:val="clear" w:color="auto" w:fill="F4BF2E" w:themeFill="accent3"/>
+            <w:tcMar/>
+            <w:vAlign w:val="center"/>
+          </w:tcPr>
+          <w:p>
+            <w:pPr>
+              <w:pStyle w:val="Normal"/>
+              <w:jc w:val="center"/>
+              <w:rPr>
+                <w:rFonts w:ascii="Arial" w:hAnsi="Arial" w:eastAsia="Arial" w:cs="Arial"/>
+                <w:b w:val="0"/>
+                <w:bCs w:val="0"/>
+                <w:noProof w:val="0"/>
+                <w:sz w:val="18"/>
+                <w:szCs w:val="18"/>
+                <w:lang w:val="es-419"/>
+              </w:rPr>
+            </w:pPr>
+            <w:r>
+              <w:rPr>
+                <w:rFonts w:ascii="Arial" w:hAnsi="Arial" w:eastAsia="Arial" w:cs="Arial"/>
+                <w:b w:val="0"/>
+                <w:bCs w:val="0"/>
+                <w:noProof w:val="0"/>
+                <w:sz w:val="18"/>
+                <w:szCs w:val="18"/>
+                <w:lang w:val="es-419"/>
+              </w:rPr>
+              <w:t>Aplicaciones personales/no corporativas</w:t>
+            </w:r>
+          </w:p>
+        </w:tc>
+        <w:tc>
+          <w:tcPr>
+            <w:cnfStyle w:val="000010000000" w:firstRow="0" w:lastRow="0" w:firstColumn="0" w:lastColumn="0" w:oddVBand="1" w:evenVBand="0" w:oddHBand="0" w:evenHBand="0" w:firstRowFirstColumn="0" w:firstRowLastColumn="0" w:lastRowFirstColumn="0" w:lastRowLastColumn="0"/>
+            <w:tcW w:w="1469" w:type="dxa"/>
+            <w:shd w:val="clear" w:color="auto" w:fill="CE990B" w:themeFill="accent3" w:themeFillShade="BF"/>
+            <w:tcMar/>
+            <w:vAlign w:val="center"/>
+          </w:tcPr>
+          <w:p>
+            <w:pPr>
+              <w:pStyle w:val="Normal"/>
+              <w:jc w:val="center"/>
+              <w:rPr>
+                <w:rFonts w:ascii="Arial" w:hAnsi="Arial" w:eastAsia="Arial" w:cs="Arial"/>
+                <w:b w:val="0"/>
+                <w:bCs w:val="0"/>
+                <w:noProof w:val="0"/>
+                <w:color w:val="auto"/>
+                <w:sz w:val="18"/>
+                <w:szCs w:val="18"/>
+                <w:lang w:val="es-419"/>
+              </w:rPr>
+            </w:pPr>
+            <w:r>
+              <w:rPr>
+                <w:rFonts w:ascii="Arial" w:hAnsi="Arial" w:eastAsia="Arial" w:cs="Arial"/>
+                <w:b w:val="0"/>
+                <w:bCs w:val="0"/>
+                <w:noProof w:val="0"/>
+                <w:color w:val="auto"/>
+                <w:sz w:val="18"/>
+                <w:szCs w:val="18"/>
+                <w:lang w:val="es-419"/>
+              </w:rPr>
+              <w:t>Mejorar</w:t>
+            </w:r>
+          </w:p>
+          <w:p>
+            <w:pPr>
+              <w:pStyle w:val="Normal"/>
+              <w:jc w:val="center"/>
+              <w:rPr>
+                <w:rFonts w:ascii="Arial" w:hAnsi="Arial" w:eastAsia="Arial" w:cs="Arial"/>
+                <w:noProof w:val="0"/>
+                <w:sz w:val="18"/>
+                <w:szCs w:val="18"/>
+                <w:lang w:val="es-419"/>
+              </w:rPr>
+            </w:pPr>
+          </w:p>
+        </w:tc>
+        <w:tc>
+          <w:tcPr>
+            <w:cnfStyle w:val="000001000000" w:firstRow="0" w:lastRow="0" w:firstColumn="0" w:lastColumn="0" w:oddVBand="0" w:evenVBand="1" w:oddHBand="0" w:evenHBand="0" w:firstRowFirstColumn="0" w:firstRowLastColumn="0" w:lastRowFirstColumn="0" w:lastRowLastColumn="0"/>
+            <w:tcW w:w="1469" w:type="dxa"/>
+            <w:shd w:val="clear" w:color="auto" w:fill="CE990B" w:themeFill="accent3" w:themeFillShade="BF"/>
+            <w:tcMar/>
+            <w:vAlign w:val="center"/>
+          </w:tcPr>
+          <w:p>
+            <w:pPr>
+              <w:pStyle w:val="Normal"/>
+              <w:jc w:val="center"/>
+            </w:pPr>
+            <w:r>
+              <w:rPr>
+                <w:rFonts w:eastAsia="Times New Roman" w:cs="Arial" w:cstheme="minorAscii"/>
+                <w:b w:val="0"/>
+                <w:bCs w:val="0"/>
+                <w:color w:val="auto"/>
+                <w:sz w:val="18"/>
+                <w:szCs w:val="18"/>
+                <w:lang w:val="es-419" w:eastAsia="es-419"/>
+              </w:rPr>
+              <w:t>Incluido</w:t>
+            </w:r>
+          </w:p>
+        </w:tc>
+        <w:tc>
+          <w:tcPr>
+            <w:cnfStyle w:val="000010000000" w:firstRow="0" w:lastRow="0" w:firstColumn="0" w:lastColumn="0" w:oddVBand="1" w:evenVBand="0" w:oddHBand="0" w:evenHBand="0" w:firstRowFirstColumn="0" w:firstRowLastColumn="0" w:lastRowFirstColumn="0" w:lastRowLastColumn="0"/>
+            <w:tcW w:w="1290" w:type="dxa"/>
+            <w:shd w:val="clear" w:color="auto" w:fill="CE990B" w:themeFill="accent3" w:themeFillShade="BF"/>
+            <w:tcMar/>
+            <w:vAlign w:val="center"/>
+          </w:tcPr>
+          <w:p>
+            <w:pPr>
+              <w:pStyle w:val="Normal"/>
+              <w:jc w:val="center"/>
+            </w:pPr>
+            <w:r>
+              <w:rPr>
+                <w:rFonts w:eastAsia="Times New Roman" w:cs="Arial" w:cstheme="minorAscii"/>
+                <w:b w:val="0"/>
+                <w:bCs w:val="0"/>
+                <w:color w:val="auto"/>
+                <w:sz w:val="18"/>
+                <w:szCs w:val="18"/>
+                <w:lang w:val="es-419" w:eastAsia="es-419"/>
+              </w:rPr>
+              <w:t>Mejorar</w:t>
+            </w:r>
+          </w:p>
+        </w:tc>
+        <w:tc>
+          <w:tcPr>
+            <w:cnfStyle w:val="000001000000" w:firstRow="0" w:lastRow="0" w:firstColumn="0" w:lastColumn="0" w:oddVBand="0" w:evenVBand="1" w:oddHBand="0" w:evenHBand="0" w:firstRowFirstColumn="0" w:firstRowLastColumn="0" w:lastRowFirstColumn="0" w:lastRowLastColumn="0"/>
+            <w:tcW w:w="1648" w:type="dxa"/>
+            <w:shd w:val="clear" w:color="auto" w:fill="CE990B" w:themeFill="accent3" w:themeFillShade="BF"/>
+            <w:tcMar/>
+            <w:vAlign w:val="center"/>
+          </w:tcPr>
+          <w:p>
+            <w:pPr>
+              <w:pStyle w:val="Normal"/>
+              <w:jc w:val="center"/>
+              <w:rPr>
+                <w:rFonts w:eastAsia="Times New Roman" w:cs="Arial" w:cstheme="minorAscii"/>
+                <w:b w:val="0"/>
+                <w:bCs w:val="0"/>
+                <w:color w:val="auto"/>
+                <w:sz w:val="18"/>
+                <w:szCs w:val="18"/>
+                <w:lang w:val="es-419" w:eastAsia="es-419"/>
+              </w:rPr>
+            </w:pPr>
+          </w:p>
+        </w:tc>
+        <w:tc>
+          <w:tcPr>
+            <w:cnfStyle w:val="000100000000" w:firstRow="0" w:lastRow="0" w:firstColumn="0" w:lastColumn="1" w:oddVBand="0" w:evenVBand="0" w:oddHBand="0" w:evenHBand="0" w:firstRowFirstColumn="0" w:firstRowLastColumn="0" w:lastRowFirstColumn="0" w:lastRowLastColumn="0"/>
+            <w:tcW w:w="1482" w:type="dxa"/>
+            <w:shd w:val="clear" w:color="auto" w:fill="F4BF2E" w:themeFill="accent3"/>
+            <w:tcMar/>
+            <w:vAlign w:val="center"/>
+          </w:tcPr>
+          <w:p>
+            <w:pPr>
+              <w:pStyle w:val="Normal"/>
+              <w:jc w:val="center"/>
+              <w:rPr>
+                <w:rFonts w:eastAsia="Times New Roman" w:cs="Arial" w:cstheme="minorAscii"/>
+                <w:b w:val="0"/>
+                <w:bCs w:val="0"/>
+                <w:color w:val="auto"/>
+                <w:sz w:val="18"/>
+                <w:szCs w:val="18"/>
+                <w:lang w:val="es-419" w:eastAsia="es-419"/>
+              </w:rPr>
+            </w:pPr>
+          </w:p>
+        </w:tc>
+      </w:tr>
+      <w:tr>
+        <w:trPr>
+          <w:trHeight w:val="483"/>
+        </w:trPr>
+        <w:tc>
+          <w:tcPr>
+            <w:cnfStyle w:val="001000000000" w:firstRow="0" w:lastRow="0" w:firstColumn="1" w:lastColumn="0" w:oddVBand="0" w:evenVBand="0" w:oddHBand="0" w:evenHBand="0" w:firstRowFirstColumn="0" w:firstRowLastColumn="0" w:lastRowFirstColumn="0" w:lastRowLastColumn="0"/>
+            <w:tcW w:w="1656" w:type="dxa"/>
+            <w:shd w:val="clear" w:color="auto" w:fill="F4BF2E" w:themeFill="accent3"/>
+            <w:tcMar/>
+            <w:vAlign w:val="center"/>
+          </w:tcPr>
+          <w:p>
+            <w:pPr>
+              <w:pStyle w:val="Normal"/>
+              <w:jc w:val="center"/>
+              <w:rPr>
+                <w:rFonts w:ascii="Arial" w:hAnsi="Arial" w:eastAsia="Arial" w:cs="Arial"/>
+                <w:b w:val="0"/>
+                <w:bCs w:val="0"/>
+                <w:noProof w:val="0"/>
+                <w:sz w:val="18"/>
+                <w:szCs w:val="18"/>
+                <w:lang w:val="es-419"/>
+              </w:rPr>
+            </w:pPr>
+            <w:r>
+              <w:rPr>
+                <w:rFonts w:ascii="Arial" w:hAnsi="Arial" w:eastAsia="Arial" w:cs="Arial"/>
+                <w:b w:val="0"/>
+                <w:bCs w:val="0"/>
+                <w:noProof w:val="0"/>
+                <w:sz w:val="18"/>
+                <w:szCs w:val="18"/>
+                <w:lang w:val="es-419"/>
+              </w:rPr>
+              <w:t xml:space="preserve">Sin MDM ni gestión de </w:t>
+            </w:r>
+            <w:bookmarkStart w:name="_Int_H5OEEIh3" w:id="214490148"/>
+            <w:r>
+              <w:rPr>
+                <w:rFonts w:ascii="Arial" w:hAnsi="Arial" w:eastAsia="Arial" w:cs="Arial"/>
+                <w:b w:val="0"/>
+                <w:bCs w:val="0"/>
+                <w:noProof w:val="0"/>
+                <w:sz w:val="18"/>
+                <w:szCs w:val="18"/>
+                <w:lang w:val="es-419"/>
+              </w:rPr>
+              <w:t>endpoints</w:t>
+            </w:r>
+            <w:bookmarkEnd w:id="214490148"/>
+          </w:p>
+        </w:tc>
+        <w:tc>
+          <w:tcPr>
+            <w:cnfStyle w:val="000010000000" w:firstRow="0" w:lastRow="0" w:firstColumn="0" w:lastColumn="0" w:oddVBand="1" w:evenVBand="0" w:oddHBand="0" w:evenHBand="0" w:firstRowFirstColumn="0" w:firstRowLastColumn="0" w:lastRowFirstColumn="0" w:lastRowLastColumn="0"/>
+            <w:tcW w:w="1469" w:type="dxa"/>
+            <w:shd w:val="clear" w:color="auto" w:fill="CE990B" w:themeFill="accent3" w:themeFillShade="BF"/>
+            <w:tcMar/>
+            <w:vAlign w:val="center"/>
+          </w:tcPr>
+          <w:p>
+            <w:pPr>
+              <w:pStyle w:val="Normal"/>
+              <w:jc w:val="center"/>
+            </w:pPr>
+            <w:r>
+              <w:rPr>
+                <w:rFonts w:eastAsia="Times New Roman" w:cs="Arial" w:cstheme="minorAscii"/>
+                <w:color w:val="auto"/>
+                <w:sz w:val="18"/>
+                <w:szCs w:val="18"/>
+                <w:lang w:val="es-419" w:eastAsia="es-419"/>
+              </w:rPr>
+              <w:t>Incluido</w:t>
+            </w:r>
+          </w:p>
+        </w:tc>
+        <w:tc>
+          <w:tcPr>
+            <w:cnfStyle w:val="000001000000" w:firstRow="0" w:lastRow="0" w:firstColumn="0" w:lastColumn="0" w:oddVBand="0" w:evenVBand="1" w:oddHBand="0" w:evenHBand="0" w:firstRowFirstColumn="0" w:firstRowLastColumn="0" w:lastRowFirstColumn="0" w:lastRowLastColumn="0"/>
+            <w:tcW w:w="1469" w:type="dxa"/>
+            <w:shd w:val="clear" w:color="auto" w:fill="CE990B" w:themeFill="accent3" w:themeFillShade="BF"/>
+            <w:tcMar/>
+            <w:vAlign w:val="center"/>
+          </w:tcPr>
+          <w:p>
+            <w:pPr>
+              <w:pStyle w:val="Normal"/>
+              <w:jc w:val="center"/>
+              <w:rPr>
+                <w:rFonts w:eastAsia="Times New Roman" w:cs="Arial" w:cstheme="minorAscii"/>
+                <w:b w:val="0"/>
+                <w:bCs w:val="0"/>
+                <w:color w:val="auto"/>
+                <w:sz w:val="18"/>
+                <w:szCs w:val="18"/>
+                <w:lang w:val="es-419" w:eastAsia="es-419"/>
+              </w:rPr>
+            </w:pPr>
+          </w:p>
+        </w:tc>
+        <w:tc>
+          <w:tcPr>
+            <w:cnfStyle w:val="000010000000" w:firstRow="0" w:lastRow="0" w:firstColumn="0" w:lastColumn="0" w:oddVBand="1" w:evenVBand="0" w:oddHBand="0" w:evenHBand="0" w:firstRowFirstColumn="0" w:firstRowLastColumn="0" w:lastRowFirstColumn="0" w:lastRowLastColumn="0"/>
+            <w:tcW w:w="1290" w:type="dxa"/>
+            <w:shd w:val="clear" w:color="auto" w:fill="CE990B" w:themeFill="accent3" w:themeFillShade="BF"/>
+            <w:tcMar/>
+            <w:vAlign w:val="center"/>
+          </w:tcPr>
+          <w:p>
+            <w:pPr>
+              <w:pStyle w:val="Normal"/>
+              <w:jc w:val="center"/>
+            </w:pPr>
+            <w:r>
+              <w:rPr>
+                <w:rFonts w:eastAsia="Times New Roman" w:cs="Arial" w:cstheme="minorAscii"/>
+                <w:b w:val="0"/>
+                <w:bCs w:val="0"/>
+                <w:color w:val="auto"/>
+                <w:sz w:val="18"/>
+                <w:szCs w:val="18"/>
+                <w:lang w:val="es-419" w:eastAsia="es-419"/>
+              </w:rPr>
+              <w:t>Mejorar</w:t>
+            </w:r>
+          </w:p>
+        </w:tc>
+        <w:tc>
+          <w:tcPr>
+            <w:cnfStyle w:val="000001000000" w:firstRow="0" w:lastRow="0" w:firstColumn="0" w:lastColumn="0" w:oddVBand="0" w:evenVBand="1" w:oddHBand="0" w:evenHBand="0" w:firstRowFirstColumn="0" w:firstRowLastColumn="0" w:lastRowFirstColumn="0" w:lastRowLastColumn="0"/>
+            <w:tcW w:w="1648" w:type="dxa"/>
+            <w:shd w:val="clear" w:color="auto" w:fill="CE990B" w:themeFill="accent3" w:themeFillShade="BF"/>
+            <w:tcMar/>
+            <w:vAlign w:val="center"/>
+          </w:tcPr>
+          <w:p>
+            <w:pPr>
+              <w:pStyle w:val="Normal"/>
+              <w:jc w:val="center"/>
+            </w:pPr>
+            <w:r>
+              <w:rPr>
+                <w:rFonts w:eastAsia="Times New Roman" w:cs="Arial" w:cstheme="minorAscii"/>
+                <w:b w:val="0"/>
+                <w:bCs w:val="0"/>
+                <w:color w:val="auto"/>
+                <w:sz w:val="18"/>
+                <w:szCs w:val="18"/>
+                <w:lang w:val="es-419" w:eastAsia="es-419"/>
+              </w:rPr>
+              <w:t>Mejorar</w:t>
+            </w:r>
+          </w:p>
+        </w:tc>
+        <w:tc>
+          <w:tcPr>
+            <w:cnfStyle w:val="000100000000" w:firstRow="0" w:lastRow="0" w:firstColumn="0" w:lastColumn="1" w:oddVBand="0" w:evenVBand="0" w:oddHBand="0" w:evenHBand="0" w:firstRowFirstColumn="0" w:firstRowLastColumn="0" w:lastRowFirstColumn="0" w:lastRowLastColumn="0"/>
+            <w:tcW w:w="1482" w:type="dxa"/>
+            <w:shd w:val="clear" w:color="auto" w:fill="F4BF2E" w:themeFill="accent3"/>
+            <w:tcMar/>
+            <w:vAlign w:val="center"/>
+          </w:tcPr>
+          <w:p>
+            <w:pPr>
+              <w:pStyle w:val="Normal"/>
+              <w:jc w:val="center"/>
+              <w:rPr>
+                <w:rFonts w:ascii="Arial" w:hAnsi="Arial" w:eastAsia="Arial" w:cs="Arial"/>
+                <w:noProof w:val="0"/>
+                <w:sz w:val="18"/>
+                <w:szCs w:val="18"/>
+                <w:lang w:val="es-419"/>
+              </w:rPr>
+            </w:pPr>
+          </w:p>
+        </w:tc>
+      </w:tr>
+      <w:tr>
+        <w:trPr>
+          <w:trHeight w:val="483"/>
+        </w:trPr>
+        <w:tc>
+          <w:tcPr>
+            <w:cnfStyle w:val="001000000000" w:firstRow="0" w:lastRow="0" w:firstColumn="1" w:lastColumn="0" w:oddVBand="0" w:evenVBand="0" w:oddHBand="0" w:evenHBand="0" w:firstRowFirstColumn="0" w:firstRowLastColumn="0" w:lastRowFirstColumn="0" w:lastRowLastColumn="0"/>
+            <w:tcW w:w="1656" w:type="dxa"/>
+            <w:shd w:val="clear" w:color="auto" w:fill="F4BF2E" w:themeFill="accent3"/>
+            <w:tcMar/>
+            <w:vAlign w:val="center"/>
+          </w:tcPr>
+          <w:p>
+            <w:pPr>
+              <w:jc w:val="center"/>
+              <w:rPr>
+                <w:rFonts w:eastAsia="Times New Roman" w:cs="Arial" w:cstheme="minorAscii"/>
+                <w:color w:val="auto"/>
+                <w:sz w:val="18"/>
+                <w:szCs w:val="18"/>
+                <w:lang w:val="es-419" w:eastAsia="es-419"/>
+              </w:rPr>
+            </w:pPr>
+            <w:r>
+              <w:rPr>
+                <w:rFonts w:eastAsia="Times New Roman" w:cs="Arial" w:cstheme="minorAscii"/>
+                <w:sz w:val="18"/>
+                <w:szCs w:val="18"/>
+                <w:lang w:val="es-419" w:eastAsia="es-419"/>
+              </w:rPr>
+              <w:t>ABB Nuevos o Brechas</w:t>
+            </w:r>
+          </w:p>
+          <w:p>
+            <w:pPr>
+              <w:pStyle w:val="Normal"/>
+              <w:jc w:val="center"/>
+              <w:rPr>
+                <w:rFonts w:ascii="Arial" w:hAnsi="Arial" w:eastAsia="Arial" w:cs="Arial"/>
+                <w:noProof w:val="0"/>
+                <w:sz w:val="18"/>
+                <w:szCs w:val="18"/>
+                <w:lang w:val="es-419"/>
+              </w:rPr>
+            </w:pPr>
+          </w:p>
+        </w:tc>
+        <w:tc>
+          <w:tcPr>
+            <w:cnfStyle w:val="000010000000" w:firstRow="0" w:lastRow="0" w:firstColumn="0" w:lastColumn="0" w:oddVBand="1" w:evenVBand="0" w:oddHBand="0" w:evenHBand="0" w:firstRowFirstColumn="0" w:firstRowLastColumn="0" w:lastRowFirstColumn="0" w:lastRowLastColumn="0"/>
+            <w:tcW w:w="1469" w:type="dxa"/>
+            <w:shd w:val="clear" w:color="auto" w:fill="F4BF2E" w:themeFill="accent3"/>
+            <w:tcMar/>
+            <w:vAlign w:val="center"/>
+          </w:tcPr>
+          <w:p>
+            <w:pPr>
+              <w:pStyle w:val="Normal"/>
+              <w:jc w:val="center"/>
+            </w:pPr>
+            <w:r>
+              <w:rPr>
+                <w:rFonts w:eastAsia="Times New Roman" w:cs="Arial" w:cstheme="minorAscii"/>
+                <w:color w:val="auto"/>
+                <w:sz w:val="18"/>
+                <w:szCs w:val="18"/>
+                <w:lang w:val="es-419" w:eastAsia="es-419"/>
+              </w:rPr>
+              <w:t>Brecha</w:t>
+            </w:r>
+          </w:p>
+        </w:tc>
+        <w:tc>
+          <w:tcPr>
+            <w:cnfStyle w:val="000001000000" w:firstRow="0" w:lastRow="0" w:firstColumn="0" w:lastColumn="0" w:oddVBand="0" w:evenVBand="1" w:oddHBand="0" w:evenHBand="0" w:firstRowFirstColumn="0" w:firstRowLastColumn="0" w:lastRowFirstColumn="0" w:lastRowLastColumn="0"/>
+            <w:tcW w:w="1469" w:type="dxa"/>
+            <w:shd w:val="clear" w:color="auto" w:fill="F4BF2E" w:themeFill="accent3"/>
+            <w:tcMar/>
+            <w:vAlign w:val="center"/>
+          </w:tcPr>
+          <w:p>
+            <w:pPr>
+              <w:pStyle w:val="Normal"/>
+              <w:jc w:val="center"/>
+            </w:pPr>
+            <w:r>
+              <w:rPr>
+                <w:rFonts w:eastAsia="Times New Roman" w:cs="Arial" w:cstheme="minorAscii"/>
+                <w:b w:val="0"/>
+                <w:bCs w:val="0"/>
+                <w:color w:val="auto"/>
+                <w:sz w:val="18"/>
+                <w:szCs w:val="18"/>
+                <w:lang w:val="es-419" w:eastAsia="es-419"/>
+              </w:rPr>
+              <w:t>Brecha</w:t>
+            </w:r>
+          </w:p>
+        </w:tc>
+        <w:tc>
+          <w:tcPr>
+            <w:cnfStyle w:val="000010000000" w:firstRow="0" w:lastRow="0" w:firstColumn="0" w:lastColumn="0" w:oddVBand="1" w:evenVBand="0" w:oddHBand="0" w:evenHBand="0" w:firstRowFirstColumn="0" w:firstRowLastColumn="0" w:lastRowFirstColumn="0" w:lastRowLastColumn="0"/>
+            <w:tcW w:w="1290" w:type="dxa"/>
+            <w:shd w:val="clear" w:color="auto" w:fill="F4BF2E" w:themeFill="accent3"/>
+            <w:tcMar/>
+            <w:vAlign w:val="center"/>
+          </w:tcPr>
+          <w:p>
+            <w:pPr>
+              <w:pStyle w:val="Normal"/>
+              <w:jc w:val="center"/>
+            </w:pPr>
+            <w:r>
+              <w:rPr>
+                <w:rFonts w:ascii="Arial" w:hAnsi="Arial" w:eastAsia="Arial" w:cs="Arial"/>
+                <w:b w:val="1"/>
+                <w:bCs w:val="1"/>
+                <w:noProof w:val="0"/>
+                <w:sz w:val="18"/>
+                <w:szCs w:val="18"/>
+                <w:lang w:val="es-419"/>
+              </w:rPr>
+              <w:t>Brecha</w:t>
+            </w:r>
+          </w:p>
+        </w:tc>
+        <w:tc>
+          <w:tcPr>
+            <w:cnfStyle w:val="000001000000" w:firstRow="0" w:lastRow="0" w:firstColumn="0" w:lastColumn="0" w:oddVBand="0" w:evenVBand="1" w:oddHBand="0" w:evenHBand="0" w:firstRowFirstColumn="0" w:firstRowLastColumn="0" w:lastRowFirstColumn="0" w:lastRowLastColumn="0"/>
+            <w:tcW w:w="1648" w:type="dxa"/>
+            <w:shd w:val="clear" w:color="auto" w:fill="F4BF2E" w:themeFill="accent3"/>
+            <w:tcMar/>
+            <w:vAlign w:val="center"/>
+          </w:tcPr>
+          <w:p>
+            <w:pPr>
+              <w:pStyle w:val="Normal"/>
+              <w:jc w:val="center"/>
+            </w:pPr>
+            <w:r>
+              <w:rPr>
+                <w:rFonts w:eastAsia="Times New Roman" w:cs="Arial" w:cstheme="minorAscii"/>
+                <w:b w:val="0"/>
+                <w:bCs w:val="0"/>
+                <w:color w:val="auto"/>
+                <w:sz w:val="18"/>
+                <w:szCs w:val="18"/>
+                <w:lang w:val="es-419" w:eastAsia="es-419"/>
+              </w:rPr>
+              <w:t>Brecha</w:t>
+            </w:r>
+          </w:p>
+        </w:tc>
+        <w:tc>
+          <w:tcPr>
+            <w:cnfStyle w:val="000100000000" w:firstRow="0" w:lastRow="0" w:firstColumn="0" w:lastColumn="1" w:oddVBand="0" w:evenVBand="0" w:oddHBand="0" w:evenHBand="0" w:firstRowFirstColumn="0" w:firstRowLastColumn="0" w:lastRowFirstColumn="0" w:lastRowLastColumn="0"/>
+            <w:tcW w:w="1482" w:type="dxa"/>
+            <w:shd w:val="clear" w:color="auto" w:fill="F4BF2E" w:themeFill="accent3"/>
+            <w:tcMar/>
+            <w:vAlign w:val="center"/>
+          </w:tcPr>
+          <w:p>
+            <w:pPr>
+              <w:pStyle w:val="Normal"/>
+              <w:jc w:val="center"/>
+              <w:rPr>
+                <w:rFonts w:eastAsia="Times New Roman" w:cs="Arial" w:cstheme="minorAscii"/>
+                <w:b w:val="0"/>
+                <w:bCs w:val="0"/>
+                <w:color w:val="auto"/>
+                <w:sz w:val="18"/>
+                <w:szCs w:val="18"/>
                 <w:lang w:val="es-419" w:eastAsia="es-419"/>
               </w:rPr>
             </w:pPr>
@@ -3142,6 +5791,7 @@
         </w:tc>
       </w:tr>
     </w:tbl>
+    <w:p/>
     <w:p>
       <w:pPr>
         <w:rPr>
@@ -3192,6 +5842,7 @@
               <w:right w:val="nil"/>
             </w:tcBorders>
             <w:shd w:val="clear" w:color="auto" w:fill="DEEAF6" w:themeFill="accent1" w:themeFillTint="33"/>
+            <w:tcMar/>
           </w:tcPr>
           <w:p>
             <w:pPr>
@@ -3282,6 +5933,7 @@
               <w:right w:val="nil"/>
             </w:tcBorders>
             <w:shd w:val="clear" w:color="auto" w:fill="DEEAF6" w:themeFill="accent1" w:themeFillTint="33"/>
+            <w:tcMar/>
             <w:vAlign w:val="center"/>
           </w:tcPr>
           <w:p>
@@ -3328,10 +5980,241 @@
     </w:tbl>
     <w:p>
       <w:pPr>
-        <w:pBdr>
-          <w:bottom w:val="single" w:color="auto" w:sz="6" w:space="1"/>
-        </w:pBdr>
-        <w:rPr>
+        <w:pStyle w:val="Normal"/>
+        <w:suppressLineNumbers w:val="0"/>
+        <w:bidi w:val="0"/>
+        <w:spacing w:before="240" w:beforeAutospacing="off" w:after="240" w:afterAutospacing="off" w:line="288" w:lineRule="auto"/>
+        <w:ind w:left="0" w:right="0"/>
+        <w:jc w:val="left"/>
+      </w:pPr>
+      <w:r>
+        <w:rPr>
+          <w:rFonts w:ascii="Arial" w:hAnsi="Arial" w:eastAsia="Arial" w:cs="Arial"/>
+          <w:b w:val="1"/>
+          <w:bCs w:val="1"/>
+          <w:noProof w:val="0"/>
+          <w:sz w:val="18"/>
+          <w:szCs w:val="18"/>
+          <w:lang w:val="es-419"/>
+        </w:rPr>
+        <w:t>Los ABB candi</w:t>
+      </w:r>
+      <w:r>
+        <w:rPr>
+          <w:rFonts w:ascii="Arial" w:hAnsi="Arial" w:eastAsia="Arial" w:cs="Arial"/>
+          <w:b w:val="1"/>
+          <w:bCs w:val="1"/>
+          <w:noProof w:val="0"/>
+          <w:sz w:val="18"/>
+          <w:szCs w:val="18"/>
+          <w:lang w:val="es-419"/>
+        </w:rPr>
+        <w:t>datos son</w:t>
+      </w:r>
+    </w:p>
+    <w:p>
+      <w:pPr>
+        <w:bidi w:val="0"/>
+        <w:spacing w:before="240" w:beforeAutospacing="off" w:after="240" w:afterAutospacing="off"/>
+        <w:jc w:val="left"/>
+      </w:pPr>
+      <w:r>
+        <w:rPr>
+          <w:rFonts w:ascii="Arial" w:hAnsi="Arial" w:eastAsia="Arial" w:cs="Arial"/>
+          <w:b w:val="1"/>
+          <w:bCs w:val="1"/>
+          <w:noProof w:val="0"/>
+          <w:sz w:val="18"/>
+          <w:szCs w:val="18"/>
+          <w:lang w:val="es-419"/>
+        </w:rPr>
+        <w:t>1. Suite integrada: CRM (HU-1) + Project Mgmt (HU-5) + BI (HU-4)</w:t>
+      </w:r>
+      <w:r>
+        <w:rPr>
+          <w:rFonts w:ascii="Arial" w:hAnsi="Arial" w:eastAsia="Arial" w:cs="Arial"/>
+          <w:noProof w:val="0"/>
+          <w:sz w:val="18"/>
+          <w:szCs w:val="18"/>
+          <w:lang w:val="es-419"/>
+        </w:rPr>
+        <w:t xml:space="preserve"> Es el ABB de mayor impacto directo sobre los objetivos estratégicos. Resuelve simultáneamente la gestión comercial, el seguimiento de obra y la toma de decisiones basada en datos — los tres ejes centrales de la visión de expansión de Inversora de Capilla. Además, concentra los 4 Must Have del T02 en una sola iniciativa.</w:t>
+      </w:r>
+    </w:p>
+    <w:p>
+      <w:pPr>
+        <w:bidi w:val="0"/>
+        <w:spacing w:before="240" w:beforeAutospacing="off" w:after="240" w:afterAutospacing="off"/>
+        <w:jc w:val="left"/>
+      </w:pPr>
+      <w:r>
+        <w:rPr>
+          <w:rFonts w:ascii="Arial" w:hAnsi="Arial" w:eastAsia="Arial" w:cs="Arial"/>
+          <w:b w:val="1"/>
+          <w:bCs w:val="1"/>
+          <w:noProof w:val="0"/>
+          <w:sz w:val="18"/>
+          <w:szCs w:val="18"/>
+          <w:lang w:val="es-419"/>
+        </w:rPr>
+        <w:t>2. Procesos institucionalizados y trazabilidad en sistemas oficiales</w:t>
+      </w:r>
+      <w:r>
+        <w:rPr>
+          <w:rFonts w:ascii="Arial" w:hAnsi="Arial" w:eastAsia="Arial" w:cs="Arial"/>
+          <w:noProof w:val="0"/>
+          <w:sz w:val="18"/>
+          <w:szCs w:val="18"/>
+          <w:lang w:val="es-419"/>
+        </w:rPr>
+        <w:t xml:space="preserve"> Sin formalización de procesos, cualquier herramienta tecnológica implementada corre riesgo de no ser adoptada. Este ABB es el habilitador cultural y organizacional del resto — sin él, la suite integrada no tiene sustento operativo.</w:t>
+      </w:r>
+    </w:p>
+    <w:p>
+      <w:pPr>
+        <w:bidi w:val="0"/>
+        <w:spacing w:before="240" w:beforeAutospacing="off" w:after="240" w:afterAutospacing="off"/>
+        <w:jc w:val="left"/>
+      </w:pPr>
+      <w:r>
+        <w:rPr>
+          <w:rFonts w:ascii="Arial" w:hAnsi="Arial" w:eastAsia="Arial" w:cs="Arial"/>
+          <w:b w:val="1"/>
+          <w:bCs w:val="1"/>
+          <w:noProof w:val="0"/>
+          <w:sz w:val="18"/>
+          <w:szCs w:val="18"/>
+          <w:lang w:val="es-419"/>
+        </w:rPr>
+        <w:t>3. Personal capacitado en uso de herramientas de reporte móvil</w:t>
+      </w:r>
+      <w:r>
+        <w:rPr>
+          <w:rFonts w:ascii="Arial" w:hAnsi="Arial" w:eastAsia="Arial" w:cs="Arial"/>
+          <w:noProof w:val="0"/>
+          <w:sz w:val="18"/>
+          <w:szCs w:val="18"/>
+          <w:lang w:val="es-419"/>
+        </w:rPr>
+        <w:t xml:space="preserve"> Directamente vinculado a la operación en campo (Los Cardales). La empresa tiene entre 40 y 70 personas subcontratadas que necesitan reportar avances de obra. Sin capacitación, la carga de datos en tiempo real — uno de los pilares del T05 — no se concreta.</w:t>
+      </w:r>
+    </w:p>
+    <w:p>
+      <w:pPr>
+        <w:bidi w:val="0"/>
+        <w:spacing w:before="240" w:beforeAutospacing="off" w:after="240" w:afterAutospacing="off"/>
+        <w:jc w:val="left"/>
+      </w:pPr>
+      <w:r>
+        <w:rPr>
+          <w:rFonts w:ascii="Arial" w:hAnsi="Arial" w:eastAsia="Arial" w:cs="Arial"/>
+          <w:b w:val="1"/>
+          <w:bCs w:val="1"/>
+          <w:noProof w:val="0"/>
+          <w:sz w:val="18"/>
+          <w:szCs w:val="18"/>
+          <w:lang w:val="es-419"/>
+        </w:rPr>
+        <w:t>ABBs excluidos del alcance (y por qué):</w:t>
+      </w:r>
+    </w:p>
+    <w:p>
+      <w:pPr>
+        <w:pStyle w:val="Prrafodelista"/>
+        <w:numPr>
+          <w:ilvl w:val="0"/>
+          <w:numId w:val="26"/>
+        </w:numPr>
+        <w:bidi w:val="0"/>
+        <w:spacing w:before="0" w:beforeAutospacing="off" w:after="0" w:afterAutospacing="off"/>
+        <w:jc w:val="left"/>
+        <w:rPr>
+          <w:rFonts w:ascii="Arial" w:hAnsi="Arial" w:eastAsia="Arial" w:cs="Arial"/>
+          <w:noProof w:val="0"/>
+          <w:sz w:val="18"/>
+          <w:szCs w:val="18"/>
+          <w:lang w:val="es-419"/>
+        </w:rPr>
+      </w:pPr>
+      <w:r>
+        <w:rPr>
+          <w:rFonts w:ascii="Arial" w:hAnsi="Arial" w:eastAsia="Arial" w:cs="Arial"/>
+          <w:b w:val="1"/>
+          <w:bCs w:val="1"/>
+          <w:noProof w:val="0"/>
+          <w:sz w:val="18"/>
+          <w:szCs w:val="18"/>
+          <w:lang w:val="es-419"/>
+        </w:rPr>
+        <w:t>Conectividad segura (VPN/MFA):</w:t>
+      </w:r>
+      <w:r>
+        <w:rPr>
+          <w:rFonts w:ascii="Arial" w:hAnsi="Arial" w:eastAsia="Arial" w:cs="Arial"/>
+          <w:noProof w:val="0"/>
+          <w:sz w:val="18"/>
+          <w:szCs w:val="18"/>
+          <w:lang w:val="es-419"/>
+        </w:rPr>
+        <w:t xml:space="preserve"> Es infraestructura de soporte, puede implementarse como prerequisito técnico sin ser el foco del proyecto consultor.</w:t>
+      </w:r>
+    </w:p>
+    <w:p>
+      <w:pPr>
+        <w:pStyle w:val="Prrafodelista"/>
+        <w:numPr>
+          <w:ilvl w:val="0"/>
+          <w:numId w:val="26"/>
+        </w:numPr>
+        <w:bidi w:val="0"/>
+        <w:spacing w:before="0" w:beforeAutospacing="off" w:after="0" w:afterAutospacing="off"/>
+        <w:jc w:val="left"/>
+        <w:rPr>
+          <w:rFonts w:ascii="Arial" w:hAnsi="Arial" w:eastAsia="Arial" w:cs="Arial"/>
+          <w:noProof w:val="0"/>
+          <w:sz w:val="18"/>
+          <w:szCs w:val="18"/>
+          <w:lang w:val="es-419"/>
+        </w:rPr>
+      </w:pPr>
+      <w:r>
+        <w:rPr>
+          <w:rFonts w:ascii="Arial" w:hAnsi="Arial" w:eastAsia="Arial" w:cs="Arial"/>
+          <w:b w:val="1"/>
+          <w:bCs w:val="1"/>
+          <w:noProof w:val="0"/>
+          <w:sz w:val="18"/>
+          <w:szCs w:val="18"/>
+          <w:lang w:val="es-419"/>
+        </w:rPr>
+        <w:t>Dispositivos de obra:</w:t>
+      </w:r>
+      <w:r>
+        <w:rPr>
+          <w:rFonts w:ascii="Arial" w:hAnsi="Arial" w:eastAsia="Arial" w:cs="Arial"/>
+          <w:noProof w:val="0"/>
+          <w:sz w:val="18"/>
+          <w:szCs w:val="18"/>
+          <w:lang w:val="es-419"/>
+        </w:rPr>
+        <w:t xml:space="preserve"> Alto costo de adquisición y logística, recomendable como fase posterior una vez validado el modelo con dispositivos propios de los contratistas.</w:t>
+      </w:r>
+    </w:p>
+    <w:p>
+      <w:pPr>
+        <w:pStyle w:val="Normal"/>
+        <w:suppressLineNumbers w:val="0"/>
+        <w:bidi w:val="0"/>
+        <w:spacing w:before="240" w:beforeAutospacing="off" w:after="240" w:afterAutospacing="off" w:line="288" w:lineRule="auto"/>
+        <w:ind w:left="0" w:right="0"/>
+        <w:jc w:val="left"/>
+        <w:rPr>
+          <w:rFonts w:ascii="Arial" w:hAnsi="Arial" w:eastAsia="Arial" w:cs="Arial"/>
+          <w:b w:val="1"/>
+          <w:bCs w:val="1"/>
+          <w:noProof w:val="0"/>
+          <w:sz w:val="18"/>
+          <w:szCs w:val="18"/>
           <w:lang w:val="es-419"/>
         </w:rPr>
       </w:pPr>
@@ -4940,10 +7823,6 @@
           <w:p>
             <w:pPr>
               <w:pStyle w:val="Normal"/>
-              <w:numPr>
-                <w:ilvl w:val="0"/>
-                <w:numId w:val="0"/>
-              </w:numPr>
               <w:textAlignment w:val="baseline"/>
             </w:pPr>
             <w:r>
@@ -4951,7 +7830,7 @@
                 <w:rFonts w:ascii="Arial" w:hAnsi="Arial" w:eastAsia="Times New Roman" w:cs="Arial"/>
                 <w:b w:val="0"/>
                 <w:bCs w:val="0"/>
-                <w:color w:val="5B9BD5" w:themeColor="accent1" w:themeTint="FF" w:themeShade="FF"/>
+                <w:color w:val="5B9AD5"/>
                 <w:sz w:val="24"/>
                 <w:szCs w:val="24"/>
                 <w:lang w:val="es-AR" w:eastAsia="es-419"/>
@@ -4963,7 +7842,7 @@
                 <w:rFonts w:ascii="Arial" w:hAnsi="Arial" w:eastAsia="Times New Roman" w:cs="Arial"/>
                 <w:b w:val="0"/>
                 <w:bCs w:val="0"/>
-                <w:color w:val="5B9BD5" w:themeColor="accent1" w:themeTint="FF" w:themeShade="FF"/>
+                <w:color w:val="5B9AD5"/>
                 <w:sz w:val="24"/>
                 <w:szCs w:val="24"/>
                 <w:lang w:val="es-AR" w:eastAsia="es-419"/>
@@ -4975,7 +7854,7 @@
                 <w:rFonts w:ascii="Arial" w:hAnsi="Arial" w:eastAsia="Times New Roman" w:cs="Arial"/>
                 <w:b w:val="0"/>
                 <w:bCs w:val="0"/>
-                <w:color w:val="5B9BD5" w:themeColor="accent1" w:themeTint="FF" w:themeShade="FF"/>
+                <w:color w:val="5B9AD5"/>
                 <w:sz w:val="24"/>
                 <w:szCs w:val="24"/>
                 <w:lang w:val="es-AR" w:eastAsia="es-419"/>
@@ -4987,12 +7866,12 @@
                 <w:rFonts w:ascii="Arial" w:hAnsi="Arial" w:eastAsia="Times New Roman" w:cs="Arial"/>
                 <w:b w:val="0"/>
                 <w:bCs w:val="0"/>
-                <w:color w:val="5B9BD5" w:themeColor="accent1" w:themeTint="FF" w:themeShade="FF"/>
+                <w:color w:val="5B9AD5"/>
                 <w:sz w:val="24"/>
                 <w:szCs w:val="24"/>
                 <w:lang w:val="es-AR" w:eastAsia="es-419"/>
               </w:rPr>
-              <w:t>Implementación por Capas</w:t>
+              <w:t>On-premises + Big Bang</w:t>
             </w:r>
           </w:p>
         </w:tc>
@@ -5006,6 +7885,8 @@
             <w:pPr>
               <w:textAlignment w:val="baseline"/>
               <w:cnfStyle w:val="000000100000" w:firstRow="0" w:lastRow="0" w:firstColumn="0" w:lastColumn="0" w:oddVBand="0" w:evenVBand="0" w:oddHBand="1" w:evenHBand="0" w:firstRowFirstColumn="0" w:firstRowLastColumn="0" w:lastRowFirstColumn="0" w:lastRowLastColumn="0"/>
+            </w:pPr>
+            <w:r>
               <w:rPr>
                 <w:rFonts w:ascii="Arial" w:hAnsi="Arial" w:eastAsia="Times New Roman" w:cs="Arial"/>
                 <w:b w:val="0"/>
@@ -5015,6 +7896,20 @@
                 <w:szCs w:val="24"/>
                 <w:lang w:val="es-AR" w:eastAsia="es-419"/>
               </w:rPr>
+              <w:t>Control total sobre los datos y la infraestructura. Sin dependencia de proveedores cloud.</w:t>
+            </w:r>
+          </w:p>
+        </w:tc>
+        <w:tc>
+          <w:tcPr>
+            <w:cnfStyle w:val="000000000000" w:firstRow="0" w:lastRow="0" w:firstColumn="0" w:lastColumn="0" w:oddVBand="0" w:evenVBand="0" w:oddHBand="0" w:evenHBand="0" w:firstRowFirstColumn="0" w:firstRowLastColumn="0" w:lastRowFirstColumn="0" w:lastRowLastColumn="0"/>
+            <w:tcW w:w="3750" w:type="dxa"/>
+            <w:tcMar/>
+          </w:tcPr>
+          <w:p>
+            <w:pPr>
+              <w:textAlignment w:val="baseline"/>
+              <w:cnfStyle w:val="000000100000" w:firstRow="0" w:lastRow="0" w:firstColumn="0" w:lastColumn="0" w:oddVBand="0" w:evenVBand="0" w:oddHBand="1" w:evenHBand="0" w:firstRowFirstColumn="0" w:firstRowLastColumn="0" w:lastRowFirstColumn="0" w:lastRowLastColumn="0"/>
             </w:pPr>
             <w:r>
               <w:rPr>
@@ -5026,41 +7921,7 @@
                 <w:szCs w:val="24"/>
                 <w:lang w:val="es-AR" w:eastAsia="es-419"/>
               </w:rPr>
-              <w:t>Bajo impacto en la operación diaria y costos distribuidos</w:t>
-            </w:r>
-          </w:p>
-        </w:tc>
-        <w:tc>
-          <w:tcPr>
-            <w:cnfStyle w:val="000000000000" w:firstRow="0" w:lastRow="0" w:firstColumn="0" w:lastColumn="0" w:oddVBand="0" w:evenVBand="0" w:oddHBand="0" w:evenHBand="0" w:firstRowFirstColumn="0" w:firstRowLastColumn="0" w:lastRowFirstColumn="0" w:lastRowLastColumn="0"/>
-            <w:tcW w:w="3750" w:type="dxa"/>
-            <w:tcMar/>
-          </w:tcPr>
-          <w:p>
-            <w:pPr>
-              <w:textAlignment w:val="baseline"/>
-              <w:cnfStyle w:val="000000100000" w:firstRow="0" w:lastRow="0" w:firstColumn="0" w:lastColumn="0" w:oddVBand="0" w:evenVBand="0" w:oddHBand="1" w:evenHBand="0" w:firstRowFirstColumn="0" w:firstRowLastColumn="0" w:lastRowFirstColumn="0" w:lastRowLastColumn="0"/>
-              <w:rPr>
-                <w:rFonts w:ascii="Arial" w:hAnsi="Arial" w:eastAsia="Times New Roman" w:cs="Arial"/>
-                <w:b w:val="0"/>
-                <w:bCs w:val="0"/>
-                <w:color w:val="auto"/>
-                <w:sz w:val="24"/>
-                <w:szCs w:val="24"/>
-                <w:lang w:val="es-AR" w:eastAsia="es-419"/>
-              </w:rPr>
-            </w:pPr>
-            <w:r>
-              <w:rPr>
-                <w:rFonts w:ascii="Arial" w:hAnsi="Arial" w:eastAsia="Times New Roman" w:cs="Arial"/>
-                <w:b w:val="0"/>
-                <w:bCs w:val="0"/>
-                <w:color w:val="auto"/>
-                <w:sz w:val="24"/>
-                <w:szCs w:val="24"/>
-                <w:lang w:val="es-AR" w:eastAsia="es-419"/>
-              </w:rPr>
-              <w:t>La percepción de "valor" para el usuario final tarda más en llegar</w:t>
+              <w:t>Requiere inversión inicial muy alta en hardware. Incompatible con la operación en campo (Los Cardales sin conectividad garantizada). Alta resistencia al cambio por impacto simultáneo en toda la organización. Contradice el modelo Cloud-First definido en T05.</w:t>
             </w:r>
           </w:p>
         </w:tc>
@@ -5084,7 +7945,7 @@
                 <w:rFonts w:ascii="Arial" w:hAnsi="Arial" w:eastAsia="Times New Roman" w:cs="Arial"/>
                 <w:b w:val="0"/>
                 <w:bCs w:val="0"/>
-                <w:color w:val="5B9BD5" w:themeColor="accent1" w:themeTint="FF" w:themeShade="FF"/>
+                <w:color w:val="5B9AD5"/>
                 <w:sz w:val="24"/>
                 <w:szCs w:val="24"/>
                 <w:lang w:val="es-AR" w:eastAsia="es-419"/>
@@ -5096,7 +7957,7 @@
                 <w:rFonts w:ascii="Arial" w:hAnsi="Arial" w:eastAsia="Times New Roman" w:cs="Arial"/>
                 <w:b w:val="0"/>
                 <w:bCs w:val="0"/>
-                <w:color w:val="5B9BD5" w:themeColor="accent1" w:themeTint="FF" w:themeShade="FF"/>
+                <w:color w:val="5B9AD5"/>
                 <w:sz w:val="24"/>
                 <w:szCs w:val="24"/>
                 <w:lang w:val="es-AR" w:eastAsia="es-419"/>
@@ -5108,24 +7969,24 @@
                 <w:rFonts w:ascii="Arial" w:hAnsi="Arial" w:eastAsia="Times New Roman" w:cs="Arial"/>
                 <w:b w:val="0"/>
                 <w:bCs w:val="0"/>
-                <w:color w:val="5B9BD5" w:themeColor="accent1" w:themeTint="FF" w:themeShade="FF"/>
+                <w:color w:val="5B9AD5"/>
                 <w:sz w:val="24"/>
                 <w:szCs w:val="24"/>
                 <w:lang w:val="es-AR" w:eastAsia="es-419"/>
               </w:rPr>
-              <w:t xml:space="preserve"> Transformación Vertical</w:t>
+              <w:t xml:space="preserve"> </w:t>
             </w:r>
             <w:r>
               <w:rPr>
                 <w:rFonts w:ascii="Arial" w:hAnsi="Arial" w:eastAsia="Times New Roman" w:cs="Arial"/>
                 <w:b w:val="0"/>
                 <w:bCs w:val="0"/>
-                <w:color w:val="5B9BD5" w:themeColor="accent1" w:themeTint="FF" w:themeShade="FF"/>
+                <w:color w:val="5B9AD5"/>
                 <w:sz w:val="24"/>
                 <w:szCs w:val="24"/>
                 <w:lang w:val="es-AR" w:eastAsia="es-419"/>
               </w:rPr>
-              <w:t xml:space="preserve"> / "Big Bang"</w:t>
+              <w:t>On-premises + Modular</w:t>
             </w:r>
           </w:p>
         </w:tc>
@@ -5139,6 +8000,8 @@
             <w:pPr>
               <w:textAlignment w:val="baseline"/>
               <w:cnfStyle w:val="000000000000" w:firstRow="0" w:lastRow="0" w:firstColumn="0" w:lastColumn="0" w:oddVBand="0" w:evenVBand="0" w:oddHBand="0" w:evenHBand="0" w:firstRowFirstColumn="0" w:firstRowLastColumn="0" w:lastRowFirstColumn="0" w:lastRowLastColumn="0"/>
+            </w:pPr>
+            <w:r>
               <w:rPr>
                 <w:rFonts w:ascii="Arial" w:hAnsi="Arial" w:eastAsia="Times New Roman" w:cs="Arial"/>
                 <w:b w:val="0"/>
@@ -5148,6 +8011,20 @@
                 <w:szCs w:val="24"/>
                 <w:lang w:val="es-AR" w:eastAsia="es-419"/>
               </w:rPr>
+              <w:t>Menor impacto inicial que el Big Bang. Permite aprendizaje incremental.</w:t>
+            </w:r>
+          </w:p>
+        </w:tc>
+        <w:tc>
+          <w:tcPr>
+            <w:cnfStyle w:val="000000000000" w:firstRow="0" w:lastRow="0" w:firstColumn="0" w:lastColumn="0" w:oddVBand="0" w:evenVBand="0" w:oddHBand="0" w:evenHBand="0" w:firstRowFirstColumn="0" w:firstRowLastColumn="0" w:lastRowFirstColumn="0" w:lastRowLastColumn="0"/>
+            <w:tcW w:w="3750" w:type="dxa"/>
+            <w:tcMar/>
+          </w:tcPr>
+          <w:p>
+            <w:pPr>
+              <w:textAlignment w:val="baseline"/>
+              <w:cnfStyle w:val="000000000000" w:firstRow="0" w:lastRow="0" w:firstColumn="0" w:lastColumn="0" w:oddVBand="0" w:evenVBand="0" w:oddHBand="0" w:evenHBand="0" w:firstRowFirstColumn="0" w:firstRowLastColumn="0" w:lastRowFirstColumn="0" w:lastRowLastColumn="0"/>
             </w:pPr>
             <w:r>
               <w:rPr>
@@ -5159,41 +8036,7 @@
                 <w:szCs w:val="24"/>
                 <w:lang w:val="es-AR" w:eastAsia="es-419"/>
               </w:rPr>
-              <w:t>Eliminación inmediata de los silos de información y el uso de WhatsApp para tareas críticas</w:t>
-            </w:r>
-          </w:p>
-        </w:tc>
-        <w:tc>
-          <w:tcPr>
-            <w:cnfStyle w:val="000000000000" w:firstRow="0" w:lastRow="0" w:firstColumn="0" w:lastColumn="0" w:oddVBand="0" w:evenVBand="0" w:oddHBand="0" w:evenHBand="0" w:firstRowFirstColumn="0" w:firstRowLastColumn="0" w:lastRowFirstColumn="0" w:lastRowLastColumn="0"/>
-            <w:tcW w:w="3750" w:type="dxa"/>
-            <w:tcMar/>
-          </w:tcPr>
-          <w:p>
-            <w:pPr>
-              <w:textAlignment w:val="baseline"/>
-              <w:cnfStyle w:val="000000000000" w:firstRow="0" w:lastRow="0" w:firstColumn="0" w:lastColumn="0" w:oddVBand="0" w:evenVBand="0" w:oddHBand="0" w:evenHBand="0" w:firstRowFirstColumn="0" w:firstRowLastColumn="0" w:lastRowFirstColumn="0" w:lastRowLastColumn="0"/>
-              <w:rPr>
-                <w:rFonts w:ascii="Arial" w:hAnsi="Arial" w:eastAsia="Times New Roman" w:cs="Arial"/>
-                <w:b w:val="0"/>
-                <w:bCs w:val="0"/>
-                <w:color w:val="auto"/>
-                <w:sz w:val="24"/>
-                <w:szCs w:val="24"/>
-                <w:lang w:val="es-AR" w:eastAsia="es-419"/>
-              </w:rPr>
-            </w:pPr>
-            <w:r>
-              <w:rPr>
-                <w:rFonts w:ascii="Arial" w:hAnsi="Arial" w:eastAsia="Times New Roman" w:cs="Arial"/>
-                <w:b w:val="0"/>
-                <w:bCs w:val="0"/>
-                <w:color w:val="auto"/>
-                <w:sz w:val="24"/>
-                <w:szCs w:val="24"/>
-                <w:lang w:val="es-AR" w:eastAsia="es-419"/>
-              </w:rPr>
-              <w:t>Alta probabilidad de resistencia al cambio (mencionado en el documento 02-T) y saturación del personal administrativo</w:t>
+              <w:t>Sigue requiriendo inversión en hardware propio. Escalabilidad limitada para la visión de expansión nacional/internacional. Mantenimiento técnico interno que la empresa no tiene capacidad de sostener.</w:t>
             </w:r>
           </w:p>
         </w:tc>
@@ -5212,92 +8055,195 @@
           <w:p>
             <w:pPr>
               <w:pStyle w:val="Normal"/>
+              <w:textAlignment w:val="baseline"/>
+            </w:pPr>
+            <w:r>
+              <w:rPr>
+                <w:rFonts w:ascii="Arial" w:hAnsi="Arial" w:eastAsia="Times New Roman" w:cs="Arial"/>
+                <w:b w:val="0"/>
+                <w:bCs w:val="0"/>
+                <w:color w:val="5B9AD5"/>
+                <w:sz w:val="24"/>
+                <w:szCs w:val="24"/>
+                <w:lang w:val="es-AR" w:eastAsia="es-419"/>
+              </w:rPr>
+              <w:t xml:space="preserve">3. </w:t>
+            </w:r>
+            <w:r>
+              <w:rPr>
+                <w:rFonts w:ascii="Arial" w:hAnsi="Arial" w:eastAsia="Times New Roman" w:cs="Arial"/>
+                <w:b w:val="0"/>
+                <w:bCs w:val="0"/>
+                <w:color w:val="5B9AD5"/>
+                <w:sz w:val="24"/>
+                <w:szCs w:val="24"/>
+                <w:lang w:val="es-AR" w:eastAsia="es-419"/>
+              </w:rPr>
+              <w:t>SaaS + Big Bang</w:t>
+            </w:r>
+          </w:p>
+        </w:tc>
+        <w:tc>
+          <w:tcPr>
+            <w:cnfStyle w:val="000000000000" w:firstRow="0" w:lastRow="0" w:firstColumn="0" w:lastColumn="0" w:oddVBand="0" w:evenVBand="0" w:oddHBand="0" w:evenHBand="0" w:firstRowFirstColumn="0" w:firstRowLastColumn="0" w:lastRowFirstColumn="0" w:lastRowLastColumn="0"/>
+            <w:tcW w:w="3390" w:type="dxa"/>
+            <w:tcMar/>
+          </w:tcPr>
+          <w:p>
+            <w:pPr>
+              <w:textAlignment w:val="baseline"/>
+              <w:cnfStyle w:val="000000100000" w:firstRow="0" w:lastRow="0" w:firstColumn="0" w:lastColumn="0" w:oddVBand="0" w:evenVBand="0" w:oddHBand="1" w:evenHBand="0" w:firstRowFirstColumn="0" w:firstRowLastColumn="0" w:lastRowFirstColumn="0" w:lastRowLastColumn="0"/>
+              <w:rPr>
+                <w:rFonts w:ascii="Arial" w:hAnsi="Arial" w:eastAsia="Times New Roman" w:cs="Arial"/>
+                <w:b w:val="0"/>
+                <w:bCs w:val="0"/>
+                <w:color w:val="auto"/>
+                <w:sz w:val="24"/>
+                <w:szCs w:val="24"/>
+                <w:lang w:val="es-AR" w:eastAsia="es-419"/>
+              </w:rPr>
+            </w:pPr>
+            <w:r>
+              <w:rPr>
+                <w:rFonts w:ascii="Arial" w:hAnsi="Arial" w:eastAsia="Times New Roman" w:cs="Arial"/>
+                <w:b w:val="0"/>
+                <w:bCs w:val="0"/>
+                <w:color w:val="auto"/>
+                <w:sz w:val="24"/>
+                <w:szCs w:val="24"/>
+                <w:lang w:val="es-AR" w:eastAsia="es-419"/>
+              </w:rPr>
+              <w:t>Equilibra la eficiencia operativa con la capacidad de inversión</w:t>
+            </w:r>
+          </w:p>
+        </w:tc>
+        <w:tc>
+          <w:tcPr>
+            <w:cnfStyle w:val="000000000000" w:firstRow="0" w:lastRow="0" w:firstColumn="0" w:lastColumn="0" w:oddVBand="0" w:evenVBand="0" w:oddHBand="0" w:evenHBand="0" w:firstRowFirstColumn="0" w:firstRowLastColumn="0" w:lastRowFirstColumn="0" w:lastRowLastColumn="0"/>
+            <w:tcW w:w="3750" w:type="dxa"/>
+            <w:tcMar/>
+          </w:tcPr>
+          <w:p>
+            <w:pPr>
+              <w:pStyle w:val="Normal"/>
+              <w:textAlignment w:val="baseline"/>
+              <w:cnfStyle w:val="000000100000" w:firstRow="0" w:lastRow="0" w:firstColumn="0" w:lastColumn="0" w:oddVBand="0" w:evenVBand="0" w:oddHBand="1" w:evenHBand="0" w:firstRowFirstColumn="0" w:firstRowLastColumn="0" w:lastRowFirstColumn="0" w:lastRowLastColumn="0"/>
+              <w:rPr>
+                <w:rFonts w:ascii="Arial" w:hAnsi="Arial" w:eastAsia="Arial" w:cs="Arial"/>
+                <w:noProof w:val="0"/>
+                <w:color w:val="auto"/>
+                <w:sz w:val="24"/>
+                <w:szCs w:val="24"/>
+                <w:lang w:val="es-AR"/>
+              </w:rPr>
+            </w:pPr>
+            <w:r>
+              <w:rPr>
+                <w:rFonts w:ascii="Arial" w:hAnsi="Arial" w:eastAsia="Arial" w:cs="Arial"/>
+                <w:noProof w:val="0"/>
+                <w:color w:val="auto"/>
+                <w:sz w:val="24"/>
+                <w:szCs w:val="24"/>
+                <w:lang w:val="es-AR"/>
+              </w:rPr>
+              <w:t>Alta probabilidad de resistencia al cambio (identificada en T02). Saturación del equipo administrativo. Riesgo de adopción fallida si no hay capacitación previa.</w:t>
+            </w:r>
+          </w:p>
+        </w:tc>
+      </w:tr>
+      <w:tr>
+        <w:trPr>
+          <w:cnfStyle w:val="000000100000" w:firstRow="0" w:lastRow="0" w:firstColumn="0" w:lastColumn="0" w:oddVBand="0" w:evenVBand="0" w:oddHBand="1" w:evenHBand="0" w:firstRowFirstColumn="0" w:firstRowLastColumn="0" w:lastRowFirstColumn="0" w:lastRowLastColumn="0"/>
+          <w:trHeight w:val="300"/>
+        </w:trPr>
+        <w:tc>
+          <w:tcPr>
+            <w:cnfStyle w:val="001000000000" w:firstRow="0" w:lastRow="0" w:firstColumn="1" w:lastColumn="0" w:oddVBand="0" w:evenVBand="0" w:oddHBand="0" w:evenHBand="0" w:firstRowFirstColumn="0" w:firstRowLastColumn="0" w:lastRowFirstColumn="0" w:lastRowLastColumn="0"/>
+            <w:tcW w:w="2430" w:type="dxa"/>
+            <w:tcMar/>
+          </w:tcPr>
+          <w:p>
+            <w:pPr>
+              <w:pStyle w:val="Ttulo2"/>
               <w:numPr>
                 <w:ilvl w:val="0"/>
                 <w:numId w:val="0"/>
               </w:numPr>
-              <w:textAlignment w:val="baseline"/>
+              <w:rPr>
+                <w:rFonts w:ascii="Arial" w:hAnsi="Arial" w:eastAsia="Arial" w:cs="Arial"/>
+                <w:noProof w:val="0"/>
+                <w:sz w:val="24"/>
+                <w:szCs w:val="24"/>
+                <w:lang w:val="es-AR"/>
+              </w:rPr>
+            </w:pPr>
+            <w:r>
+              <w:rPr>
+                <w:rFonts w:ascii="Arial" w:hAnsi="Arial" w:eastAsia="Arial" w:cs="Arial"/>
+                <w:noProof w:val="0"/>
+                <w:sz w:val="24"/>
+                <w:szCs w:val="24"/>
+                <w:lang w:val="es-AR"/>
+              </w:rPr>
+              <w:t xml:space="preserve">4. </w:t>
+            </w:r>
+            <w:r>
+              <w:rPr>
+                <w:rFonts w:ascii="Arial" w:hAnsi="Arial" w:eastAsia="Arial" w:cs="Arial"/>
+                <w:noProof w:val="0"/>
+                <w:sz w:val="24"/>
+                <w:szCs w:val="24"/>
+                <w:lang w:val="es-AR"/>
+              </w:rPr>
+              <w:t>SaaS + Modular</w:t>
+            </w:r>
+          </w:p>
+        </w:tc>
+        <w:tc>
+          <w:tcPr>
+            <w:cnfStyle w:val="000000000000" w:firstRow="0" w:lastRow="0" w:firstColumn="0" w:lastColumn="0" w:oddVBand="0" w:evenVBand="0" w:oddHBand="0" w:evenHBand="0" w:firstRowFirstColumn="0" w:firstRowLastColumn="0" w:lastRowFirstColumn="0" w:lastRowLastColumn="0"/>
+            <w:tcW w:w="3390" w:type="dxa"/>
+            <w:tcMar/>
+          </w:tcPr>
+          <w:p>
+            <w:pPr>
+              <w:pStyle w:val="Normal"/>
             </w:pPr>
             <w:r>
               <w:rPr>
                 <w:rFonts w:ascii="Arial" w:hAnsi="Arial" w:eastAsia="Times New Roman" w:cs="Arial"/>
                 <w:b w:val="0"/>
                 <w:bCs w:val="0"/>
-                <w:color w:val="5B9BD5" w:themeColor="accent1" w:themeTint="FF" w:themeShade="FF"/>
+                <w:color w:val="auto"/>
                 <w:sz w:val="24"/>
                 <w:szCs w:val="24"/>
                 <w:lang w:val="es-AR" w:eastAsia="es-419"/>
               </w:rPr>
-              <w:t xml:space="preserve">3. </w:t>
-            </w:r>
-            <w:r>
-              <w:rPr>
-                <w:rFonts w:ascii="Arial" w:hAnsi="Arial" w:eastAsia="Times New Roman" w:cs="Arial"/>
-                <w:b w:val="0"/>
-                <w:bCs w:val="0"/>
-                <w:color w:val="5B9BD5" w:themeColor="accent1" w:themeTint="FF" w:themeShade="FF"/>
+              <w:t>Alineado con Cloud-First del T05. Costos distribuidos en el tiempo. Permite validar adopción antes de escalar. Compatible con la capacidad de cambio gradual identificada en T02. Menor riesgo de resistencia.</w:t>
+            </w:r>
+          </w:p>
+        </w:tc>
+        <w:tc>
+          <w:tcPr>
+            <w:cnfStyle w:val="000000000000" w:firstRow="0" w:lastRow="0" w:firstColumn="0" w:lastColumn="0" w:oddVBand="0" w:evenVBand="0" w:oddHBand="0" w:evenHBand="0" w:firstRowFirstColumn="0" w:firstRowLastColumn="0" w:lastRowFirstColumn="0" w:lastRowLastColumn="0"/>
+            <w:tcW w:w="3750" w:type="dxa"/>
+            <w:tcMar/>
+          </w:tcPr>
+          <w:p>
+            <w:pPr>
+              <w:pStyle w:val="Normal"/>
+            </w:pPr>
+            <w:r>
+              <w:rPr>
+                <w:rFonts w:ascii="Arial" w:hAnsi="Arial" w:eastAsia="Arial" w:cs="Arial"/>
+                <w:noProof w:val="0"/>
+                <w:color w:val="auto"/>
                 <w:sz w:val="24"/>
                 <w:szCs w:val="24"/>
-                <w:lang w:val="es-AR" w:eastAsia="es-419"/>
-              </w:rPr>
-              <w:t>Modelo Híbrido Basado en Valor</w:t>
-            </w:r>
-          </w:p>
-        </w:tc>
-        <w:tc>
-          <w:tcPr>
-            <w:cnfStyle w:val="000000000000" w:firstRow="0" w:lastRow="0" w:firstColumn="0" w:lastColumn="0" w:oddVBand="0" w:evenVBand="0" w:oddHBand="0" w:evenHBand="0" w:firstRowFirstColumn="0" w:firstRowLastColumn="0" w:lastRowFirstColumn="0" w:lastRowLastColumn="0"/>
-            <w:tcW w:w="3390" w:type="dxa"/>
-            <w:tcMar/>
-          </w:tcPr>
-          <w:p>
-            <w:pPr>
-              <w:textAlignment w:val="baseline"/>
-              <w:cnfStyle w:val="000000100000" w:firstRow="0" w:lastRow="0" w:firstColumn="0" w:lastColumn="0" w:oddVBand="0" w:evenVBand="0" w:oddHBand="1" w:evenHBand="0" w:firstRowFirstColumn="0" w:firstRowLastColumn="0" w:lastRowFirstColumn="0" w:lastRowLastColumn="0"/>
-              <w:rPr>
-                <w:rFonts w:ascii="Arial" w:hAnsi="Arial" w:eastAsia="Times New Roman" w:cs="Arial"/>
-                <w:b w:val="0"/>
-                <w:bCs w:val="0"/>
-                <w:color w:val="auto"/>
-                <w:sz w:val="24"/>
-                <w:szCs w:val="24"/>
-                <w:lang w:val="es-AR" w:eastAsia="es-419"/>
-              </w:rPr>
-            </w:pPr>
-            <w:r>
-              <w:rPr>
-                <w:rFonts w:ascii="Arial" w:hAnsi="Arial" w:eastAsia="Times New Roman" w:cs="Arial"/>
-                <w:b w:val="0"/>
-                <w:bCs w:val="0"/>
-                <w:color w:val="auto"/>
-                <w:sz w:val="24"/>
-                <w:szCs w:val="24"/>
-                <w:lang w:val="es-AR" w:eastAsia="es-419"/>
-              </w:rPr>
-              <w:t>Equilibra la eficiencia operativa con la capacidad de inversión</w:t>
-            </w:r>
-          </w:p>
-        </w:tc>
-        <w:tc>
-          <w:tcPr>
-            <w:cnfStyle w:val="000000000000" w:firstRow="0" w:lastRow="0" w:firstColumn="0" w:lastColumn="0" w:oddVBand="0" w:evenVBand="0" w:oddHBand="0" w:evenHBand="0" w:firstRowFirstColumn="0" w:firstRowLastColumn="0" w:lastRowFirstColumn="0" w:lastRowLastColumn="0"/>
-            <w:tcW w:w="3750" w:type="dxa"/>
-            <w:tcMar/>
-          </w:tcPr>
-          <w:p>
-            <w:pPr>
-              <w:textAlignment w:val="baseline"/>
-              <w:cnfStyle w:val="000000100000" w:firstRow="0" w:lastRow="0" w:firstColumn="0" w:lastColumn="0" w:oddVBand="0" w:evenVBand="0" w:oddHBand="1" w:evenHBand="0" w:firstRowFirstColumn="0" w:firstRowLastColumn="0" w:lastRowFirstColumn="0" w:lastRowLastColumn="0"/>
-              <w:rPr>
-                <w:rFonts w:ascii="Arial" w:hAnsi="Arial" w:eastAsia="Times New Roman" w:cs="Arial"/>
-                <w:b/>
-                <w:bCs/>
-                <w:color w:val="5B9BD5"/>
-                <w:sz w:val="24"/>
-                <w:szCs w:val="24"/>
-                <w:lang w:val="es-AR" w:eastAsia="es-419"/>
-              </w:rPr>
-            </w:pPr>
+                <w:lang w:val="es-AR"/>
+              </w:rPr>
+              <w:t>El valor percibido por los usuarios tarda más en materializarse. Requiere mayor disciplina de gestión del cambio para mantener momentum entre fases.</w:t>
+            </w:r>
           </w:p>
         </w:tc>
       </w:tr>
@@ -5550,31 +8496,7 @@
     </w:p>
     <w:p>
       <w:pPr>
-        <w:pStyle w:val="Ttulo4"/>
-        <w:numPr>
-          <w:ilvl w:val="0"/>
-          <w:numId w:val="0"/>
-        </w:numPr>
-        <w:spacing w:before="319" w:beforeAutospacing="off" w:after="319" w:afterAutospacing="off"/>
-      </w:pPr>
-      <w:r>
-        <w:rPr>
-          <w:rFonts w:ascii="Arial" w:hAnsi="Arial" w:eastAsia="Arial" w:cs="Arial"/>
-          <w:b w:val="1"/>
-          <w:bCs w:val="1"/>
-          <w:noProof w:val="0"/>
-          <w:sz w:val="24"/>
-          <w:szCs w:val="24"/>
-          <w:lang w:val="es-419"/>
-        </w:rPr>
-        <w:t>Escenario A: Implementación por Capas (Enfoque Conservador)</w:t>
-      </w:r>
-    </w:p>
-    <w:p>
-      <w:pPr>
         <w:spacing w:before="240" w:beforeAutospacing="off" w:after="240" w:afterAutospacing="off"/>
-      </w:pPr>
-      <w:r>
         <w:rPr>
           <w:rFonts w:ascii="Arial" w:hAnsi="Arial" w:eastAsia="Arial" w:cs="Arial"/>
           <w:noProof w:val="0"/>
@@ -5582,17 +8504,8 @@
           <w:szCs w:val="18"/>
           <w:lang w:val="es-419"/>
         </w:rPr>
-        <w:t>Este escenario prioriza la estabilización de los datos antes de sumar nuevas herramientas.</w:t>
-      </w:r>
-    </w:p>
-    <w:p>
-      <w:pPr>
-        <w:pStyle w:val="Prrafodelista"/>
-        <w:numPr>
-          <w:ilvl w:val="0"/>
-          <w:numId w:val="20"/>
-        </w:numPr>
-        <w:spacing w:before="240" w:beforeAutospacing="off" w:after="240" w:afterAutospacing="off"/>
+      </w:pPr>
+      <w:r>
         <w:rPr>
           <w:rFonts w:ascii="Arial" w:hAnsi="Arial" w:eastAsia="Arial" w:cs="Arial"/>
           <w:noProof w:val="0"/>
@@ -5600,7 +8513,28 @@
           <w:szCs w:val="18"/>
           <w:lang w:val="es-419"/>
         </w:rPr>
-      </w:pPr>
+        <w:t xml:space="preserve">Basándonos en todo lo relevado en los </w:t>
+      </w:r>
+      <w:r>
+        <w:rPr>
+          <w:rFonts w:ascii="Arial" w:hAnsi="Arial" w:eastAsia="Arial" w:cs="Arial"/>
+          <w:noProof w:val="0"/>
+          <w:sz w:val="18"/>
+          <w:szCs w:val="18"/>
+          <w:lang w:val="es-419"/>
+        </w:rPr>
+        <w:t>templates</w:t>
+      </w:r>
+      <w:r>
+        <w:rPr>
+          <w:rFonts w:ascii="Arial" w:hAnsi="Arial" w:eastAsia="Arial" w:cs="Arial"/>
+          <w:noProof w:val="0"/>
+          <w:sz w:val="18"/>
+          <w:szCs w:val="18"/>
+          <w:lang w:val="es-419"/>
+        </w:rPr>
+        <w:t xml:space="preserve">, nuestra recomendación es el </w:t>
+      </w:r>
       <w:r>
         <w:rPr>
           <w:rFonts w:ascii="Arial" w:hAnsi="Arial" w:eastAsia="Arial" w:cs="Arial"/>
@@ -5611,34 +8545,12 @@
           <w:szCs w:val="18"/>
           <w:lang w:val="es-419"/>
         </w:rPr>
-        <w:t>Fase 1:</w:t>
-      </w:r>
-      <w:r>
-        <w:rPr>
-          <w:rFonts w:ascii="Arial" w:hAnsi="Arial" w:eastAsia="Arial" w:cs="Arial"/>
-          <w:noProof w:val="0"/>
-          <w:sz w:val="18"/>
-          <w:szCs w:val="18"/>
-          <w:lang w:val="es-419"/>
-        </w:rPr>
-        <w:t xml:space="preserve"> Centralización del Repositorio Único (HU-2) y limpieza de datos.</w:t>
+        <w:t>Escenario 4 — SaaS + Modular.</w:t>
       </w:r>
     </w:p>
     <w:p>
       <w:pPr>
-        <w:pStyle w:val="Prrafodelista"/>
-        <w:numPr>
-          <w:ilvl w:val="0"/>
-          <w:numId w:val="20"/>
-        </w:numPr>
         <w:spacing w:before="240" w:beforeAutospacing="off" w:after="240" w:afterAutospacing="off"/>
-        <w:rPr>
-          <w:rFonts w:ascii="Arial" w:hAnsi="Arial" w:eastAsia="Arial" w:cs="Arial"/>
-          <w:noProof w:val="0"/>
-          <w:sz w:val="18"/>
-          <w:szCs w:val="18"/>
-          <w:lang w:val="es-419"/>
-        </w:rPr>
       </w:pPr>
       <w:r>
         <w:rPr>
@@ -5650,17 +8562,7 @@
           <w:szCs w:val="18"/>
           <w:lang w:val="es-419"/>
         </w:rPr>
-        <w:t>Fase 2:</w:t>
-      </w:r>
-      <w:r>
-        <w:rPr>
-          <w:rFonts w:ascii="Arial" w:hAnsi="Arial" w:eastAsia="Arial" w:cs="Arial"/>
-          <w:noProof w:val="0"/>
-          <w:sz w:val="18"/>
-          <w:szCs w:val="18"/>
-          <w:lang w:val="es-419"/>
-        </w:rPr>
-        <w:t xml:space="preserve"> Implementación del CRM (HU-1) para el área comercial.</w:t>
+        <w:t>Justificación:</w:t>
       </w:r>
     </w:p>
     <w:p>
@@ -5668,9 +8570,9 @@
         <w:pStyle w:val="Prrafodelista"/>
         <w:numPr>
           <w:ilvl w:val="0"/>
-          <w:numId w:val="20"/>
+          <w:numId w:val="27"/>
         </w:numPr>
-        <w:spacing w:before="240" w:beforeAutospacing="off" w:after="240" w:afterAutospacing="off"/>
+        <w:spacing w:before="0" w:beforeAutospacing="off" w:after="0" w:afterAutospacing="off"/>
         <w:rPr>
           <w:rFonts w:ascii="Arial" w:hAnsi="Arial" w:eastAsia="Arial" w:cs="Arial"/>
           <w:noProof w:val="0"/>
@@ -5689,7 +8591,7 @@
           <w:szCs w:val="18"/>
           <w:lang w:val="es-419"/>
         </w:rPr>
-        <w:t>Fase 3:</w:t>
+        <w:t>Perfil de la empresa:</w:t>
       </w:r>
       <w:r>
         <w:rPr>
@@ -5699,44 +8601,7 @@
           <w:szCs w:val="18"/>
           <w:lang w:val="es-419"/>
         </w:rPr>
-        <w:t xml:space="preserve"> BI y Gestión de Proyectos.</w:t>
-      </w:r>
-    </w:p>
-    <w:p>
-      <w:pPr>
-        <w:pStyle w:val="Ttulo4"/>
-        <w:numPr>
-          <w:ilvl w:val="0"/>
-          <w:numId w:val="0"/>
-        </w:numPr>
-        <w:spacing w:before="319" w:beforeAutospacing="off" w:after="319" w:afterAutospacing="off"/>
-      </w:pPr>
-      <w:r>
-        <w:rPr>
-          <w:rFonts w:ascii="Arial" w:hAnsi="Arial" w:eastAsia="Arial" w:cs="Arial"/>
-          <w:b w:val="1"/>
-          <w:bCs w:val="1"/>
-          <w:noProof w:val="0"/>
-          <w:sz w:val="24"/>
-          <w:szCs w:val="24"/>
-          <w:lang w:val="es-419"/>
-        </w:rPr>
-        <w:t>Escenario B: Transformación Vertical (Enfoque Agresivo / "Big Bang")</w:t>
-      </w:r>
-    </w:p>
-    <w:p>
-      <w:pPr>
-        <w:spacing w:before="240" w:beforeAutospacing="off" w:after="240" w:afterAutospacing="off"/>
-      </w:pPr>
-      <w:r>
-        <w:rPr>
-          <w:rFonts w:ascii="Arial" w:hAnsi="Arial" w:eastAsia="Arial" w:cs="Arial"/>
-          <w:noProof w:val="0"/>
-          <w:sz w:val="18"/>
-          <w:szCs w:val="18"/>
-          <w:lang w:val="es-419"/>
-        </w:rPr>
-        <w:t>Implementación simultánea de los módulos críticos bajo una metodología de "corte de cables" con lo anterior.</w:t>
+        <w:t xml:space="preserve"> Inversora de Capilla es una PyME de 50-70 personas, mayoría subcontratada, con baja madurez digital y resistencia al cambio identificada en el T02 — descarta cualquier Big Bang.</w:t>
       </w:r>
     </w:p>
     <w:p>
@@ -5744,9 +8609,9 @@
         <w:pStyle w:val="Prrafodelista"/>
         <w:numPr>
           <w:ilvl w:val="0"/>
-          <w:numId w:val="21"/>
+          <w:numId w:val="27"/>
         </w:numPr>
-        <w:spacing w:before="240" w:beforeAutospacing="off" w:after="240" w:afterAutospacing="off"/>
+        <w:spacing w:before="0" w:beforeAutospacing="off" w:after="0" w:afterAutospacing="off"/>
         <w:rPr>
           <w:rFonts w:ascii="Arial" w:hAnsi="Arial" w:eastAsia="Arial" w:cs="Arial"/>
           <w:noProof w:val="0"/>
@@ -5765,7 +8630,7 @@
           <w:szCs w:val="18"/>
           <w:lang w:val="es-419"/>
         </w:rPr>
-        <w:t>Acción:</w:t>
+        <w:t>Capacidad de inversión:</w:t>
       </w:r>
       <w:r>
         <w:rPr>
@@ -5775,44 +8640,7 @@
           <w:szCs w:val="18"/>
           <w:lang w:val="es-419"/>
         </w:rPr>
-        <w:t xml:space="preserve"> Migración total de procesos a la nube en un solo hito.</w:t>
-      </w:r>
-    </w:p>
-    <w:p>
-      <w:pPr>
-        <w:pStyle w:val="Ttulo4"/>
-        <w:numPr>
-          <w:ilvl w:val="0"/>
-          <w:numId w:val="0"/>
-        </w:numPr>
-        <w:spacing w:before="319" w:beforeAutospacing="off" w:after="319" w:afterAutospacing="off"/>
-      </w:pPr>
-      <w:r>
-        <w:rPr>
-          <w:rFonts w:ascii="Arial" w:hAnsi="Arial" w:eastAsia="Arial" w:cs="Arial"/>
-          <w:b w:val="1"/>
-          <w:bCs w:val="1"/>
-          <w:noProof w:val="0"/>
-          <w:sz w:val="24"/>
-          <w:szCs w:val="24"/>
-          <w:lang w:val="es-419"/>
-        </w:rPr>
-        <w:t>Escenario C: Modelo Híbrido Basado en Valor (Recomendado por 06-T)</w:t>
-      </w:r>
-    </w:p>
-    <w:p>
-      <w:pPr>
-        <w:spacing w:before="240" w:beforeAutospacing="off" w:after="240" w:afterAutospacing="off"/>
-      </w:pPr>
-      <w:r>
-        <w:rPr>
-          <w:rFonts w:ascii="Arial" w:hAnsi="Arial" w:eastAsia="Arial" w:cs="Arial"/>
-          <w:noProof w:val="0"/>
-          <w:sz w:val="18"/>
-          <w:szCs w:val="18"/>
-          <w:lang w:val="es-419"/>
-        </w:rPr>
-        <w:t>Prioriza los módulos que generan un Retorno de Inversión (ROI) más rápido o mitigan riesgos legales/contables.</w:t>
+        <w:t xml:space="preserve"> Facturación de ~USD 600k anuales no justifica inversión en infraestructura on-premises ni una transformación simultánea de todos los sistemas — descarta Escenarios 1 y 2.</w:t>
       </w:r>
     </w:p>
     <w:p>
@@ -5820,9 +8648,9 @@
         <w:pStyle w:val="Prrafodelista"/>
         <w:numPr>
           <w:ilvl w:val="0"/>
-          <w:numId w:val="22"/>
+          <w:numId w:val="27"/>
         </w:numPr>
-        <w:spacing w:before="240" w:beforeAutospacing="off" w:after="240" w:afterAutospacing="off"/>
+        <w:spacing w:before="0" w:beforeAutospacing="off" w:after="0" w:afterAutospacing="off"/>
         <w:rPr>
           <w:rFonts w:ascii="Arial" w:hAnsi="Arial" w:eastAsia="Arial" w:cs="Arial"/>
           <w:noProof w:val="0"/>
@@ -5841,7 +8669,7 @@
           <w:szCs w:val="18"/>
           <w:lang w:val="es-419"/>
         </w:rPr>
-        <w:t>Iteración 1:</w:t>
+        <w:t>Operación en campo:</w:t>
       </w:r>
       <w:r>
         <w:rPr>
@@ -5851,8 +8679,25 @@
           <w:szCs w:val="18"/>
           <w:lang w:val="es-419"/>
         </w:rPr>
-        <w:t xml:space="preserve"> Implementación de </w:t>
-      </w:r>
+        <w:t xml:space="preserve"> La arquitectura debe soportar acceso móvil desde Los Cardales con conectividad intermitente — refuerza SaaS sobre on-premises.</w:t>
+      </w:r>
+    </w:p>
+    <w:p>
+      <w:pPr>
+        <w:pStyle w:val="Prrafodelista"/>
+        <w:numPr>
+          <w:ilvl w:val="0"/>
+          <w:numId w:val="27"/>
+        </w:numPr>
+        <w:spacing w:before="0" w:beforeAutospacing="off" w:after="0" w:afterAutospacing="off"/>
+        <w:rPr>
+          <w:rFonts w:ascii="Arial" w:hAnsi="Arial" w:eastAsia="Arial" w:cs="Arial"/>
+          <w:noProof w:val="0"/>
+          <w:sz w:val="18"/>
+          <w:szCs w:val="18"/>
+          <w:lang w:val="es-419"/>
+        </w:rPr>
+      </w:pPr>
       <w:r>
         <w:rPr>
           <w:rFonts w:ascii="Arial" w:hAnsi="Arial" w:eastAsia="Arial" w:cs="Arial"/>
@@ -5863,7 +8708,7 @@
           <w:szCs w:val="18"/>
           <w:lang w:val="es-419"/>
         </w:rPr>
-        <w:t>Gestión de Proyectos + Repositorio Documental</w:t>
+        <w:t>Visión de expansión:</w:t>
       </w:r>
       <w:r>
         <w:rPr>
@@ -5873,7 +8718,7 @@
           <w:szCs w:val="18"/>
           <w:lang w:val="es-419"/>
         </w:rPr>
-        <w:t>. Objetivo: Controlar los costos de obra en Los Cardales y asegurar planos/contratos.</w:t>
+        <w:t xml:space="preserve"> El T05 define explícitamente un modelo Cloud-First y SaaS como prioridad — alineado con Escenario 4.</w:t>
       </w:r>
     </w:p>
     <w:p>
@@ -5881,9 +8726,9 @@
         <w:pStyle w:val="Prrafodelista"/>
         <w:numPr>
           <w:ilvl w:val="0"/>
-          <w:numId w:val="22"/>
+          <w:numId w:val="27"/>
         </w:numPr>
-        <w:spacing w:before="240" w:beforeAutospacing="off" w:after="240" w:afterAutospacing="off"/>
+        <w:spacing w:before="0" w:beforeAutospacing="off" w:after="0" w:afterAutospacing="off"/>
         <w:rPr>
           <w:rFonts w:ascii="Arial" w:hAnsi="Arial" w:eastAsia="Arial" w:cs="Arial"/>
           <w:noProof w:val="0"/>
@@ -5902,7 +8747,7 @@
           <w:szCs w:val="18"/>
           <w:lang w:val="es-419"/>
         </w:rPr>
-        <w:t>Iteración 2:</w:t>
+        <w:t>Gestión del cambio:</w:t>
       </w:r>
       <w:r>
         <w:rPr>
@@ -5912,29 +8757,7 @@
           <w:szCs w:val="18"/>
           <w:lang w:val="es-419"/>
         </w:rPr>
-        <w:t xml:space="preserve"> </w:t>
-      </w:r>
-      <w:r>
-        <w:rPr>
-          <w:rFonts w:ascii="Arial" w:hAnsi="Arial" w:eastAsia="Arial" w:cs="Arial"/>
-          <w:b w:val="1"/>
-          <w:bCs w:val="1"/>
-          <w:noProof w:val="0"/>
-          <w:sz w:val="18"/>
-          <w:szCs w:val="18"/>
-          <w:lang w:val="es-419"/>
-        </w:rPr>
-        <w:t>CRM + BI</w:t>
-      </w:r>
-      <w:r>
-        <w:rPr>
-          <w:rFonts w:ascii="Arial" w:hAnsi="Arial" w:eastAsia="Arial" w:cs="Arial"/>
-          <w:noProof w:val="0"/>
-          <w:sz w:val="18"/>
-          <w:szCs w:val="18"/>
-          <w:lang w:val="es-419"/>
-        </w:rPr>
-        <w:t>. Objetivo: Escalar las ventas para financiar el resto de la transformación.</w:t>
+        <w:t xml:space="preserve"> El T02 identifica la resistencia al cambio y la dependencia de personas clave como riesgos principales — la implementación modular permite validar adopción antes de escalar.</w:t>
       </w:r>
     </w:p>
     <w:p>
@@ -6445,6 +9268,26 @@
 </w:hdr>
 </file>
 
+<file path=word/intelligence2.xml><?xml version="1.0" encoding="utf-8"?>
+<int2:intelligence xmlns:int2="http://schemas.microsoft.com/office/intelligence/2020/intelligence">
+  <int2:observations>
+    <int2:textHash int2:hashCode="EJb5Lbpx2iaqRQ" int2:id="y6ApIzGw">
+      <int2:state int2:type="spell" int2:value="Rejected"/>
+    </int2:textHash>
+    <int2:textHash int2:hashCode="1nsOHKpQ5tFJUe" int2:id="eUDitjdB">
+      <int2:state int2:type="spell" int2:value="Rejected"/>
+    </int2:textHash>
+    <int2:textHash int2:hashCode="MhqCApJ0BUvNsS" int2:id="RhMCCOIv">
+      <int2:state int2:type="spell" int2:value="Rejected"/>
+    </int2:textHash>
+    <int2:bookmark int2:bookmarkName="_Int_H5OEEIh3" int2:invalidationBookmarkName="" int2:hashCode="gSw3Rfsk1VWOaJ" int2:id="YagFF0Tp">
+      <int2:state int2:type="spell" int2:value="Rejected"/>
+    </int2:bookmark>
+  </int2:observations>
+  <int2:intelligenceSettings/>
+</int2:intelligence>
+</file>
+
 <file path=word/numbering.xml><?xml version="1.0" encoding="utf-8"?>
 <w:numbering xmlns:wpc="http://schemas.microsoft.com/office/word/2010/wordprocessingCanvas" xmlns:cx="http://schemas.microsoft.com/office/drawing/2014/chartex" xmlns:cx1="http://schemas.microsoft.com/office/drawing/2015/9/8/chartex" xmlns:cx2="http://schemas.microsoft.com/office/drawing/2015/10/21/chartex" xmlns:cx3="http://schemas.microsoft.com/office/drawing/2016/5/9/chartex" xmlns:cx4="http://schemas.microsoft.com/office/drawing/2016/5/10/chartex" xmlns:cx5="http://schemas.microsoft.com/office/drawing/2016/5/11/chartex" xmlns:cx6="http://schemas.microsoft.com/office/drawing/2016/5/12/chartex" xmlns:cx7="http://schemas.microsoft.com/office/drawing/2016/5/13/chartex" xmlns:cx8="http://schemas.microsoft.com/office/drawing/2016/5/14/chartex" xmlns:mc="http://schemas.openxmlformats.org/markup-compatibility/2006" xmlns:aink="http://schemas.microsoft.com/office/drawing/2016/ink" xmlns:am3d="http://schemas.microsoft.com/office/drawing/2017/model3d" xmlns:o="urn:schemas-microsoft-com:office:office" xmlns:r="http://schemas.openxmlformats.org/officeDocument/2006/relationships" xmlns:m="http://schemas.openxmlformats.org/officeDocument/2006/math" xmlns:v="urn:schemas-microsoft-com:vml" xmlns:wp14="http://schemas.microsoft.com/office/word/2010/wordprocessingDrawing" xmlns:wp="http://schemas.openxmlformats.org/drawingml/2006/wordprocessingDrawing" xmlns:w10="urn:schemas-microsoft-com:office:word" xmlns:w="http://schemas.openxmlformats.org/wordprocessingml/2006/main" xmlns:w14="http://schemas.microsoft.com/office/word/2010/wordml" xmlns:w15="http://schemas.microsoft.com/office/word/2012/wordml" xmlns:w16cex="http://schemas.microsoft.com/office/word/2018/wordml/cex" xmlns:w16cid="http://schemas.microsoft.com/office/word/2016/wordml/cid" xmlns:w16="http://schemas.microsoft.com/office/word/2018/wordml" xmlns:w16se="http://schemas.microsoft.com/office/word/2015/wordml/symex" xmlns:wpg="http://schemas.microsoft.com/office/word/2010/wordprocessingGroup" xmlns:wpi="http://schemas.microsoft.com/office/word/2010/wordprocessingInk" xmlns:wne="http://schemas.microsoft.com/office/word/2006/wordml" xmlns:wps="http://schemas.microsoft.com/office/word/2010/wordprocessingShape" mc:Ignorable="w14 w15 w16se w16cid w16 w16cex wp14">
   <w:numPicBullet w:numPicBulletId="0">
@@ -6473,6 +9316,566 @@
       </v:shape>
     </w:pict>
   </w:numPicBullet>
+  <w:abstractNum xmlns:w="http://schemas.openxmlformats.org/wordprocessingml/2006/main" w:abstractNumId="24">
+    <w:nsid w:val="ad963af"/>
+    <w:multiLevelType xmlns:w="http://schemas.openxmlformats.org/wordprocessingml/2006/main" w:val="hybridMultilevel"/>
+    <w:lvl xmlns:w="http://schemas.openxmlformats.org/wordprocessingml/2006/main" w:ilvl="0">
+      <w:start w:val="1"/>
+      <w:numFmt w:val="bullet"/>
+      <w:lvlText w:val=""/>
+      <w:lvlJc w:val="left"/>
+      <w:pPr>
+        <w:ind w:left="720" w:hanging="360"/>
+      </w:pPr>
+      <w:rPr>
+        <w:rFonts w:hint="default" w:ascii="Symbol" w:hAnsi="Symbol"/>
+      </w:rPr>
+    </w:lvl>
+    <w:lvl xmlns:w="http://schemas.openxmlformats.org/wordprocessingml/2006/main" w:ilvl="1">
+      <w:start w:val="1"/>
+      <w:numFmt w:val="bullet"/>
+      <w:lvlText w:val="o"/>
+      <w:lvlJc w:val="left"/>
+      <w:pPr>
+        <w:ind w:left="1440" w:hanging="360"/>
+      </w:pPr>
+      <w:rPr>
+        <w:rFonts w:hint="default" w:ascii="Courier New" w:hAnsi="Courier New"/>
+      </w:rPr>
+    </w:lvl>
+    <w:lvl xmlns:w="http://schemas.openxmlformats.org/wordprocessingml/2006/main" w:ilvl="2">
+      <w:start w:val="1"/>
+      <w:numFmt w:val="bullet"/>
+      <w:lvlText w:val=""/>
+      <w:lvlJc w:val="left"/>
+      <w:pPr>
+        <w:ind w:left="2160" w:hanging="360"/>
+      </w:pPr>
+      <w:rPr>
+        <w:rFonts w:hint="default" w:ascii="Wingdings" w:hAnsi="Wingdings"/>
+      </w:rPr>
+    </w:lvl>
+    <w:lvl xmlns:w="http://schemas.openxmlformats.org/wordprocessingml/2006/main" w:ilvl="3">
+      <w:start w:val="1"/>
+      <w:numFmt w:val="bullet"/>
+      <w:lvlText w:val=""/>
+      <w:lvlJc w:val="left"/>
+      <w:pPr>
+        <w:ind w:left="2880" w:hanging="360"/>
+      </w:pPr>
+      <w:rPr>
+        <w:rFonts w:hint="default" w:ascii="Symbol" w:hAnsi="Symbol"/>
+      </w:rPr>
+    </w:lvl>
+    <w:lvl xmlns:w="http://schemas.openxmlformats.org/wordprocessingml/2006/main" w:ilvl="4">
+      <w:start w:val="1"/>
+      <w:numFmt w:val="bullet"/>
+      <w:lvlText w:val="o"/>
+      <w:lvlJc w:val="left"/>
+      <w:pPr>
+        <w:ind w:left="3600" w:hanging="360"/>
+      </w:pPr>
+      <w:rPr>
+        <w:rFonts w:hint="default" w:ascii="Courier New" w:hAnsi="Courier New"/>
+      </w:rPr>
+    </w:lvl>
+    <w:lvl xmlns:w="http://schemas.openxmlformats.org/wordprocessingml/2006/main" w:ilvl="5">
+      <w:start w:val="1"/>
+      <w:numFmt w:val="bullet"/>
+      <w:lvlText w:val=""/>
+      <w:lvlJc w:val="left"/>
+      <w:pPr>
+        <w:ind w:left="4320" w:hanging="360"/>
+      </w:pPr>
+      <w:rPr>
+        <w:rFonts w:hint="default" w:ascii="Wingdings" w:hAnsi="Wingdings"/>
+      </w:rPr>
+    </w:lvl>
+    <w:lvl xmlns:w="http://schemas.openxmlformats.org/wordprocessingml/2006/main" w:ilvl="6">
+      <w:start w:val="1"/>
+      <w:numFmt w:val="bullet"/>
+      <w:lvlText w:val=""/>
+      <w:lvlJc w:val="left"/>
+      <w:pPr>
+        <w:ind w:left="5040" w:hanging="360"/>
+      </w:pPr>
+      <w:rPr>
+        <w:rFonts w:hint="default" w:ascii="Symbol" w:hAnsi="Symbol"/>
+      </w:rPr>
+    </w:lvl>
+    <w:lvl xmlns:w="http://schemas.openxmlformats.org/wordprocessingml/2006/main" w:ilvl="7">
+      <w:start w:val="1"/>
+      <w:numFmt w:val="bullet"/>
+      <w:lvlText w:val="o"/>
+      <w:lvlJc w:val="left"/>
+      <w:pPr>
+        <w:ind w:left="5760" w:hanging="360"/>
+      </w:pPr>
+      <w:rPr>
+        <w:rFonts w:hint="default" w:ascii="Courier New" w:hAnsi="Courier New"/>
+      </w:rPr>
+    </w:lvl>
+    <w:lvl xmlns:w="http://schemas.openxmlformats.org/wordprocessingml/2006/main" w:ilvl="8">
+      <w:start w:val="1"/>
+      <w:numFmt w:val="bullet"/>
+      <w:lvlText w:val=""/>
+      <w:lvlJc w:val="left"/>
+      <w:pPr>
+        <w:ind w:left="6480" w:hanging="360"/>
+      </w:pPr>
+      <w:rPr>
+        <w:rFonts w:hint="default" w:ascii="Wingdings" w:hAnsi="Wingdings"/>
+      </w:rPr>
+    </w:lvl>
+  </w:abstractNum>
+  <w:abstractNum xmlns:w="http://schemas.openxmlformats.org/wordprocessingml/2006/main" w:abstractNumId="23">
+    <w:nsid w:val="7fa2c55e"/>
+    <w:multiLevelType xmlns:w="http://schemas.openxmlformats.org/wordprocessingml/2006/main" w:val="hybridMultilevel"/>
+    <w:lvl xmlns:w="http://schemas.openxmlformats.org/wordprocessingml/2006/main" w:ilvl="0">
+      <w:start w:val="1"/>
+      <w:numFmt w:val="bullet"/>
+      <w:lvlText w:val=""/>
+      <w:lvlJc w:val="left"/>
+      <w:pPr>
+        <w:ind w:left="720" w:hanging="360"/>
+      </w:pPr>
+      <w:rPr>
+        <w:rFonts w:hint="default" w:ascii="Symbol" w:hAnsi="Symbol"/>
+      </w:rPr>
+    </w:lvl>
+    <w:lvl xmlns:w="http://schemas.openxmlformats.org/wordprocessingml/2006/main" w:ilvl="1">
+      <w:start w:val="1"/>
+      <w:numFmt w:val="bullet"/>
+      <w:lvlText w:val="o"/>
+      <w:lvlJc w:val="left"/>
+      <w:pPr>
+        <w:ind w:left="1440" w:hanging="360"/>
+      </w:pPr>
+      <w:rPr>
+        <w:rFonts w:hint="default" w:ascii="Courier New" w:hAnsi="Courier New"/>
+      </w:rPr>
+    </w:lvl>
+    <w:lvl xmlns:w="http://schemas.openxmlformats.org/wordprocessingml/2006/main" w:ilvl="2">
+      <w:start w:val="1"/>
+      <w:numFmt w:val="bullet"/>
+      <w:lvlText w:val=""/>
+      <w:lvlJc w:val="left"/>
+      <w:pPr>
+        <w:ind w:left="2160" w:hanging="360"/>
+      </w:pPr>
+      <w:rPr>
+        <w:rFonts w:hint="default" w:ascii="Wingdings" w:hAnsi="Wingdings"/>
+      </w:rPr>
+    </w:lvl>
+    <w:lvl xmlns:w="http://schemas.openxmlformats.org/wordprocessingml/2006/main" w:ilvl="3">
+      <w:start w:val="1"/>
+      <w:numFmt w:val="bullet"/>
+      <w:lvlText w:val=""/>
+      <w:lvlJc w:val="left"/>
+      <w:pPr>
+        <w:ind w:left="2880" w:hanging="360"/>
+      </w:pPr>
+      <w:rPr>
+        <w:rFonts w:hint="default" w:ascii="Symbol" w:hAnsi="Symbol"/>
+      </w:rPr>
+    </w:lvl>
+    <w:lvl xmlns:w="http://schemas.openxmlformats.org/wordprocessingml/2006/main" w:ilvl="4">
+      <w:start w:val="1"/>
+      <w:numFmt w:val="bullet"/>
+      <w:lvlText w:val="o"/>
+      <w:lvlJc w:val="left"/>
+      <w:pPr>
+        <w:ind w:left="3600" w:hanging="360"/>
+      </w:pPr>
+      <w:rPr>
+        <w:rFonts w:hint="default" w:ascii="Courier New" w:hAnsi="Courier New"/>
+      </w:rPr>
+    </w:lvl>
+    <w:lvl xmlns:w="http://schemas.openxmlformats.org/wordprocessingml/2006/main" w:ilvl="5">
+      <w:start w:val="1"/>
+      <w:numFmt w:val="bullet"/>
+      <w:lvlText w:val=""/>
+      <w:lvlJc w:val="left"/>
+      <w:pPr>
+        <w:ind w:left="4320" w:hanging="360"/>
+      </w:pPr>
+      <w:rPr>
+        <w:rFonts w:hint="default" w:ascii="Wingdings" w:hAnsi="Wingdings"/>
+      </w:rPr>
+    </w:lvl>
+    <w:lvl xmlns:w="http://schemas.openxmlformats.org/wordprocessingml/2006/main" w:ilvl="6">
+      <w:start w:val="1"/>
+      <w:numFmt w:val="bullet"/>
+      <w:lvlText w:val=""/>
+      <w:lvlJc w:val="left"/>
+      <w:pPr>
+        <w:ind w:left="5040" w:hanging="360"/>
+      </w:pPr>
+      <w:rPr>
+        <w:rFonts w:hint="default" w:ascii="Symbol" w:hAnsi="Symbol"/>
+      </w:rPr>
+    </w:lvl>
+    <w:lvl xmlns:w="http://schemas.openxmlformats.org/wordprocessingml/2006/main" w:ilvl="7">
+      <w:start w:val="1"/>
+      <w:numFmt w:val="bullet"/>
+      <w:lvlText w:val="o"/>
+      <w:lvlJc w:val="left"/>
+      <w:pPr>
+        <w:ind w:left="5760" w:hanging="360"/>
+      </w:pPr>
+      <w:rPr>
+        <w:rFonts w:hint="default" w:ascii="Courier New" w:hAnsi="Courier New"/>
+      </w:rPr>
+    </w:lvl>
+    <w:lvl xmlns:w="http://schemas.openxmlformats.org/wordprocessingml/2006/main" w:ilvl="8">
+      <w:start w:val="1"/>
+      <w:numFmt w:val="bullet"/>
+      <w:lvlText w:val=""/>
+      <w:lvlJc w:val="left"/>
+      <w:pPr>
+        <w:ind w:left="6480" w:hanging="360"/>
+      </w:pPr>
+      <w:rPr>
+        <w:rFonts w:hint="default" w:ascii="Wingdings" w:hAnsi="Wingdings"/>
+      </w:rPr>
+    </w:lvl>
+  </w:abstractNum>
+  <w:abstractNum xmlns:w="http://schemas.openxmlformats.org/wordprocessingml/2006/main" w:abstractNumId="22">
+    <w:nsid w:val="5bca40ee"/>
+    <w:multiLevelType xmlns:w="http://schemas.openxmlformats.org/wordprocessingml/2006/main" w:val="hybridMultilevel"/>
+    <w:lvl xmlns:w="http://schemas.openxmlformats.org/wordprocessingml/2006/main" w:ilvl="0">
+      <w:start w:val="1"/>
+      <w:numFmt w:val="bullet"/>
+      <w:lvlText w:val=""/>
+      <w:lvlJc w:val="left"/>
+      <w:pPr>
+        <w:ind w:left="720" w:hanging="360"/>
+      </w:pPr>
+      <w:rPr>
+        <w:rFonts w:hint="default" w:ascii="Symbol" w:hAnsi="Symbol"/>
+      </w:rPr>
+    </w:lvl>
+    <w:lvl xmlns:w="http://schemas.openxmlformats.org/wordprocessingml/2006/main" w:ilvl="1">
+      <w:start w:val="1"/>
+      <w:numFmt w:val="bullet"/>
+      <w:lvlText w:val="o"/>
+      <w:lvlJc w:val="left"/>
+      <w:pPr>
+        <w:ind w:left="1440" w:hanging="360"/>
+      </w:pPr>
+      <w:rPr>
+        <w:rFonts w:hint="default" w:ascii="Courier New" w:hAnsi="Courier New"/>
+      </w:rPr>
+    </w:lvl>
+    <w:lvl xmlns:w="http://schemas.openxmlformats.org/wordprocessingml/2006/main" w:ilvl="2">
+      <w:start w:val="1"/>
+      <w:numFmt w:val="bullet"/>
+      <w:lvlText w:val=""/>
+      <w:lvlJc w:val="left"/>
+      <w:pPr>
+        <w:ind w:left="2160" w:hanging="360"/>
+      </w:pPr>
+      <w:rPr>
+        <w:rFonts w:hint="default" w:ascii="Wingdings" w:hAnsi="Wingdings"/>
+      </w:rPr>
+    </w:lvl>
+    <w:lvl xmlns:w="http://schemas.openxmlformats.org/wordprocessingml/2006/main" w:ilvl="3">
+      <w:start w:val="1"/>
+      <w:numFmt w:val="bullet"/>
+      <w:lvlText w:val=""/>
+      <w:lvlJc w:val="left"/>
+      <w:pPr>
+        <w:ind w:left="2880" w:hanging="360"/>
+      </w:pPr>
+      <w:rPr>
+        <w:rFonts w:hint="default" w:ascii="Symbol" w:hAnsi="Symbol"/>
+      </w:rPr>
+    </w:lvl>
+    <w:lvl xmlns:w="http://schemas.openxmlformats.org/wordprocessingml/2006/main" w:ilvl="4">
+      <w:start w:val="1"/>
+      <w:numFmt w:val="bullet"/>
+      <w:lvlText w:val="o"/>
+      <w:lvlJc w:val="left"/>
+      <w:pPr>
+        <w:ind w:left="3600" w:hanging="360"/>
+      </w:pPr>
+      <w:rPr>
+        <w:rFonts w:hint="default" w:ascii="Courier New" w:hAnsi="Courier New"/>
+      </w:rPr>
+    </w:lvl>
+    <w:lvl xmlns:w="http://schemas.openxmlformats.org/wordprocessingml/2006/main" w:ilvl="5">
+      <w:start w:val="1"/>
+      <w:numFmt w:val="bullet"/>
+      <w:lvlText w:val=""/>
+      <w:lvlJc w:val="left"/>
+      <w:pPr>
+        <w:ind w:left="4320" w:hanging="360"/>
+      </w:pPr>
+      <w:rPr>
+        <w:rFonts w:hint="default" w:ascii="Wingdings" w:hAnsi="Wingdings"/>
+      </w:rPr>
+    </w:lvl>
+    <w:lvl xmlns:w="http://schemas.openxmlformats.org/wordprocessingml/2006/main" w:ilvl="6">
+      <w:start w:val="1"/>
+      <w:numFmt w:val="bullet"/>
+      <w:lvlText w:val=""/>
+      <w:lvlJc w:val="left"/>
+      <w:pPr>
+        <w:ind w:left="5040" w:hanging="360"/>
+      </w:pPr>
+      <w:rPr>
+        <w:rFonts w:hint="default" w:ascii="Symbol" w:hAnsi="Symbol"/>
+      </w:rPr>
+    </w:lvl>
+    <w:lvl xmlns:w="http://schemas.openxmlformats.org/wordprocessingml/2006/main" w:ilvl="7">
+      <w:start w:val="1"/>
+      <w:numFmt w:val="bullet"/>
+      <w:lvlText w:val="o"/>
+      <w:lvlJc w:val="left"/>
+      <w:pPr>
+        <w:ind w:left="5760" w:hanging="360"/>
+      </w:pPr>
+      <w:rPr>
+        <w:rFonts w:hint="default" w:ascii="Courier New" w:hAnsi="Courier New"/>
+      </w:rPr>
+    </w:lvl>
+    <w:lvl xmlns:w="http://schemas.openxmlformats.org/wordprocessingml/2006/main" w:ilvl="8">
+      <w:start w:val="1"/>
+      <w:numFmt w:val="bullet"/>
+      <w:lvlText w:val=""/>
+      <w:lvlJc w:val="left"/>
+      <w:pPr>
+        <w:ind w:left="6480" w:hanging="360"/>
+      </w:pPr>
+      <w:rPr>
+        <w:rFonts w:hint="default" w:ascii="Wingdings" w:hAnsi="Wingdings"/>
+      </w:rPr>
+    </w:lvl>
+  </w:abstractNum>
+  <w:abstractNum xmlns:w="http://schemas.openxmlformats.org/wordprocessingml/2006/main" w:abstractNumId="21">
+    <w:nsid w:val="2fac0b5e"/>
+    <w:multiLevelType xmlns:w="http://schemas.openxmlformats.org/wordprocessingml/2006/main" w:val="hybridMultilevel"/>
+    <w:lvl xmlns:w="http://schemas.openxmlformats.org/wordprocessingml/2006/main" w:ilvl="0">
+      <w:start w:val="1"/>
+      <w:numFmt w:val="bullet"/>
+      <w:lvlText w:val=""/>
+      <w:lvlJc w:val="left"/>
+      <w:pPr>
+        <w:ind w:left="720" w:hanging="360"/>
+      </w:pPr>
+      <w:rPr>
+        <w:rFonts w:hint="default" w:ascii="Symbol" w:hAnsi="Symbol"/>
+      </w:rPr>
+    </w:lvl>
+    <w:lvl xmlns:w="http://schemas.openxmlformats.org/wordprocessingml/2006/main" w:ilvl="1">
+      <w:start w:val="1"/>
+      <w:numFmt w:val="bullet"/>
+      <w:lvlText w:val="o"/>
+      <w:lvlJc w:val="left"/>
+      <w:pPr>
+        <w:ind w:left="1440" w:hanging="360"/>
+      </w:pPr>
+      <w:rPr>
+        <w:rFonts w:hint="default" w:ascii="Courier New" w:hAnsi="Courier New"/>
+      </w:rPr>
+    </w:lvl>
+    <w:lvl xmlns:w="http://schemas.openxmlformats.org/wordprocessingml/2006/main" w:ilvl="2">
+      <w:start w:val="1"/>
+      <w:numFmt w:val="bullet"/>
+      <w:lvlText w:val=""/>
+      <w:lvlJc w:val="left"/>
+      <w:pPr>
+        <w:ind w:left="2160" w:hanging="360"/>
+      </w:pPr>
+      <w:rPr>
+        <w:rFonts w:hint="default" w:ascii="Wingdings" w:hAnsi="Wingdings"/>
+      </w:rPr>
+    </w:lvl>
+    <w:lvl xmlns:w="http://schemas.openxmlformats.org/wordprocessingml/2006/main" w:ilvl="3">
+      <w:start w:val="1"/>
+      <w:numFmt w:val="bullet"/>
+      <w:lvlText w:val=""/>
+      <w:lvlJc w:val="left"/>
+      <w:pPr>
+        <w:ind w:left="2880" w:hanging="360"/>
+      </w:pPr>
+      <w:rPr>
+        <w:rFonts w:hint="default" w:ascii="Symbol" w:hAnsi="Symbol"/>
+      </w:rPr>
+    </w:lvl>
+    <w:lvl xmlns:w="http://schemas.openxmlformats.org/wordprocessingml/2006/main" w:ilvl="4">
+      <w:start w:val="1"/>
+      <w:numFmt w:val="bullet"/>
+      <w:lvlText w:val="o"/>
+      <w:lvlJc w:val="left"/>
+      <w:pPr>
+        <w:ind w:left="3600" w:hanging="360"/>
+      </w:pPr>
+      <w:rPr>
+        <w:rFonts w:hint="default" w:ascii="Courier New" w:hAnsi="Courier New"/>
+      </w:rPr>
+    </w:lvl>
+    <w:lvl xmlns:w="http://schemas.openxmlformats.org/wordprocessingml/2006/main" w:ilvl="5">
+      <w:start w:val="1"/>
+      <w:numFmt w:val="bullet"/>
+      <w:lvlText w:val=""/>
+      <w:lvlJc w:val="left"/>
+      <w:pPr>
+        <w:ind w:left="4320" w:hanging="360"/>
+      </w:pPr>
+      <w:rPr>
+        <w:rFonts w:hint="default" w:ascii="Wingdings" w:hAnsi="Wingdings"/>
+      </w:rPr>
+    </w:lvl>
+    <w:lvl xmlns:w="http://schemas.openxmlformats.org/wordprocessingml/2006/main" w:ilvl="6">
+      <w:start w:val="1"/>
+      <w:numFmt w:val="bullet"/>
+      <w:lvlText w:val=""/>
+      <w:lvlJc w:val="left"/>
+      <w:pPr>
+        <w:ind w:left="5040" w:hanging="360"/>
+      </w:pPr>
+      <w:rPr>
+        <w:rFonts w:hint="default" w:ascii="Symbol" w:hAnsi="Symbol"/>
+      </w:rPr>
+    </w:lvl>
+    <w:lvl xmlns:w="http://schemas.openxmlformats.org/wordprocessingml/2006/main" w:ilvl="7">
+      <w:start w:val="1"/>
+      <w:numFmt w:val="bullet"/>
+      <w:lvlText w:val="o"/>
+      <w:lvlJc w:val="left"/>
+      <w:pPr>
+        <w:ind w:left="5760" w:hanging="360"/>
+      </w:pPr>
+      <w:rPr>
+        <w:rFonts w:hint="default" w:ascii="Courier New" w:hAnsi="Courier New"/>
+      </w:rPr>
+    </w:lvl>
+    <w:lvl xmlns:w="http://schemas.openxmlformats.org/wordprocessingml/2006/main" w:ilvl="8">
+      <w:start w:val="1"/>
+      <w:numFmt w:val="bullet"/>
+      <w:lvlText w:val=""/>
+      <w:lvlJc w:val="left"/>
+      <w:pPr>
+        <w:ind w:left="6480" w:hanging="360"/>
+      </w:pPr>
+      <w:rPr>
+        <w:rFonts w:hint="default" w:ascii="Wingdings" w:hAnsi="Wingdings"/>
+      </w:rPr>
+    </w:lvl>
+  </w:abstractNum>
+  <w:abstractNum xmlns:w="http://schemas.openxmlformats.org/wordprocessingml/2006/main" w:abstractNumId="20">
+    <w:nsid w:val="5b7e1dbc"/>
+    <w:multiLevelType xmlns:w="http://schemas.openxmlformats.org/wordprocessingml/2006/main" w:val="hybridMultilevel"/>
+    <w:lvl xmlns:w="http://schemas.openxmlformats.org/wordprocessingml/2006/main" w:ilvl="0">
+      <w:start w:val="1"/>
+      <w:numFmt w:val="bullet"/>
+      <w:lvlText w:val=""/>
+      <w:lvlJc w:val="left"/>
+      <w:pPr>
+        <w:ind w:left="720" w:hanging="360"/>
+      </w:pPr>
+      <w:rPr>
+        <w:rFonts w:hint="default" w:ascii="Symbol" w:hAnsi="Symbol"/>
+      </w:rPr>
+    </w:lvl>
+    <w:lvl xmlns:w="http://schemas.openxmlformats.org/wordprocessingml/2006/main" w:ilvl="1">
+      <w:start w:val="1"/>
+      <w:numFmt w:val="bullet"/>
+      <w:lvlText w:val="o"/>
+      <w:lvlJc w:val="left"/>
+      <w:pPr>
+        <w:ind w:left="1440" w:hanging="360"/>
+      </w:pPr>
+      <w:rPr>
+        <w:rFonts w:hint="default" w:ascii="Courier New" w:hAnsi="Courier New"/>
+      </w:rPr>
+    </w:lvl>
+    <w:lvl xmlns:w="http://schemas.openxmlformats.org/wordprocessingml/2006/main" w:ilvl="2">
+      <w:start w:val="1"/>
+      <w:numFmt w:val="bullet"/>
+      <w:lvlText w:val=""/>
+      <w:lvlJc w:val="left"/>
+      <w:pPr>
+        <w:ind w:left="2160" w:hanging="360"/>
+      </w:pPr>
+      <w:rPr>
+        <w:rFonts w:hint="default" w:ascii="Wingdings" w:hAnsi="Wingdings"/>
+      </w:rPr>
+    </w:lvl>
+    <w:lvl xmlns:w="http://schemas.openxmlformats.org/wordprocessingml/2006/main" w:ilvl="3">
+      <w:start w:val="1"/>
+      <w:numFmt w:val="bullet"/>
+      <w:lvlText w:val=""/>
+      <w:lvlJc w:val="left"/>
+      <w:pPr>
+        <w:ind w:left="2880" w:hanging="360"/>
+      </w:pPr>
+      <w:rPr>
+        <w:rFonts w:hint="default" w:ascii="Symbol" w:hAnsi="Symbol"/>
+      </w:rPr>
+    </w:lvl>
+    <w:lvl xmlns:w="http://schemas.openxmlformats.org/wordprocessingml/2006/main" w:ilvl="4">
+      <w:start w:val="1"/>
+      <w:numFmt w:val="bullet"/>
+      <w:lvlText w:val="o"/>
+      <w:lvlJc w:val="left"/>
+      <w:pPr>
+        <w:ind w:left="3600" w:hanging="360"/>
+      </w:pPr>
+      <w:rPr>
+        <w:rFonts w:hint="default" w:ascii="Courier New" w:hAnsi="Courier New"/>
+      </w:rPr>
+    </w:lvl>
+    <w:lvl xmlns:w="http://schemas.openxmlformats.org/wordprocessingml/2006/main" w:ilvl="5">
+      <w:start w:val="1"/>
+      <w:numFmt w:val="bullet"/>
+      <w:lvlText w:val=""/>
+      <w:lvlJc w:val="left"/>
+      <w:pPr>
+        <w:ind w:left="4320" w:hanging="360"/>
+      </w:pPr>
+      <w:rPr>
+        <w:rFonts w:hint="default" w:ascii="Wingdings" w:hAnsi="Wingdings"/>
+      </w:rPr>
+    </w:lvl>
+    <w:lvl xmlns:w="http://schemas.openxmlformats.org/wordprocessingml/2006/main" w:ilvl="6">
+      <w:start w:val="1"/>
+      <w:numFmt w:val="bullet"/>
+      <w:lvlText w:val=""/>
+      <w:lvlJc w:val="left"/>
+      <w:pPr>
+        <w:ind w:left="5040" w:hanging="360"/>
+      </w:pPr>
+      <w:rPr>
+        <w:rFonts w:hint="default" w:ascii="Symbol" w:hAnsi="Symbol"/>
+      </w:rPr>
+    </w:lvl>
+    <w:lvl xmlns:w="http://schemas.openxmlformats.org/wordprocessingml/2006/main" w:ilvl="7">
+      <w:start w:val="1"/>
+      <w:numFmt w:val="bullet"/>
+      <w:lvlText w:val="o"/>
+      <w:lvlJc w:val="left"/>
+      <w:pPr>
+        <w:ind w:left="5760" w:hanging="360"/>
+      </w:pPr>
+      <w:rPr>
+        <w:rFonts w:hint="default" w:ascii="Courier New" w:hAnsi="Courier New"/>
+      </w:rPr>
+    </w:lvl>
+    <w:lvl xmlns:w="http://schemas.openxmlformats.org/wordprocessingml/2006/main" w:ilvl="8">
+      <w:start w:val="1"/>
+      <w:numFmt w:val="bullet"/>
+      <w:lvlText w:val=""/>
+      <w:lvlJc w:val="left"/>
+      <w:pPr>
+        <w:ind w:left="6480" w:hanging="360"/>
+      </w:pPr>
+      <w:rPr>
+        <w:rFonts w:hint="default" w:ascii="Wingdings" w:hAnsi="Wingdings"/>
+      </w:rPr>
+    </w:lvl>
+  </w:abstractNum>
   <w:abstractNum xmlns:w="http://schemas.openxmlformats.org/wordprocessingml/2006/main" w:abstractNumId="19">
     <w:nsid w:val="727c5f93"/>
     <w:multiLevelType xmlns:w="http://schemas.openxmlformats.org/wordprocessingml/2006/main" w:val="hybridMultilevel"/>
@@ -6833,7 +10236,7 @@
     <w:nsid w:val="05BD582D"/>
     <w:multiLevelType w:val="hybridMultilevel"/>
     <w:tmpl w:val="E36C5F02"/>
-    <w:lvl w:ilvl="0" w:tplc="E6640BB8">
+    <w:lvl w:ilvl="0">
       <w:start w:val="1"/>
       <w:numFmt w:val="decimal"/>
       <w:pStyle w:val="Ttulo2"/>
@@ -6845,9 +10248,7 @@
         </w:tabs>
         <w:ind w:left="360" w:hanging="360"/>
       </w:pPr>
-      <w:rPr>
-        <w:rFonts w:hint="default"/>
-      </w:rPr>
+      <w:rPr/>
     </w:lvl>
     <w:lvl w:ilvl="1" w:tplc="04090019" w:tentative="1">
       <w:start w:val="1"/>
@@ -8753,6 +12154,21 @@
       </w:rPr>
     </w:lvl>
   </w:abstractNum>
+  <w:num w:numId="27">
+    <w:abstractNumId w:val="24"/>
+  </w:num>
+  <w:num w:numId="26">
+    <w:abstractNumId w:val="23"/>
+  </w:num>
+  <w:num w:numId="25">
+    <w:abstractNumId w:val="22"/>
+  </w:num>
+  <w:num w:numId="24">
+    <w:abstractNumId w:val="21"/>
+  </w:num>
+  <w:num w:numId="23">
+    <w:abstractNumId w:val="20"/>
+  </w:num>
   <w:num w:numId="22">
     <w:abstractNumId w:val="19"/>
   </w:num>
@@ -8821,9 +12237,7 @@
   </w:num>
   <w:num w:numId="19">
     <w:abstractNumId w:val="1"/>
-    <w:lvlOverride w:ilvl="0">
-      <w:startOverride w:val="1"/>
-    </w:lvlOverride>
+    <w:lvlOverride w:ilvl="0"/>
   </w:num>
 </w:numbering>
 </file>
